--- a/Week 3 - Data Visualization and Insights Communication/Data_Visualization_and_Insights_Communication.docx
+++ b/Week 3 - Data Visualization and Insights Communication/Data_Visualization_and_Insights_Communication.docx
@@ -4,889 +4,311 @@
   <w:body>
     <w:p>
       <w:pPr>
-        <w:spacing w:after="80" w:before="240"/>
-        <w:jc w:val="center"/>
+        <w:keepNext/>
+        <w:spacing w:before="0" w:after="60"/>
       </w:pPr>
       <w:r>
         <w:rPr>
           <w:rFonts w:ascii="Times New Roman" w:hAnsi="Times New Roman"/>
           <w:b/>
-          <w:color w:val="002060"/>
-          <w:sz w:val="40"/>
+          <w:color w:val="000000"/>
+          <w:sz w:val="28"/>
         </w:rPr>
-        <w:t>HEALTHCARE DATA VISUALIZATION AND INSIGHTS COMMUNICATION</w:t>
+        <w:t>INTERNSHIP DELIVERABLE — WEEK 3</w:t>
       </w:r>
     </w:p>
     <w:p>
       <w:pPr>
-        <w:spacing w:after="360"/>
-        <w:jc w:val="center"/>
+        <w:keepNext/>
+        <w:spacing w:before="40" w:after="80"/>
+      </w:pPr>
+      <w:r>
+        <w:rPr>
+          <w:rFonts w:ascii="Times New Roman" w:hAnsi="Times New Roman"/>
+          <w:b/>
+          <w:color w:val="000000"/>
+          <w:sz w:val="40"/>
+        </w:rPr>
+        <w:t>Healthcare Data Visualization and Insights Communication</w:t>
+      </w:r>
+    </w:p>
+    <w:p>
+      <w:pPr>
+        <w:keepNext/>
+        <w:spacing w:after="120"/>
       </w:pPr>
       <w:r>
         <w:rPr>
           <w:rFonts w:ascii="Times New Roman" w:hAnsi="Times New Roman"/>
           <w:i/>
-          <w:color w:val="505050"/>
-          <w:sz w:val="24"/>
+          <w:color w:val="000000"/>
+          <w:sz w:val="26"/>
         </w:rPr>
-        <w:t>Visual Analytics Strategy, Metric Wireframes, and Executive Clinical Dashboards</w:t>
-        <w:br/>
-        <w:t>Author: Ankit Kumar | Role: Healthcare Data Analyst Intern | Date: November 2025</w:t>
-      </w:r>
-    </w:p>
-    <w:p>
-      <w:pPr>
-        <w:keepNext/>
-        <w:spacing w:before="280" w:after="80"/>
-      </w:pPr>
-      <w:r>
-        <w:rPr>
-          <w:rFonts w:ascii="Times New Roman" w:hAnsi="Times New Roman"/>
-          <w:b/>
-          <w:color w:val="002060"/>
-          <w:sz w:val="30"/>
-        </w:rPr>
-        <w:t>1. Executive Summary</w:t>
-      </w:r>
-    </w:p>
-    <w:p>
-      <w:pPr>
-        <w:spacing w:line="276" w:lineRule="auto" w:after="120"/>
-      </w:pPr>
-      <w:r>
-        <w:rPr>
-          <w:rFonts w:ascii="Times New Roman" w:hAnsi="Times New Roman"/>
-          <w:sz w:val="24"/>
-        </w:rPr>
-        <w:t>Data visualization in healthcare bridges the critical gap between complex statistical algorithms and clinical frontline decision-making. Physicians, nurse unit managers, and hospital administrators operate in high-cognitive-load environments where raw tabular numbers and complex statistical parameters (e.g., log-odds, p-values) fail to drive immediate operational interventions. This document details the data visualization strategy for communicating patient readmission patterns, inpatient length of stay distributions, and departmental bed utilization. By pairing human-centered dashboard design with rigorous visual encodings, this framework transforms predictive models into intuitive clinical decision-support tools.</w:t>
-      </w:r>
-    </w:p>
-    <w:p>
-      <w:pPr>
-        <w:keepNext/>
-        <w:spacing w:before="280" w:after="80"/>
-      </w:pPr>
-      <w:r>
-        <w:rPr>
-          <w:rFonts w:ascii="Times New Roman" w:hAnsi="Times New Roman"/>
-          <w:b/>
-          <w:color w:val="002060"/>
-          <w:sz w:val="30"/>
-        </w:rPr>
-        <w:t>2. Key Healthcare Performance Metrics</w:t>
-      </w:r>
-    </w:p>
-    <w:p>
-      <w:pPr>
-        <w:spacing w:line="276" w:lineRule="auto" w:after="120"/>
-      </w:pPr>
-      <w:r>
-        <w:rPr>
-          <w:rFonts w:ascii="Times New Roman" w:hAnsi="Times New Roman"/>
-          <w:sz w:val="24"/>
-        </w:rPr>
-        <w:t>Effective clinical communication requires prioritizing standardized healthcare KPIs that balance patient outcomes with financial sustainability:</w:t>
+        <w:t>Clinical Visual Analytics Strategy, Metric Wireframes, and Frontline Executive Dashboards</w:t>
       </w:r>
     </w:p>
     <w:tbl>
       <w:tblPr>
         <w:tblW w:type="auto" w:w="0"/>
         <w:jc w:val="center"/>
-        <w:tblLayout w:type="fixed"/>
         <w:tblLook w:firstColumn="1" w:firstRow="1" w:lastColumn="0" w:lastRow="0" w:noHBand="0" w:noVBand="1" w:val="04A0"/>
       </w:tblPr>
       <w:tblGrid>
-        <w:gridCol w:w="2340"/>
-        <w:gridCol w:w="2340"/>
-        <w:gridCol w:w="2340"/>
-        <w:gridCol w:w="2340"/>
+        <w:gridCol w:w="4896"/>
+        <w:gridCol w:w="4896"/>
       </w:tblGrid>
       <w:tr>
+        <w:trPr>
+          <w:cantSplit/>
+        </w:trPr>
         <w:tc>
           <w:tcPr>
-            <w:tcW w:type="dxa" w:w="2160"/>
-            <w:shd w:fill="D9E1F2"/>
+            <w:tcW w:type="dxa" w:w="4896"/>
+            <w:shd w:fill="FFFFFF"/>
+            <w:tcMar>
+              <w:top w:w="70" w:type="dxa"/>
+              <w:bottom w:w="70" w:type="dxa"/>
+              <w:left w:w="120" w:type="dxa"/>
+              <w:right w:w="120" w:type="dxa"/>
+            </w:tcMar>
             <w:tcBorders>
-              <w:top w:val="single" w:sz="6" w:space="0" w:color="203764"/>
-              <w:left w:val="none" w:sz="6" w:space="0" w:color="203764"/>
-              <w:bottom w:val="double" w:sz="6" w:space="0" w:color="203764"/>
-              <w:right w:val="none" w:sz="6" w:space="0" w:color="203764"/>
+              <w:top w:val="single" w:sz="12" w:space="0" w:color="000000"/>
+              <w:left w:val="single" w:sz="12" w:space="0" w:color="000000"/>
+              <w:bottom w:val="single" w:sz="12" w:space="0" w:color="000000"/>
+              <w:right w:val="single" w:sz="12" w:space="0" w:color="000000"/>
             </w:tcBorders>
-            <w:tcMar>
-              <w:top w:w="120" w:type="dxa"/>
-              <w:bottom w:w="120" w:type="dxa"/>
-              <w:left w:w="150" w:type="dxa"/>
-              <w:right w:w="150" w:type="dxa"/>
-            </w:tcMar>
           </w:tcPr>
           <w:p>
             <w:pPr>
-              <w:jc w:val="center"/>
+              <w:spacing w:after="0" w:line="288" w:lineRule="auto"/>
             </w:pPr>
             <w:r>
               <w:rPr>
                 <w:rFonts w:ascii="Times New Roman" w:hAnsi="Times New Roman"/>
                 <w:b/>
                 <w:color w:val="000000"/>
-                <w:sz w:val="22"/>
+                <w:sz w:val="27"/>
               </w:rPr>
-              <w:t>Metric Category</w:t>
+              <w:t xml:space="preserve">Intern / Author: </w:t>
+            </w:r>
+            <w:r>
+              <w:rPr>
+                <w:rFonts w:ascii="Times New Roman" w:hAnsi="Times New Roman"/>
+                <w:b/>
+                <w:color w:val="000000"/>
+                <w:sz w:val="26"/>
+              </w:rPr>
+              <w:t>Ankit Kumar</w:t>
             </w:r>
           </w:p>
         </w:tc>
         <w:tc>
           <w:tcPr>
-            <w:tcW w:type="dxa" w:w="2592"/>
-            <w:shd w:fill="D9E1F2"/>
+            <w:tcW w:type="dxa" w:w="4896"/>
+            <w:shd w:fill="FFFFFF"/>
+            <w:tcMar>
+              <w:top w:w="70" w:type="dxa"/>
+              <w:bottom w:w="70" w:type="dxa"/>
+              <w:left w:w="120" w:type="dxa"/>
+              <w:right w:w="120" w:type="dxa"/>
+            </w:tcMar>
             <w:tcBorders>
-              <w:top w:val="single" w:sz="6" w:space="0" w:color="203764"/>
-              <w:left w:val="none" w:sz="6" w:space="0" w:color="203764"/>
-              <w:bottom w:val="double" w:sz="6" w:space="0" w:color="203764"/>
-              <w:right w:val="none" w:sz="6" w:space="0" w:color="203764"/>
+              <w:top w:val="single" w:sz="12" w:space="0" w:color="000000"/>
+              <w:left w:val="single" w:sz="12" w:space="0" w:color="000000"/>
+              <w:bottom w:val="single" w:sz="12" w:space="0" w:color="000000"/>
+              <w:right w:val="single" w:sz="12" w:space="0" w:color="000000"/>
             </w:tcBorders>
-            <w:tcMar>
-              <w:top w:w="120" w:type="dxa"/>
-              <w:bottom w:w="120" w:type="dxa"/>
-              <w:left w:w="150" w:type="dxa"/>
-              <w:right w:w="150" w:type="dxa"/>
-            </w:tcMar>
           </w:tcPr>
           <w:p>
             <w:pPr>
-              <w:jc w:val="center"/>
+              <w:spacing w:after="0" w:line="288" w:lineRule="auto"/>
             </w:pPr>
             <w:r>
               <w:rPr>
                 <w:rFonts w:ascii="Times New Roman" w:hAnsi="Times New Roman"/>
                 <w:b/>
                 <w:color w:val="000000"/>
-                <w:sz w:val="22"/>
+                <w:sz w:val="27"/>
               </w:rPr>
-              <w:t>Key Indicator</w:t>
+              <w:t xml:space="preserve">Target Role: </w:t>
+            </w:r>
+            <w:r>
+              <w:rPr>
+                <w:rFonts w:ascii="Times New Roman" w:hAnsi="Times New Roman"/>
+                <w:color w:val="000000"/>
+                <w:sz w:val="26"/>
+              </w:rPr>
+              <w:t>Healthcare Data Analyst Intern</w:t>
             </w:r>
           </w:p>
         </w:tc>
+      </w:tr>
+      <w:tr>
+        <w:trPr>
+          <w:cantSplit/>
+        </w:trPr>
         <w:tc>
           <w:tcPr>
-            <w:tcW w:type="dxa" w:w="3600"/>
-            <w:shd w:fill="D9E1F2"/>
+            <w:tcW w:type="dxa" w:w="4896"/>
+            <w:shd w:fill="FFFFFF"/>
+            <w:tcMar>
+              <w:top w:w="70" w:type="dxa"/>
+              <w:bottom w:w="70" w:type="dxa"/>
+              <w:left w:w="120" w:type="dxa"/>
+              <w:right w:w="120" w:type="dxa"/>
+            </w:tcMar>
             <w:tcBorders>
-              <w:top w:val="single" w:sz="6" w:space="0" w:color="203764"/>
-              <w:left w:val="none" w:sz="6" w:space="0" w:color="203764"/>
-              <w:bottom w:val="double" w:sz="6" w:space="0" w:color="203764"/>
-              <w:right w:val="none" w:sz="6" w:space="0" w:color="203764"/>
+              <w:top w:val="single" w:sz="12" w:space="0" w:color="000000"/>
+              <w:left w:val="single" w:sz="12" w:space="0" w:color="000000"/>
+              <w:bottom w:val="single" w:sz="12" w:space="0" w:color="000000"/>
+              <w:right w:val="single" w:sz="12" w:space="0" w:color="000000"/>
             </w:tcBorders>
-            <w:tcMar>
-              <w:top w:w="120" w:type="dxa"/>
-              <w:bottom w:w="120" w:type="dxa"/>
-              <w:left w:w="150" w:type="dxa"/>
-              <w:right w:w="150" w:type="dxa"/>
-            </w:tcMar>
           </w:tcPr>
           <w:p>
             <w:pPr>
-              <w:jc w:val="center"/>
+              <w:spacing w:after="0" w:line="288" w:lineRule="auto"/>
             </w:pPr>
             <w:r>
               <w:rPr>
                 <w:rFonts w:ascii="Times New Roman" w:hAnsi="Times New Roman"/>
                 <w:b/>
                 <w:color w:val="000000"/>
-                <w:sz w:val="22"/>
+                <w:sz w:val="27"/>
               </w:rPr>
-              <w:t>Formula / Operational Definition</w:t>
+              <w:t xml:space="preserve">Track: </w:t>
+            </w:r>
+            <w:r>
+              <w:rPr>
+                <w:rFonts w:ascii="Times New Roman" w:hAnsi="Times New Roman"/>
+                <w:color w:val="000000"/>
+                <w:sz w:val="26"/>
+              </w:rPr>
+              <w:t>Clinical Visual Informatics &amp; BI</w:t>
             </w:r>
           </w:p>
         </w:tc>
         <w:tc>
           <w:tcPr>
-            <w:tcW w:type="dxa" w:w="1728"/>
-            <w:shd w:fill="D9E1F2"/>
+            <w:tcW w:type="dxa" w:w="4896"/>
+            <w:shd w:fill="FFFFFF"/>
+            <w:tcMar>
+              <w:top w:w="70" w:type="dxa"/>
+              <w:bottom w:w="70" w:type="dxa"/>
+              <w:left w:w="120" w:type="dxa"/>
+              <w:right w:w="120" w:type="dxa"/>
+            </w:tcMar>
             <w:tcBorders>
-              <w:top w:val="single" w:sz="6" w:space="0" w:color="203764"/>
-              <w:left w:val="none" w:sz="6" w:space="0" w:color="203764"/>
-              <w:bottom w:val="double" w:sz="6" w:space="0" w:color="203764"/>
-              <w:right w:val="none" w:sz="6" w:space="0" w:color="203764"/>
+              <w:top w:val="single" w:sz="12" w:space="0" w:color="000000"/>
+              <w:left w:val="single" w:sz="12" w:space="0" w:color="000000"/>
+              <w:bottom w:val="single" w:sz="12" w:space="0" w:color="000000"/>
+              <w:right w:val="single" w:sz="12" w:space="0" w:color="000000"/>
             </w:tcBorders>
-            <w:tcMar>
-              <w:top w:w="120" w:type="dxa"/>
-              <w:bottom w:w="120" w:type="dxa"/>
-              <w:left w:w="150" w:type="dxa"/>
-              <w:right w:w="150" w:type="dxa"/>
-            </w:tcMar>
           </w:tcPr>
           <w:p>
             <w:pPr>
-              <w:jc w:val="center"/>
+              <w:spacing w:after="0" w:line="288" w:lineRule="auto"/>
             </w:pPr>
             <w:r>
               <w:rPr>
                 <w:rFonts w:ascii="Times New Roman" w:hAnsi="Times New Roman"/>
                 <w:b/>
                 <w:color w:val="000000"/>
-                <w:sz w:val="22"/>
+                <w:sz w:val="27"/>
               </w:rPr>
-              <w:t>Target Benchmark</w:t>
+              <w:t xml:space="preserve">Deliverable ID: </w:t>
+            </w:r>
+            <w:r>
+              <w:rPr>
+                <w:rFonts w:ascii="Times New Roman" w:hAnsi="Times New Roman"/>
+                <w:color w:val="000000"/>
+                <w:sz w:val="26"/>
+              </w:rPr>
+              <w:t>Week 3 Visual Blueprint (W3)</w:t>
             </w:r>
           </w:p>
         </w:tc>
       </w:tr>
       <w:tr>
+        <w:trPr>
+          <w:cantSplit/>
+        </w:trPr>
         <w:tc>
           <w:tcPr>
-            <w:tcW w:type="dxa" w:w="2160"/>
+            <w:tcW w:type="dxa" w:w="4896"/>
             <w:shd w:fill="FFFFFF"/>
+            <w:tcMar>
+              <w:top w:w="70" w:type="dxa"/>
+              <w:bottom w:w="70" w:type="dxa"/>
+              <w:left w:w="120" w:type="dxa"/>
+              <w:right w:w="120" w:type="dxa"/>
+            </w:tcMar>
             <w:tcBorders>
-              <w:top w:val="single" w:sz="4" w:space="0" w:color="CCCCCC"/>
-              <w:left w:val="none" w:sz="4" w:space="0" w:color="CCCCCC"/>
-              <w:bottom w:val="single" w:sz="4" w:space="0" w:color="CCCCCC"/>
-              <w:right w:val="none" w:sz="4" w:space="0" w:color="CCCCCC"/>
+              <w:top w:val="single" w:sz="12" w:space="0" w:color="000000"/>
+              <w:left w:val="single" w:sz="12" w:space="0" w:color="000000"/>
+              <w:bottom w:val="single" w:sz="12" w:space="0" w:color="000000"/>
+              <w:right w:val="single" w:sz="12" w:space="0" w:color="000000"/>
             </w:tcBorders>
-            <w:tcMar>
-              <w:top w:w="80" w:type="dxa"/>
-              <w:bottom w:w="80" w:type="dxa"/>
-              <w:left w:w="150" w:type="dxa"/>
-              <w:right w:w="150" w:type="dxa"/>
-            </w:tcMar>
           </w:tcPr>
           <w:p>
+            <w:pPr>
+              <w:spacing w:after="0" w:line="288" w:lineRule="auto"/>
+            </w:pPr>
             <w:r>
               <w:rPr>
                 <w:rFonts w:ascii="Times New Roman" w:hAnsi="Times New Roman"/>
-                <w:sz w:val="21"/>
+                <w:b/>
+                <w:color w:val="000000"/>
+                <w:sz w:val="27"/>
               </w:rPr>
-              <w:t>Clinical Quality</w:t>
+              <w:t xml:space="preserve">Dashboard Modality: </w:t>
+            </w:r>
+            <w:r>
+              <w:rPr>
+                <w:rFonts w:ascii="Times New Roman" w:hAnsi="Times New Roman"/>
+                <w:color w:val="000000"/>
+                <w:sz w:val="26"/>
+              </w:rPr>
+              <w:t>Executive BI &amp; Frontline Clinical Decision Support</w:t>
             </w:r>
           </w:p>
         </w:tc>
         <w:tc>
           <w:tcPr>
-            <w:tcW w:type="dxa" w:w="2592"/>
+            <w:tcW w:type="dxa" w:w="4896"/>
             <w:shd w:fill="FFFFFF"/>
+            <w:tcMar>
+              <w:top w:w="70" w:type="dxa"/>
+              <w:bottom w:w="70" w:type="dxa"/>
+              <w:left w:w="120" w:type="dxa"/>
+              <w:right w:w="120" w:type="dxa"/>
+            </w:tcMar>
             <w:tcBorders>
-              <w:top w:val="single" w:sz="4" w:space="0" w:color="CCCCCC"/>
-              <w:left w:val="none" w:sz="4" w:space="0" w:color="CCCCCC"/>
-              <w:bottom w:val="single" w:sz="4" w:space="0" w:color="CCCCCC"/>
-              <w:right w:val="none" w:sz="4" w:space="0" w:color="CCCCCC"/>
+              <w:top w:val="single" w:sz="12" w:space="0" w:color="000000"/>
+              <w:left w:val="single" w:sz="12" w:space="0" w:color="000000"/>
+              <w:bottom w:val="single" w:sz="12" w:space="0" w:color="000000"/>
+              <w:right w:val="single" w:sz="12" w:space="0" w:color="000000"/>
             </w:tcBorders>
-            <w:tcMar>
-              <w:top w:w="80" w:type="dxa"/>
-              <w:bottom w:w="80" w:type="dxa"/>
-              <w:left w:w="150" w:type="dxa"/>
-              <w:right w:w="150" w:type="dxa"/>
-            </w:tcMar>
           </w:tcPr>
           <w:p>
+            <w:pPr>
+              <w:spacing w:after="0" w:line="288" w:lineRule="auto"/>
+            </w:pPr>
             <w:r>
               <w:rPr>
                 <w:rFonts w:ascii="Times New Roman" w:hAnsi="Times New Roman"/>
-                <w:sz w:val="21"/>
+                <w:b/>
+                <w:color w:val="000000"/>
+                <w:sz w:val="27"/>
               </w:rPr>
-              <w:t>All-Cause 30-Day Readmission Rate</w:t>
+              <w:t xml:space="preserve">Scope: </w:t>
             </w:r>
-          </w:p>
-        </w:tc>
-        <w:tc>
-          <w:tcPr>
-            <w:tcW w:type="dxa" w:w="3600"/>
-            <w:shd w:fill="FFFFFF"/>
-            <w:tcBorders>
-              <w:top w:val="single" w:sz="4" w:space="0" w:color="CCCCCC"/>
-              <w:left w:val="none" w:sz="4" w:space="0" w:color="CCCCCC"/>
-              <w:bottom w:val="single" w:sz="4" w:space="0" w:color="CCCCCC"/>
-              <w:right w:val="none" w:sz="4" w:space="0" w:color="CCCCCC"/>
-            </w:tcBorders>
-            <w:tcMar>
-              <w:top w:w="80" w:type="dxa"/>
-              <w:bottom w:w="80" w:type="dxa"/>
-              <w:left w:w="150" w:type="dxa"/>
-              <w:right w:w="150" w:type="dxa"/>
-            </w:tcMar>
-          </w:tcPr>
-          <w:p>
             <w:r>
               <w:rPr>
                 <w:rFonts w:ascii="Times New Roman" w:hAnsi="Times New Roman"/>
-                <w:sz w:val="21"/>
+                <w:color w:val="000000"/>
+                <w:sz w:val="26"/>
               </w:rPr>
-              <w:t>(Total 30-day acute readmissions / Total live inpatient discharges) * 100</w:t>
-            </w:r>
-          </w:p>
-        </w:tc>
-        <w:tc>
-          <w:tcPr>
-            <w:tcW w:type="dxa" w:w="1728"/>
-            <w:shd w:fill="FFFFFF"/>
-            <w:tcBorders>
-              <w:top w:val="single" w:sz="4" w:space="0" w:color="CCCCCC"/>
-              <w:left w:val="none" w:sz="4" w:space="0" w:color="CCCCCC"/>
-              <w:bottom w:val="single" w:sz="4" w:space="0" w:color="CCCCCC"/>
-              <w:right w:val="none" w:sz="4" w:space="0" w:color="CCCCCC"/>
-            </w:tcBorders>
-            <w:tcMar>
-              <w:top w:w="80" w:type="dxa"/>
-              <w:bottom w:w="80" w:type="dxa"/>
-              <w:left w:w="150" w:type="dxa"/>
-              <w:right w:w="150" w:type="dxa"/>
-            </w:tcMar>
-          </w:tcPr>
-          <w:p>
-            <w:r>
-              <w:rPr>
-                <w:rFonts w:ascii="Times New Roman" w:hAnsi="Times New Roman"/>
-                <w:sz w:val="21"/>
-              </w:rPr>
-              <w:t>&lt; 16.5%</w:t>
-            </w:r>
-          </w:p>
-        </w:tc>
-      </w:tr>
-      <w:tr>
-        <w:tc>
-          <w:tcPr>
-            <w:tcW w:type="dxa" w:w="2160"/>
-            <w:shd w:fill="F2F2F2"/>
-            <w:tcBorders>
-              <w:top w:val="single" w:sz="4" w:space="0" w:color="CCCCCC"/>
-              <w:left w:val="none" w:sz="4" w:space="0" w:color="CCCCCC"/>
-              <w:bottom w:val="single" w:sz="4" w:space="0" w:color="CCCCCC"/>
-              <w:right w:val="none" w:sz="4" w:space="0" w:color="CCCCCC"/>
-            </w:tcBorders>
-            <w:tcMar>
-              <w:top w:w="80" w:type="dxa"/>
-              <w:bottom w:w="80" w:type="dxa"/>
-              <w:left w:w="150" w:type="dxa"/>
-              <w:right w:w="150" w:type="dxa"/>
-            </w:tcMar>
-          </w:tcPr>
-          <w:p>
-            <w:r>
-              <w:rPr>
-                <w:rFonts w:ascii="Times New Roman" w:hAnsi="Times New Roman"/>
-                <w:sz w:val="21"/>
-              </w:rPr>
-              <w:t>Clinical Quality</w:t>
-            </w:r>
-          </w:p>
-        </w:tc>
-        <w:tc>
-          <w:tcPr>
-            <w:tcW w:type="dxa" w:w="2592"/>
-            <w:shd w:fill="F2F2F2"/>
-            <w:tcBorders>
-              <w:top w:val="single" w:sz="4" w:space="0" w:color="CCCCCC"/>
-              <w:left w:val="none" w:sz="4" w:space="0" w:color="CCCCCC"/>
-              <w:bottom w:val="single" w:sz="4" w:space="0" w:color="CCCCCC"/>
-              <w:right w:val="none" w:sz="4" w:space="0" w:color="CCCCCC"/>
-            </w:tcBorders>
-            <w:tcMar>
-              <w:top w:w="80" w:type="dxa"/>
-              <w:bottom w:w="80" w:type="dxa"/>
-              <w:left w:w="150" w:type="dxa"/>
-              <w:right w:w="150" w:type="dxa"/>
-            </w:tcMar>
-          </w:tcPr>
-          <w:p>
-            <w:r>
-              <w:rPr>
-                <w:rFonts w:ascii="Times New Roman" w:hAnsi="Times New Roman"/>
-                <w:sz w:val="21"/>
-              </w:rPr>
-              <w:t>In-Hospital Mortality Rate</w:t>
-            </w:r>
-          </w:p>
-        </w:tc>
-        <w:tc>
-          <w:tcPr>
-            <w:tcW w:type="dxa" w:w="3600"/>
-            <w:shd w:fill="F2F2F2"/>
-            <w:tcBorders>
-              <w:top w:val="single" w:sz="4" w:space="0" w:color="CCCCCC"/>
-              <w:left w:val="none" w:sz="4" w:space="0" w:color="CCCCCC"/>
-              <w:bottom w:val="single" w:sz="4" w:space="0" w:color="CCCCCC"/>
-              <w:right w:val="none" w:sz="4" w:space="0" w:color="CCCCCC"/>
-            </w:tcBorders>
-            <w:tcMar>
-              <w:top w:w="80" w:type="dxa"/>
-              <w:bottom w:w="80" w:type="dxa"/>
-              <w:left w:w="150" w:type="dxa"/>
-              <w:right w:w="150" w:type="dxa"/>
-            </w:tcMar>
-          </w:tcPr>
-          <w:p>
-            <w:r>
-              <w:rPr>
-                <w:rFonts w:ascii="Times New Roman" w:hAnsi="Times New Roman"/>
-                <w:sz w:val="21"/>
-              </w:rPr>
-              <w:t>(Inpatient deaths / Total inpatient admissions) * 100</w:t>
-            </w:r>
-          </w:p>
-        </w:tc>
-        <w:tc>
-          <w:tcPr>
-            <w:tcW w:type="dxa" w:w="1728"/>
-            <w:shd w:fill="F2F2F2"/>
-            <w:tcBorders>
-              <w:top w:val="single" w:sz="4" w:space="0" w:color="CCCCCC"/>
-              <w:left w:val="none" w:sz="4" w:space="0" w:color="CCCCCC"/>
-              <w:bottom w:val="single" w:sz="4" w:space="0" w:color="CCCCCC"/>
-              <w:right w:val="none" w:sz="4" w:space="0" w:color="CCCCCC"/>
-            </w:tcBorders>
-            <w:tcMar>
-              <w:top w:w="80" w:type="dxa"/>
-              <w:bottom w:w="80" w:type="dxa"/>
-              <w:left w:w="150" w:type="dxa"/>
-              <w:right w:w="150" w:type="dxa"/>
-            </w:tcMar>
-          </w:tcPr>
-          <w:p>
-            <w:r>
-              <w:rPr>
-                <w:rFonts w:ascii="Times New Roman" w:hAnsi="Times New Roman"/>
-                <w:sz w:val="21"/>
-              </w:rPr>
-              <w:t>&lt; 1.8%</w:t>
-            </w:r>
-          </w:p>
-        </w:tc>
-      </w:tr>
-      <w:tr>
-        <w:tc>
-          <w:tcPr>
-            <w:tcW w:type="dxa" w:w="2160"/>
-            <w:shd w:fill="FFFFFF"/>
-            <w:tcBorders>
-              <w:top w:val="single" w:sz="4" w:space="0" w:color="CCCCCC"/>
-              <w:left w:val="none" w:sz="4" w:space="0" w:color="CCCCCC"/>
-              <w:bottom w:val="single" w:sz="4" w:space="0" w:color="CCCCCC"/>
-              <w:right w:val="none" w:sz="4" w:space="0" w:color="CCCCCC"/>
-            </w:tcBorders>
-            <w:tcMar>
-              <w:top w:w="80" w:type="dxa"/>
-              <w:bottom w:w="80" w:type="dxa"/>
-              <w:left w:w="150" w:type="dxa"/>
-              <w:right w:w="150" w:type="dxa"/>
-            </w:tcMar>
-          </w:tcPr>
-          <w:p>
-            <w:r>
-              <w:rPr>
-                <w:rFonts w:ascii="Times New Roman" w:hAnsi="Times New Roman"/>
-                <w:sz w:val="21"/>
-              </w:rPr>
-              <w:t>Efficiency</w:t>
-            </w:r>
-          </w:p>
-        </w:tc>
-        <w:tc>
-          <w:tcPr>
-            <w:tcW w:type="dxa" w:w="2592"/>
-            <w:shd w:fill="FFFFFF"/>
-            <w:tcBorders>
-              <w:top w:val="single" w:sz="4" w:space="0" w:color="CCCCCC"/>
-              <w:left w:val="none" w:sz="4" w:space="0" w:color="CCCCCC"/>
-              <w:bottom w:val="single" w:sz="4" w:space="0" w:color="CCCCCC"/>
-              <w:right w:val="none" w:sz="4" w:space="0" w:color="CCCCCC"/>
-            </w:tcBorders>
-            <w:tcMar>
-              <w:top w:w="80" w:type="dxa"/>
-              <w:bottom w:w="80" w:type="dxa"/>
-              <w:left w:w="150" w:type="dxa"/>
-              <w:right w:w="150" w:type="dxa"/>
-            </w:tcMar>
-          </w:tcPr>
-          <w:p>
-            <w:r>
-              <w:rPr>
-                <w:rFonts w:ascii="Times New Roman" w:hAnsi="Times New Roman"/>
-                <w:sz w:val="21"/>
-              </w:rPr>
-              <w:t>Average Length of Stay (ALOS)</w:t>
-            </w:r>
-          </w:p>
-        </w:tc>
-        <w:tc>
-          <w:tcPr>
-            <w:tcW w:type="dxa" w:w="3600"/>
-            <w:shd w:fill="FFFFFF"/>
-            <w:tcBorders>
-              <w:top w:val="single" w:sz="4" w:space="0" w:color="CCCCCC"/>
-              <w:left w:val="none" w:sz="4" w:space="0" w:color="CCCCCC"/>
-              <w:bottom w:val="single" w:sz="4" w:space="0" w:color="CCCCCC"/>
-              <w:right w:val="none" w:sz="4" w:space="0" w:color="CCCCCC"/>
-            </w:tcBorders>
-            <w:tcMar>
-              <w:top w:w="80" w:type="dxa"/>
-              <w:bottom w:w="80" w:type="dxa"/>
-              <w:left w:w="150" w:type="dxa"/>
-              <w:right w:w="150" w:type="dxa"/>
-            </w:tcMar>
-          </w:tcPr>
-          <w:p>
-            <w:r>
-              <w:rPr>
-                <w:rFonts w:ascii="Times New Roman" w:hAnsi="Times New Roman"/>
-                <w:sz w:val="21"/>
-              </w:rPr>
-              <w:t>Total inpatient days / Total hospital discharges</w:t>
-            </w:r>
-          </w:p>
-        </w:tc>
-        <w:tc>
-          <w:tcPr>
-            <w:tcW w:type="dxa" w:w="1728"/>
-            <w:shd w:fill="FFFFFF"/>
-            <w:tcBorders>
-              <w:top w:val="single" w:sz="4" w:space="0" w:color="CCCCCC"/>
-              <w:left w:val="none" w:sz="4" w:space="0" w:color="CCCCCC"/>
-              <w:bottom w:val="single" w:sz="4" w:space="0" w:color="CCCCCC"/>
-              <w:right w:val="none" w:sz="4" w:space="0" w:color="CCCCCC"/>
-            </w:tcBorders>
-            <w:tcMar>
-              <w:top w:w="80" w:type="dxa"/>
-              <w:bottom w:w="80" w:type="dxa"/>
-              <w:left w:w="150" w:type="dxa"/>
-              <w:right w:w="150" w:type="dxa"/>
-            </w:tcMar>
-          </w:tcPr>
-          <w:p>
-            <w:r>
-              <w:rPr>
-                <w:rFonts w:ascii="Times New Roman" w:hAnsi="Times New Roman"/>
-                <w:sz w:val="21"/>
-              </w:rPr>
-              <w:t>&lt; 5.0 Days</w:t>
-            </w:r>
-          </w:p>
-        </w:tc>
-      </w:tr>
-      <w:tr>
-        <w:tc>
-          <w:tcPr>
-            <w:tcW w:type="dxa" w:w="2160"/>
-            <w:shd w:fill="F2F2F2"/>
-            <w:tcBorders>
-              <w:top w:val="single" w:sz="4" w:space="0" w:color="CCCCCC"/>
-              <w:left w:val="none" w:sz="4" w:space="0" w:color="CCCCCC"/>
-              <w:bottom w:val="single" w:sz="4" w:space="0" w:color="CCCCCC"/>
-              <w:right w:val="none" w:sz="4" w:space="0" w:color="CCCCCC"/>
-            </w:tcBorders>
-            <w:tcMar>
-              <w:top w:w="80" w:type="dxa"/>
-              <w:bottom w:w="80" w:type="dxa"/>
-              <w:left w:w="150" w:type="dxa"/>
-              <w:right w:w="150" w:type="dxa"/>
-            </w:tcMar>
-          </w:tcPr>
-          <w:p>
-            <w:r>
-              <w:rPr>
-                <w:rFonts w:ascii="Times New Roman" w:hAnsi="Times New Roman"/>
-                <w:sz w:val="21"/>
-              </w:rPr>
-              <w:t>Capacity</w:t>
-            </w:r>
-          </w:p>
-        </w:tc>
-        <w:tc>
-          <w:tcPr>
-            <w:tcW w:type="dxa" w:w="2592"/>
-            <w:shd w:fill="F2F2F2"/>
-            <w:tcBorders>
-              <w:top w:val="single" w:sz="4" w:space="0" w:color="CCCCCC"/>
-              <w:left w:val="none" w:sz="4" w:space="0" w:color="CCCCCC"/>
-              <w:bottom w:val="single" w:sz="4" w:space="0" w:color="CCCCCC"/>
-              <w:right w:val="none" w:sz="4" w:space="0" w:color="CCCCCC"/>
-            </w:tcBorders>
-            <w:tcMar>
-              <w:top w:w="80" w:type="dxa"/>
-              <w:bottom w:w="80" w:type="dxa"/>
-              <w:left w:w="150" w:type="dxa"/>
-              <w:right w:w="150" w:type="dxa"/>
-            </w:tcMar>
-          </w:tcPr>
-          <w:p>
-            <w:r>
-              <w:rPr>
-                <w:rFonts w:ascii="Times New Roman" w:hAnsi="Times New Roman"/>
-                <w:sz w:val="21"/>
-              </w:rPr>
-              <w:t>Emergency Department Boarding Time</w:t>
-            </w:r>
-          </w:p>
-        </w:tc>
-        <w:tc>
-          <w:tcPr>
-            <w:tcW w:type="dxa" w:w="3600"/>
-            <w:shd w:fill="F2F2F2"/>
-            <w:tcBorders>
-              <w:top w:val="single" w:sz="4" w:space="0" w:color="CCCCCC"/>
-              <w:left w:val="none" w:sz="4" w:space="0" w:color="CCCCCC"/>
-              <w:bottom w:val="single" w:sz="4" w:space="0" w:color="CCCCCC"/>
-              <w:right w:val="none" w:sz="4" w:space="0" w:color="CCCCCC"/>
-            </w:tcBorders>
-            <w:tcMar>
-              <w:top w:w="80" w:type="dxa"/>
-              <w:bottom w:w="80" w:type="dxa"/>
-              <w:left w:w="150" w:type="dxa"/>
-              <w:right w:w="150" w:type="dxa"/>
-            </w:tcMar>
-          </w:tcPr>
-          <w:p>
-            <w:r>
-              <w:rPr>
-                <w:rFonts w:ascii="Times New Roman" w:hAnsi="Times New Roman"/>
-                <w:sz w:val="21"/>
-              </w:rPr>
-              <w:t>Median hours spent in ED after admission decision before reaching inpatient bed</w:t>
-            </w:r>
-          </w:p>
-        </w:tc>
-        <w:tc>
-          <w:tcPr>
-            <w:tcW w:type="dxa" w:w="1728"/>
-            <w:shd w:fill="F2F2F2"/>
-            <w:tcBorders>
-              <w:top w:val="single" w:sz="4" w:space="0" w:color="CCCCCC"/>
-              <w:left w:val="none" w:sz="4" w:space="0" w:color="CCCCCC"/>
-              <w:bottom w:val="single" w:sz="4" w:space="0" w:color="CCCCCC"/>
-              <w:right w:val="none" w:sz="4" w:space="0" w:color="CCCCCC"/>
-            </w:tcBorders>
-            <w:tcMar>
-              <w:top w:w="80" w:type="dxa"/>
-              <w:bottom w:w="80" w:type="dxa"/>
-              <w:left w:w="150" w:type="dxa"/>
-              <w:right w:w="150" w:type="dxa"/>
-            </w:tcMar>
-          </w:tcPr>
-          <w:p>
-            <w:r>
-              <w:rPr>
-                <w:rFonts w:ascii="Times New Roman" w:hAnsi="Times New Roman"/>
-                <w:sz w:val="21"/>
-              </w:rPr>
-              <w:t>&lt; 120 Minutes</w:t>
-            </w:r>
-          </w:p>
-        </w:tc>
-      </w:tr>
-      <w:tr>
-        <w:tc>
-          <w:tcPr>
-            <w:tcW w:type="dxa" w:w="2160"/>
-            <w:shd w:fill="FFFFFF"/>
-            <w:tcBorders>
-              <w:top w:val="single" w:sz="4" w:space="0" w:color="CCCCCC"/>
-              <w:left w:val="none" w:sz="4" w:space="0" w:color="CCCCCC"/>
-              <w:bottom w:val="single" w:sz="4" w:space="0" w:color="CCCCCC"/>
-              <w:right w:val="none" w:sz="4" w:space="0" w:color="CCCCCC"/>
-            </w:tcBorders>
-            <w:tcMar>
-              <w:top w:w="80" w:type="dxa"/>
-              <w:bottom w:w="80" w:type="dxa"/>
-              <w:left w:w="150" w:type="dxa"/>
-              <w:right w:w="150" w:type="dxa"/>
-            </w:tcMar>
-          </w:tcPr>
-          <w:p>
-            <w:r>
-              <w:rPr>
-                <w:rFonts w:ascii="Times New Roman" w:hAnsi="Times New Roman"/>
-                <w:sz w:val="21"/>
-              </w:rPr>
-              <w:t>Capacity</w:t>
-            </w:r>
-          </w:p>
-        </w:tc>
-        <w:tc>
-          <w:tcPr>
-            <w:tcW w:type="dxa" w:w="2592"/>
-            <w:shd w:fill="FFFFFF"/>
-            <w:tcBorders>
-              <w:top w:val="single" w:sz="4" w:space="0" w:color="CCCCCC"/>
-              <w:left w:val="none" w:sz="4" w:space="0" w:color="CCCCCC"/>
-              <w:bottom w:val="single" w:sz="4" w:space="0" w:color="CCCCCC"/>
-              <w:right w:val="none" w:sz="4" w:space="0" w:color="CCCCCC"/>
-            </w:tcBorders>
-            <w:tcMar>
-              <w:top w:w="80" w:type="dxa"/>
-              <w:bottom w:w="80" w:type="dxa"/>
-              <w:left w:w="150" w:type="dxa"/>
-              <w:right w:w="150" w:type="dxa"/>
-            </w:tcMar>
-          </w:tcPr>
-          <w:p>
-            <w:r>
-              <w:rPr>
-                <w:rFonts w:ascii="Times New Roman" w:hAnsi="Times New Roman"/>
-                <w:sz w:val="21"/>
-              </w:rPr>
-              <w:t>Bed Occupancy Rate (BOR)</w:t>
-            </w:r>
-          </w:p>
-        </w:tc>
-        <w:tc>
-          <w:tcPr>
-            <w:tcW w:type="dxa" w:w="3600"/>
-            <w:shd w:fill="FFFFFF"/>
-            <w:tcBorders>
-              <w:top w:val="single" w:sz="4" w:space="0" w:color="CCCCCC"/>
-              <w:left w:val="none" w:sz="4" w:space="0" w:color="CCCCCC"/>
-              <w:bottom w:val="single" w:sz="4" w:space="0" w:color="CCCCCC"/>
-              <w:right w:val="none" w:sz="4" w:space="0" w:color="CCCCCC"/>
-            </w:tcBorders>
-            <w:tcMar>
-              <w:top w:w="80" w:type="dxa"/>
-              <w:bottom w:w="80" w:type="dxa"/>
-              <w:left w:w="150" w:type="dxa"/>
-              <w:right w:w="150" w:type="dxa"/>
-            </w:tcMar>
-          </w:tcPr>
-          <w:p>
-            <w:r>
-              <w:rPr>
-                <w:rFonts w:ascii="Times New Roman" w:hAnsi="Times New Roman"/>
-                <w:sz w:val="21"/>
-              </w:rPr>
-              <w:t>(Total occupied bed-days / Total available staffed bed-days) * 100</w:t>
-            </w:r>
-          </w:p>
-        </w:tc>
-        <w:tc>
-          <w:tcPr>
-            <w:tcW w:type="dxa" w:w="1728"/>
-            <w:shd w:fill="FFFFFF"/>
-            <w:tcBorders>
-              <w:top w:val="single" w:sz="4" w:space="0" w:color="CCCCCC"/>
-              <w:left w:val="none" w:sz="4" w:space="0" w:color="CCCCCC"/>
-              <w:bottom w:val="single" w:sz="4" w:space="0" w:color="CCCCCC"/>
-              <w:right w:val="none" w:sz="4" w:space="0" w:color="CCCCCC"/>
-            </w:tcBorders>
-            <w:tcMar>
-              <w:top w:w="80" w:type="dxa"/>
-              <w:bottom w:w="80" w:type="dxa"/>
-              <w:left w:w="150" w:type="dxa"/>
-              <w:right w:w="150" w:type="dxa"/>
-            </w:tcMar>
-          </w:tcPr>
-          <w:p>
-            <w:r>
-              <w:rPr>
-                <w:rFonts w:ascii="Times New Roman" w:hAnsi="Times New Roman"/>
-                <w:sz w:val="21"/>
-              </w:rPr>
-              <w:t>82% - 86% optimal</w:t>
-            </w:r>
-          </w:p>
-        </w:tc>
-      </w:tr>
-      <w:tr>
-        <w:tc>
-          <w:tcPr>
-            <w:tcW w:type="dxa" w:w="2160"/>
-            <w:shd w:fill="F2F2F2"/>
-            <w:tcBorders>
-              <w:top w:val="single" w:sz="4" w:space="0" w:color="CCCCCC"/>
-              <w:left w:val="none" w:sz="4" w:space="0" w:color="CCCCCC"/>
-              <w:bottom w:val="single" w:sz="4" w:space="0" w:color="CCCCCC"/>
-              <w:right w:val="none" w:sz="4" w:space="0" w:color="CCCCCC"/>
-            </w:tcBorders>
-            <w:tcMar>
-              <w:top w:w="80" w:type="dxa"/>
-              <w:bottom w:w="80" w:type="dxa"/>
-              <w:left w:w="150" w:type="dxa"/>
-              <w:right w:w="150" w:type="dxa"/>
-            </w:tcMar>
-          </w:tcPr>
-          <w:p>
-            <w:r>
-              <w:rPr>
-                <w:rFonts w:ascii="Times New Roman" w:hAnsi="Times New Roman"/>
-                <w:sz w:val="21"/>
-              </w:rPr>
-              <w:t>Compliance</w:t>
-            </w:r>
-          </w:p>
-        </w:tc>
-        <w:tc>
-          <w:tcPr>
-            <w:tcW w:type="dxa" w:w="2592"/>
-            <w:shd w:fill="F2F2F2"/>
-            <w:tcBorders>
-              <w:top w:val="single" w:sz="4" w:space="0" w:color="CCCCCC"/>
-              <w:left w:val="none" w:sz="4" w:space="0" w:color="CCCCCC"/>
-              <w:bottom w:val="single" w:sz="4" w:space="0" w:color="CCCCCC"/>
-              <w:right w:val="none" w:sz="4" w:space="0" w:color="CCCCCC"/>
-            </w:tcBorders>
-            <w:tcMar>
-              <w:top w:w="80" w:type="dxa"/>
-              <w:bottom w:w="80" w:type="dxa"/>
-              <w:left w:w="150" w:type="dxa"/>
-              <w:right w:w="150" w:type="dxa"/>
-            </w:tcMar>
-          </w:tcPr>
-          <w:p>
-            <w:r>
-              <w:rPr>
-                <w:rFonts w:ascii="Times New Roman" w:hAnsi="Times New Roman"/>
-                <w:sz w:val="21"/>
-              </w:rPr>
-              <w:t>Post-Discharge Follow-up Rate</w:t>
-            </w:r>
-          </w:p>
-        </w:tc>
-        <w:tc>
-          <w:tcPr>
-            <w:tcW w:type="dxa" w:w="3600"/>
-            <w:shd w:fill="F2F2F2"/>
-            <w:tcBorders>
-              <w:top w:val="single" w:sz="4" w:space="0" w:color="CCCCCC"/>
-              <w:left w:val="none" w:sz="4" w:space="0" w:color="CCCCCC"/>
-              <w:bottom w:val="single" w:sz="4" w:space="0" w:color="CCCCCC"/>
-              <w:right w:val="none" w:sz="4" w:space="0" w:color="CCCCCC"/>
-            </w:tcBorders>
-            <w:tcMar>
-              <w:top w:w="80" w:type="dxa"/>
-              <w:bottom w:w="80" w:type="dxa"/>
-              <w:left w:w="150" w:type="dxa"/>
-              <w:right w:w="150" w:type="dxa"/>
-            </w:tcMar>
-          </w:tcPr>
-          <w:p>
-            <w:r>
-              <w:rPr>
-                <w:rFonts w:ascii="Times New Roman" w:hAnsi="Times New Roman"/>
-                <w:sz w:val="21"/>
-              </w:rPr>
-              <w:t>% of high-risk patients attending clinical follow-up within 7 days</w:t>
-            </w:r>
-          </w:p>
-        </w:tc>
-        <w:tc>
-          <w:tcPr>
-            <w:tcW w:type="dxa" w:w="1728"/>
-            <w:shd w:fill="F2F2F2"/>
-            <w:tcBorders>
-              <w:top w:val="single" w:sz="4" w:space="0" w:color="CCCCCC"/>
-              <w:left w:val="none" w:sz="4" w:space="0" w:color="CCCCCC"/>
-              <w:bottom w:val="single" w:sz="4" w:space="0" w:color="CCCCCC"/>
-              <w:right w:val="none" w:sz="4" w:space="0" w:color="CCCCCC"/>
-            </w:tcBorders>
-            <w:tcMar>
-              <w:top w:w="80" w:type="dxa"/>
-              <w:bottom w:w="80" w:type="dxa"/>
-              <w:left w:w="150" w:type="dxa"/>
-              <w:right w:w="150" w:type="dxa"/>
-            </w:tcMar>
-          </w:tcPr>
-          <w:p>
-            <w:r>
-              <w:rPr>
-                <w:rFonts w:ascii="Times New Roman" w:hAnsi="Times New Roman"/>
-                <w:sz w:val="21"/>
-              </w:rPr>
-              <w:t>&gt; 75%</w:t>
+              <w:t>30 Hours Visual Analytics &amp; UI Architecture</w:t>
             </w:r>
           </w:p>
         </w:tc>
@@ -900,295 +322,4604 @@
     <w:p>
       <w:pPr>
         <w:keepNext/>
-        <w:spacing w:before="280" w:after="80"/>
+        <w:widowControl/>
+        <w:spacing w:before="320" w:after="100"/>
       </w:pPr>
       <w:r>
         <w:rPr>
           <w:rFonts w:ascii="Times New Roman" w:hAnsi="Times New Roman"/>
           <w:b/>
-          <w:color w:val="002060"/>
-          <w:sz w:val="30"/>
+          <w:color w:val="000000"/>
+          <w:sz w:val="36"/>
         </w:rPr>
-        <w:t>3. Visualization Architecture and Tool Selection</w:t>
+        <w:t>1. Executive Summary &amp; Clinical Visual Analytics Mandate</w:t>
       </w:r>
     </w:p>
     <w:p>
       <w:pPr>
-        <w:spacing w:line="276" w:lineRule="auto" w:after="120"/>
+        <w:widowControl/>
+        <w:spacing w:before="0" w:after="100" w:line="276" w:lineRule="auto"/>
       </w:pPr>
       <w:r>
         <w:rPr>
           <w:rFonts w:ascii="Times New Roman" w:hAnsi="Times New Roman"/>
+          <w:color w:val="000000"/>
           <w:sz w:val="24"/>
         </w:rPr>
-        <w:t>A multi-tiered visualization architecture was selected to cater to different operational user groups:</w:t>
+        <w:t>Data visualization in healthcare bridges the critical cognitive divide between complex statistical machine learning models and high-stakes bedside clinical workflows. Physicians, nurse unit managers, and hospital executives operate in fast-paced, high-stress environments where tabular rows of numbers and abstract statistical coefficients fail to drive timely interventions. Grounded in Cleveland-McGill graphical perception theory and user-centered clinical interface design, this strategy establishes a unified visual analytics ecosystem translating 10,000 inpatient chronic disease encounters into clear, actionable decision-support tools. By combining executive performance scorecards, ward-level bed flow heatmaps, and patient-specific risk factor displays, this framework supports clinical teams in reducing 30-day readmissions, mitigating CMS HRRP financial penalties, and optimizing inpatient bed capacity.</w:t>
+      </w:r>
+    </w:p>
+    <w:tbl>
+      <w:tblPr>
+        <w:tblW w:type="auto" w:w="0"/>
+        <w:jc w:val="center"/>
+        <w:tblLook w:firstColumn="1" w:firstRow="1" w:lastColumn="0" w:lastRow="0" w:noHBand="0" w:noVBand="1" w:val="04A0"/>
+      </w:tblPr>
+      <w:tblGrid>
+        <w:gridCol w:w="9792"/>
+      </w:tblGrid>
+      <w:tr>
+        <w:trPr>
+          <w:cantSplit/>
+        </w:trPr>
+        <w:tc>
+          <w:tcPr>
+            <w:tcW w:type="dxa" w:w="9792"/>
+            <w:shd w:fill="FFFFFF"/>
+            <w:tcMar>
+              <w:top w:w="140" w:type="dxa"/>
+              <w:bottom w:w="140" w:type="dxa"/>
+              <w:left w:w="180" w:type="dxa"/>
+              <w:right w:w="180" w:type="dxa"/>
+            </w:tcMar>
+            <w:tcBorders>
+              <w:top w:val="single" w:sz="6" w:space="0" w:color="000000"/>
+              <w:left w:val="single" w:sz="36" w:space="0" w:color="000000"/>
+              <w:bottom w:val="single" w:sz="6" w:space="0" w:color="000000"/>
+              <w:right w:val="single" w:sz="6" w:space="0" w:color="000000"/>
+            </w:tcBorders>
+          </w:tcPr>
+          <w:p>
+            <w:pPr>
+              <w:spacing w:before="60" w:after="60" w:line="276" w:lineRule="auto"/>
+            </w:pPr>
+            <w:r>
+              <w:rPr>
+                <w:rFonts w:ascii="Times New Roman" w:hAnsi="Times New Roman"/>
+                <w:b/>
+                <w:color w:val="000000"/>
+                <w:sz w:val="25"/>
+              </w:rPr>
+              <w:t>CLINICAL HUMAN-CENTERED DESIGN RULE</w:t>
+              <w:br/>
+            </w:r>
+            <w:r>
+              <w:rPr>
+                <w:rFonts w:ascii="Times New Roman" w:hAnsi="Times New Roman"/>
+                <w:color w:val="000000"/>
+                <w:sz w:val="24"/>
+              </w:rPr>
+              <w:t>Clinical dashboards must prioritize visual clarity over aesthetic complexity. In acute clinical environments, visual encodings must deliver immediate situational awareness within 5 seconds: high-risk readmission alerts, primary physiological drivers, and pending bed bottlenecks must be immediately distinguishable without cognitive friction.</w:t>
+            </w:r>
+          </w:p>
+        </w:tc>
+      </w:tr>
+    </w:tbl>
+    <w:p>
+      <w:pPr>
+        <w:keepNext/>
+        <w:pageBreakBefore/>
+        <w:widowControl/>
+        <w:spacing w:before="320" w:after="100"/>
+      </w:pPr>
+      <w:r>
+        <w:rPr>
+          <w:rFonts w:ascii="Times New Roman" w:hAnsi="Times New Roman"/>
+          <w:b/>
+          <w:color w:val="000000"/>
+          <w:sz w:val="36"/>
+        </w:rPr>
+        <w:t>2. Key Healthcare Performance Indicators (KPIs)</w:t>
+      </w:r>
+    </w:p>
+    <w:p>
+      <w:pPr>
+        <w:keepNext/>
+        <w:widowControl/>
+        <w:spacing w:before="0" w:after="100" w:line="276" w:lineRule="auto"/>
+      </w:pPr>
+      <w:r>
+        <w:rPr>
+          <w:rFonts w:ascii="Times New Roman" w:hAnsi="Times New Roman"/>
+          <w:color w:val="000000"/>
+          <w:sz w:val="24"/>
+        </w:rPr>
+        <w:t>Effective clinical communication requires prioritizing standardized healthcare KPIs that balance patient outcomes, operational efficiency, and financial regulatory compliance across clinical wards:</w:t>
+      </w:r>
+    </w:p>
+    <w:tbl>
+      <w:tblPr>
+        <w:tblW w:type="auto" w:w="0"/>
+        <w:jc w:val="center"/>
+        <w:tblLook w:firstColumn="1" w:firstRow="1" w:lastColumn="0" w:lastRow="0" w:noHBand="0" w:noVBand="1" w:val="04A0"/>
+      </w:tblPr>
+      <w:tblGrid>
+        <w:gridCol w:w="1958"/>
+        <w:gridCol w:w="1958"/>
+        <w:gridCol w:w="1958"/>
+        <w:gridCol w:w="1958"/>
+        <w:gridCol w:w="1958"/>
+      </w:tblGrid>
+      <w:tr>
+        <w:trPr>
+          <w:tblHeader/>
+          <w:cantSplit/>
+        </w:trPr>
+        <w:tc>
+          <w:tcPr>
+            <w:tcW w:type="dxa" w:w="1872"/>
+            <w:shd w:fill="FFFFFF"/>
+            <w:tcMar>
+              <w:top w:w="120" w:type="dxa"/>
+              <w:bottom w:w="120" w:type="dxa"/>
+              <w:left w:w="130" w:type="dxa"/>
+              <w:right w:w="130" w:type="dxa"/>
+            </w:tcMar>
+            <w:tcBorders>
+              <w:top w:val="single" w:sz="12" w:space="0" w:color="000000"/>
+              <w:left w:val="single" w:sz="6" w:space="0" w:color="000000"/>
+              <w:bottom w:val="single" w:sz="16" w:space="0" w:color="000000"/>
+              <w:right w:val="single" w:sz="6" w:space="0" w:color="000000"/>
+            </w:tcBorders>
+          </w:tcPr>
+          <w:p>
+            <w:pPr>
+              <w:spacing w:after="0"/>
+              <w:jc w:val="left"/>
+            </w:pPr>
+            <w:r>
+              <w:rPr>
+                <w:rFonts w:ascii="Times New Roman" w:hAnsi="Times New Roman"/>
+                <w:b/>
+                <w:color w:val="000000"/>
+                <w:sz w:val="25"/>
+              </w:rPr>
+              <w:t>Metric Category</w:t>
+            </w:r>
+          </w:p>
+        </w:tc>
+        <w:tc>
+          <w:tcPr>
+            <w:tcW w:type="dxa" w:w="2304"/>
+            <w:shd w:fill="FFFFFF"/>
+            <w:tcMar>
+              <w:top w:w="120" w:type="dxa"/>
+              <w:bottom w:w="120" w:type="dxa"/>
+              <w:left w:w="130" w:type="dxa"/>
+              <w:right w:w="130" w:type="dxa"/>
+            </w:tcMar>
+            <w:tcBorders>
+              <w:top w:val="single" w:sz="12" w:space="0" w:color="000000"/>
+              <w:left w:val="single" w:sz="6" w:space="0" w:color="000000"/>
+              <w:bottom w:val="single" w:sz="16" w:space="0" w:color="000000"/>
+              <w:right w:val="single" w:sz="6" w:space="0" w:color="000000"/>
+            </w:tcBorders>
+          </w:tcPr>
+          <w:p>
+            <w:pPr>
+              <w:spacing w:after="0"/>
+              <w:jc w:val="left"/>
+            </w:pPr>
+            <w:r>
+              <w:rPr>
+                <w:rFonts w:ascii="Times New Roman" w:hAnsi="Times New Roman"/>
+                <w:b/>
+                <w:color w:val="000000"/>
+                <w:sz w:val="25"/>
+              </w:rPr>
+              <w:t>Key Indicator</w:t>
+            </w:r>
+          </w:p>
+        </w:tc>
+        <w:tc>
+          <w:tcPr>
+            <w:tcW w:type="dxa" w:w="2592"/>
+            <w:shd w:fill="FFFFFF"/>
+            <w:tcMar>
+              <w:top w:w="120" w:type="dxa"/>
+              <w:bottom w:w="120" w:type="dxa"/>
+              <w:left w:w="130" w:type="dxa"/>
+              <w:right w:w="130" w:type="dxa"/>
+            </w:tcMar>
+            <w:tcBorders>
+              <w:top w:val="single" w:sz="12" w:space="0" w:color="000000"/>
+              <w:left w:val="single" w:sz="6" w:space="0" w:color="000000"/>
+              <w:bottom w:val="single" w:sz="16" w:space="0" w:color="000000"/>
+              <w:right w:val="single" w:sz="6" w:space="0" w:color="000000"/>
+            </w:tcBorders>
+          </w:tcPr>
+          <w:p>
+            <w:pPr>
+              <w:spacing w:after="0"/>
+              <w:jc w:val="left"/>
+            </w:pPr>
+            <w:r>
+              <w:rPr>
+                <w:rFonts w:ascii="Times New Roman" w:hAnsi="Times New Roman"/>
+                <w:b/>
+                <w:color w:val="000000"/>
+                <w:sz w:val="25"/>
+              </w:rPr>
+              <w:t>Formula / Operational Definition</w:t>
+            </w:r>
+          </w:p>
+        </w:tc>
+        <w:tc>
+          <w:tcPr>
+            <w:tcW w:type="dxa" w:w="1584"/>
+            <w:shd w:fill="FFFFFF"/>
+            <w:tcMar>
+              <w:top w:w="120" w:type="dxa"/>
+              <w:bottom w:w="120" w:type="dxa"/>
+              <w:left w:w="130" w:type="dxa"/>
+              <w:right w:w="130" w:type="dxa"/>
+            </w:tcMar>
+            <w:tcBorders>
+              <w:top w:val="single" w:sz="12" w:space="0" w:color="000000"/>
+              <w:left w:val="single" w:sz="6" w:space="0" w:color="000000"/>
+              <w:bottom w:val="single" w:sz="16" w:space="0" w:color="000000"/>
+              <w:right w:val="single" w:sz="6" w:space="0" w:color="000000"/>
+            </w:tcBorders>
+          </w:tcPr>
+          <w:p>
+            <w:pPr>
+              <w:spacing w:after="0"/>
+              <w:jc w:val="left"/>
+            </w:pPr>
+            <w:r>
+              <w:rPr>
+                <w:rFonts w:ascii="Times New Roman" w:hAnsi="Times New Roman"/>
+                <w:b/>
+                <w:color w:val="000000"/>
+                <w:sz w:val="25"/>
+              </w:rPr>
+              <w:t>Target Benchmark</w:t>
+            </w:r>
+          </w:p>
+        </w:tc>
+        <w:tc>
+          <w:tcPr>
+            <w:tcW w:type="dxa" w:w="2016"/>
+            <w:shd w:fill="FFFFFF"/>
+            <w:tcMar>
+              <w:top w:w="120" w:type="dxa"/>
+              <w:bottom w:w="120" w:type="dxa"/>
+              <w:left w:w="130" w:type="dxa"/>
+              <w:right w:w="130" w:type="dxa"/>
+            </w:tcMar>
+            <w:tcBorders>
+              <w:top w:val="single" w:sz="12" w:space="0" w:color="000000"/>
+              <w:left w:val="single" w:sz="6" w:space="0" w:color="000000"/>
+              <w:bottom w:val="single" w:sz="16" w:space="0" w:color="000000"/>
+              <w:right w:val="single" w:sz="6" w:space="0" w:color="000000"/>
+            </w:tcBorders>
+          </w:tcPr>
+          <w:p>
+            <w:pPr>
+              <w:spacing w:after="0"/>
+              <w:jc w:val="left"/>
+            </w:pPr>
+            <w:r>
+              <w:rPr>
+                <w:rFonts w:ascii="Times New Roman" w:hAnsi="Times New Roman"/>
+                <w:b/>
+                <w:color w:val="000000"/>
+                <w:sz w:val="25"/>
+              </w:rPr>
+              <w:t>Clinical Significance</w:t>
+            </w:r>
+          </w:p>
+        </w:tc>
+      </w:tr>
+      <w:tr>
+        <w:trPr>
+          <w:cantSplit/>
+        </w:trPr>
+        <w:tc>
+          <w:tcPr>
+            <w:tcW w:type="dxa" w:w="1872"/>
+            <w:shd w:fill="FFFFFF"/>
+            <w:tcMar>
+              <w:top w:w="100" w:type="dxa"/>
+              <w:bottom w:w="100" w:type="dxa"/>
+              <w:left w:w="130" w:type="dxa"/>
+              <w:right w:w="130" w:type="dxa"/>
+            </w:tcMar>
+            <w:tcBorders>
+              <w:top w:val="single" w:sz="6" w:space="0" w:color="000000"/>
+              <w:left w:val="single" w:sz="6" w:space="0" w:color="000000"/>
+              <w:bottom w:val="single" w:sz="6" w:space="0" w:color="000000"/>
+              <w:right w:val="single" w:sz="6" w:space="0" w:color="000000"/>
+            </w:tcBorders>
+          </w:tcPr>
+          <w:p>
+            <w:pPr>
+              <w:spacing w:after="0" w:line="276" w:lineRule="auto"/>
+              <w:jc w:val="left"/>
+            </w:pPr>
+            <w:r>
+              <w:rPr>
+                <w:rFonts w:ascii="Times New Roman" w:hAnsi="Times New Roman"/>
+                <w:color w:val="000000"/>
+                <w:sz w:val="24"/>
+              </w:rPr>
+              <w:t>Clinical Quality</w:t>
+            </w:r>
+          </w:p>
+        </w:tc>
+        <w:tc>
+          <w:tcPr>
+            <w:tcW w:type="dxa" w:w="2304"/>
+            <w:shd w:fill="FFFFFF"/>
+            <w:tcMar>
+              <w:top w:w="100" w:type="dxa"/>
+              <w:bottom w:w="100" w:type="dxa"/>
+              <w:left w:w="130" w:type="dxa"/>
+              <w:right w:w="130" w:type="dxa"/>
+            </w:tcMar>
+            <w:tcBorders>
+              <w:top w:val="single" w:sz="6" w:space="0" w:color="000000"/>
+              <w:left w:val="single" w:sz="6" w:space="0" w:color="000000"/>
+              <w:bottom w:val="single" w:sz="6" w:space="0" w:color="000000"/>
+              <w:right w:val="single" w:sz="6" w:space="0" w:color="000000"/>
+            </w:tcBorders>
+          </w:tcPr>
+          <w:p>
+            <w:pPr>
+              <w:spacing w:after="0" w:line="276" w:lineRule="auto"/>
+              <w:jc w:val="left"/>
+            </w:pPr>
+            <w:r>
+              <w:rPr>
+                <w:rFonts w:ascii="Times New Roman" w:hAnsi="Times New Roman"/>
+                <w:color w:val="000000"/>
+                <w:sz w:val="24"/>
+              </w:rPr>
+              <w:t>All-Cause 30-Day Readmission Rate</w:t>
+            </w:r>
+          </w:p>
+        </w:tc>
+        <w:tc>
+          <w:tcPr>
+            <w:tcW w:type="dxa" w:w="2592"/>
+            <w:shd w:fill="FFFFFF"/>
+            <w:tcMar>
+              <w:top w:w="100" w:type="dxa"/>
+              <w:bottom w:w="100" w:type="dxa"/>
+              <w:left w:w="130" w:type="dxa"/>
+              <w:right w:w="130" w:type="dxa"/>
+            </w:tcMar>
+            <w:tcBorders>
+              <w:top w:val="single" w:sz="6" w:space="0" w:color="000000"/>
+              <w:left w:val="single" w:sz="6" w:space="0" w:color="000000"/>
+              <w:bottom w:val="single" w:sz="6" w:space="0" w:color="000000"/>
+              <w:right w:val="single" w:sz="6" w:space="0" w:color="000000"/>
+            </w:tcBorders>
+          </w:tcPr>
+          <w:p>
+            <w:pPr>
+              <w:spacing w:after="0" w:line="276" w:lineRule="auto"/>
+              <w:jc w:val="left"/>
+            </w:pPr>
+            <w:r>
+              <w:rPr>
+                <w:rFonts w:ascii="Times New Roman" w:hAnsi="Times New Roman"/>
+                <w:color w:val="000000"/>
+                <w:sz w:val="24"/>
+              </w:rPr>
+              <w:t>(Total 30-day acute readmissions / Total live discharges) * 100</w:t>
+            </w:r>
+          </w:p>
+        </w:tc>
+        <w:tc>
+          <w:tcPr>
+            <w:tcW w:type="dxa" w:w="1584"/>
+            <w:shd w:fill="FFFFFF"/>
+            <w:tcMar>
+              <w:top w:w="100" w:type="dxa"/>
+              <w:bottom w:w="100" w:type="dxa"/>
+              <w:left w:w="130" w:type="dxa"/>
+              <w:right w:w="130" w:type="dxa"/>
+            </w:tcMar>
+            <w:tcBorders>
+              <w:top w:val="single" w:sz="6" w:space="0" w:color="000000"/>
+              <w:left w:val="single" w:sz="6" w:space="0" w:color="000000"/>
+              <w:bottom w:val="single" w:sz="6" w:space="0" w:color="000000"/>
+              <w:right w:val="single" w:sz="6" w:space="0" w:color="000000"/>
+            </w:tcBorders>
+          </w:tcPr>
+          <w:p>
+            <w:pPr>
+              <w:spacing w:after="0" w:line="276" w:lineRule="auto"/>
+              <w:jc w:val="left"/>
+            </w:pPr>
+            <w:r>
+              <w:rPr>
+                <w:rFonts w:ascii="Times New Roman" w:hAnsi="Times New Roman"/>
+                <w:color w:val="000000"/>
+                <w:sz w:val="24"/>
+              </w:rPr>
+              <w:t>&lt; 16.5%</w:t>
+            </w:r>
+          </w:p>
+        </w:tc>
+        <w:tc>
+          <w:tcPr>
+            <w:tcW w:type="dxa" w:w="2016"/>
+            <w:shd w:fill="FFFFFF"/>
+            <w:tcMar>
+              <w:top w:w="100" w:type="dxa"/>
+              <w:bottom w:w="100" w:type="dxa"/>
+              <w:left w:w="130" w:type="dxa"/>
+              <w:right w:w="130" w:type="dxa"/>
+            </w:tcMar>
+            <w:tcBorders>
+              <w:top w:val="single" w:sz="6" w:space="0" w:color="000000"/>
+              <w:left w:val="single" w:sz="6" w:space="0" w:color="000000"/>
+              <w:bottom w:val="single" w:sz="6" w:space="0" w:color="000000"/>
+              <w:right w:val="single" w:sz="6" w:space="0" w:color="000000"/>
+            </w:tcBorders>
+          </w:tcPr>
+          <w:p>
+            <w:pPr>
+              <w:spacing w:after="0" w:line="276" w:lineRule="auto"/>
+              <w:jc w:val="left"/>
+            </w:pPr>
+            <w:r>
+              <w:rPr>
+                <w:rFonts w:ascii="Times New Roman" w:hAnsi="Times New Roman"/>
+                <w:color w:val="000000"/>
+                <w:sz w:val="24"/>
+              </w:rPr>
+              <w:t>Core indicator of post-discharge care transition effectiveness.</w:t>
+            </w:r>
+          </w:p>
+        </w:tc>
+      </w:tr>
+      <w:tr>
+        <w:trPr>
+          <w:cantSplit/>
+        </w:trPr>
+        <w:tc>
+          <w:tcPr>
+            <w:tcW w:type="dxa" w:w="1872"/>
+            <w:shd w:fill="FFFFFF"/>
+            <w:tcMar>
+              <w:top w:w="100" w:type="dxa"/>
+              <w:bottom w:w="100" w:type="dxa"/>
+              <w:left w:w="130" w:type="dxa"/>
+              <w:right w:w="130" w:type="dxa"/>
+            </w:tcMar>
+            <w:tcBorders>
+              <w:top w:val="single" w:sz="6" w:space="0" w:color="000000"/>
+              <w:left w:val="single" w:sz="6" w:space="0" w:color="000000"/>
+              <w:bottom w:val="single" w:sz="6" w:space="0" w:color="000000"/>
+              <w:right w:val="single" w:sz="6" w:space="0" w:color="000000"/>
+            </w:tcBorders>
+          </w:tcPr>
+          <w:p>
+            <w:pPr>
+              <w:spacing w:after="0" w:line="276" w:lineRule="auto"/>
+              <w:jc w:val="left"/>
+            </w:pPr>
+            <w:r>
+              <w:rPr>
+                <w:rFonts w:ascii="Times New Roman" w:hAnsi="Times New Roman"/>
+                <w:color w:val="000000"/>
+                <w:sz w:val="24"/>
+              </w:rPr>
+              <w:t>Efficiency</w:t>
+            </w:r>
+          </w:p>
+        </w:tc>
+        <w:tc>
+          <w:tcPr>
+            <w:tcW w:type="dxa" w:w="2304"/>
+            <w:shd w:fill="FFFFFF"/>
+            <w:tcMar>
+              <w:top w:w="100" w:type="dxa"/>
+              <w:bottom w:w="100" w:type="dxa"/>
+              <w:left w:w="130" w:type="dxa"/>
+              <w:right w:w="130" w:type="dxa"/>
+            </w:tcMar>
+            <w:tcBorders>
+              <w:top w:val="single" w:sz="6" w:space="0" w:color="000000"/>
+              <w:left w:val="single" w:sz="6" w:space="0" w:color="000000"/>
+              <w:bottom w:val="single" w:sz="6" w:space="0" w:color="000000"/>
+              <w:right w:val="single" w:sz="6" w:space="0" w:color="000000"/>
+            </w:tcBorders>
+          </w:tcPr>
+          <w:p>
+            <w:pPr>
+              <w:spacing w:after="0" w:line="276" w:lineRule="auto"/>
+              <w:jc w:val="left"/>
+            </w:pPr>
+            <w:r>
+              <w:rPr>
+                <w:rFonts w:ascii="Times New Roman" w:hAnsi="Times New Roman"/>
+                <w:color w:val="000000"/>
+                <w:sz w:val="24"/>
+              </w:rPr>
+              <w:t>Average Length of Stay (ALOS)</w:t>
+            </w:r>
+          </w:p>
+        </w:tc>
+        <w:tc>
+          <w:tcPr>
+            <w:tcW w:type="dxa" w:w="2592"/>
+            <w:shd w:fill="FFFFFF"/>
+            <w:tcMar>
+              <w:top w:w="100" w:type="dxa"/>
+              <w:bottom w:w="100" w:type="dxa"/>
+              <w:left w:w="130" w:type="dxa"/>
+              <w:right w:w="130" w:type="dxa"/>
+            </w:tcMar>
+            <w:tcBorders>
+              <w:top w:val="single" w:sz="6" w:space="0" w:color="000000"/>
+              <w:left w:val="single" w:sz="6" w:space="0" w:color="000000"/>
+              <w:bottom w:val="single" w:sz="6" w:space="0" w:color="000000"/>
+              <w:right w:val="single" w:sz="6" w:space="0" w:color="000000"/>
+            </w:tcBorders>
+          </w:tcPr>
+          <w:p>
+            <w:pPr>
+              <w:spacing w:after="0" w:line="276" w:lineRule="auto"/>
+              <w:jc w:val="left"/>
+            </w:pPr>
+            <w:r>
+              <w:rPr>
+                <w:rFonts w:ascii="Times New Roman" w:hAnsi="Times New Roman"/>
+                <w:color w:val="000000"/>
+                <w:sz w:val="24"/>
+              </w:rPr>
+              <w:t>Total inpatient days / Total hospital discharges</w:t>
+            </w:r>
+          </w:p>
+        </w:tc>
+        <w:tc>
+          <w:tcPr>
+            <w:tcW w:type="dxa" w:w="1584"/>
+            <w:shd w:fill="FFFFFF"/>
+            <w:tcMar>
+              <w:top w:w="100" w:type="dxa"/>
+              <w:bottom w:w="100" w:type="dxa"/>
+              <w:left w:w="130" w:type="dxa"/>
+              <w:right w:w="130" w:type="dxa"/>
+            </w:tcMar>
+            <w:tcBorders>
+              <w:top w:val="single" w:sz="6" w:space="0" w:color="000000"/>
+              <w:left w:val="single" w:sz="6" w:space="0" w:color="000000"/>
+              <w:bottom w:val="single" w:sz="6" w:space="0" w:color="000000"/>
+              <w:right w:val="single" w:sz="6" w:space="0" w:color="000000"/>
+            </w:tcBorders>
+          </w:tcPr>
+          <w:p>
+            <w:pPr>
+              <w:spacing w:after="0" w:line="276" w:lineRule="auto"/>
+              <w:jc w:val="left"/>
+            </w:pPr>
+            <w:r>
+              <w:rPr>
+                <w:rFonts w:ascii="Times New Roman" w:hAnsi="Times New Roman"/>
+                <w:color w:val="000000"/>
+                <w:sz w:val="24"/>
+              </w:rPr>
+              <w:t>&lt; 5.0 Days</w:t>
+            </w:r>
+          </w:p>
+        </w:tc>
+        <w:tc>
+          <w:tcPr>
+            <w:tcW w:type="dxa" w:w="2016"/>
+            <w:shd w:fill="FFFFFF"/>
+            <w:tcMar>
+              <w:top w:w="100" w:type="dxa"/>
+              <w:bottom w:w="100" w:type="dxa"/>
+              <w:left w:w="130" w:type="dxa"/>
+              <w:right w:w="130" w:type="dxa"/>
+            </w:tcMar>
+            <w:tcBorders>
+              <w:top w:val="single" w:sz="6" w:space="0" w:color="000000"/>
+              <w:left w:val="single" w:sz="6" w:space="0" w:color="000000"/>
+              <w:bottom w:val="single" w:sz="6" w:space="0" w:color="000000"/>
+              <w:right w:val="single" w:sz="6" w:space="0" w:color="000000"/>
+            </w:tcBorders>
+          </w:tcPr>
+          <w:p>
+            <w:pPr>
+              <w:spacing w:after="0" w:line="276" w:lineRule="auto"/>
+              <w:jc w:val="left"/>
+            </w:pPr>
+            <w:r>
+              <w:rPr>
+                <w:rFonts w:ascii="Times New Roman" w:hAnsi="Times New Roman"/>
+                <w:color w:val="000000"/>
+                <w:sz w:val="24"/>
+              </w:rPr>
+              <w:t>Reflects treatment efficiency and hospital bed asset productivity.</w:t>
+            </w:r>
+          </w:p>
+        </w:tc>
+      </w:tr>
+      <w:tr>
+        <w:trPr>
+          <w:cantSplit/>
+        </w:trPr>
+        <w:tc>
+          <w:tcPr>
+            <w:tcW w:type="dxa" w:w="1872"/>
+            <w:shd w:fill="FFFFFF"/>
+            <w:tcMar>
+              <w:top w:w="100" w:type="dxa"/>
+              <w:bottom w:w="100" w:type="dxa"/>
+              <w:left w:w="130" w:type="dxa"/>
+              <w:right w:w="130" w:type="dxa"/>
+            </w:tcMar>
+            <w:tcBorders>
+              <w:top w:val="single" w:sz="6" w:space="0" w:color="000000"/>
+              <w:left w:val="single" w:sz="6" w:space="0" w:color="000000"/>
+              <w:bottom w:val="single" w:sz="6" w:space="0" w:color="000000"/>
+              <w:right w:val="single" w:sz="6" w:space="0" w:color="000000"/>
+            </w:tcBorders>
+          </w:tcPr>
+          <w:p>
+            <w:pPr>
+              <w:spacing w:after="0" w:line="276" w:lineRule="auto"/>
+              <w:jc w:val="left"/>
+            </w:pPr>
+            <w:r>
+              <w:rPr>
+                <w:rFonts w:ascii="Times New Roman" w:hAnsi="Times New Roman"/>
+                <w:color w:val="000000"/>
+                <w:sz w:val="24"/>
+              </w:rPr>
+              <w:t>Capacity</w:t>
+            </w:r>
+          </w:p>
+        </w:tc>
+        <w:tc>
+          <w:tcPr>
+            <w:tcW w:type="dxa" w:w="2304"/>
+            <w:shd w:fill="FFFFFF"/>
+            <w:tcMar>
+              <w:top w:w="100" w:type="dxa"/>
+              <w:bottom w:w="100" w:type="dxa"/>
+              <w:left w:w="130" w:type="dxa"/>
+              <w:right w:w="130" w:type="dxa"/>
+            </w:tcMar>
+            <w:tcBorders>
+              <w:top w:val="single" w:sz="6" w:space="0" w:color="000000"/>
+              <w:left w:val="single" w:sz="6" w:space="0" w:color="000000"/>
+              <w:bottom w:val="single" w:sz="6" w:space="0" w:color="000000"/>
+              <w:right w:val="single" w:sz="6" w:space="0" w:color="000000"/>
+            </w:tcBorders>
+          </w:tcPr>
+          <w:p>
+            <w:pPr>
+              <w:spacing w:after="0" w:line="276" w:lineRule="auto"/>
+              <w:jc w:val="left"/>
+            </w:pPr>
+            <w:r>
+              <w:rPr>
+                <w:rFonts w:ascii="Times New Roman" w:hAnsi="Times New Roman"/>
+                <w:color w:val="000000"/>
+                <w:sz w:val="24"/>
+              </w:rPr>
+              <w:t>Bed Occupancy Rate (BOR)</w:t>
+            </w:r>
+          </w:p>
+        </w:tc>
+        <w:tc>
+          <w:tcPr>
+            <w:tcW w:type="dxa" w:w="2592"/>
+            <w:shd w:fill="FFFFFF"/>
+            <w:tcMar>
+              <w:top w:w="100" w:type="dxa"/>
+              <w:bottom w:w="100" w:type="dxa"/>
+              <w:left w:w="130" w:type="dxa"/>
+              <w:right w:w="130" w:type="dxa"/>
+            </w:tcMar>
+            <w:tcBorders>
+              <w:top w:val="single" w:sz="6" w:space="0" w:color="000000"/>
+              <w:left w:val="single" w:sz="6" w:space="0" w:color="000000"/>
+              <w:bottom w:val="single" w:sz="6" w:space="0" w:color="000000"/>
+              <w:right w:val="single" w:sz="6" w:space="0" w:color="000000"/>
+            </w:tcBorders>
+          </w:tcPr>
+          <w:p>
+            <w:pPr>
+              <w:spacing w:after="0" w:line="276" w:lineRule="auto"/>
+              <w:jc w:val="left"/>
+            </w:pPr>
+            <w:r>
+              <w:rPr>
+                <w:rFonts w:ascii="Times New Roman" w:hAnsi="Times New Roman"/>
+                <w:color w:val="000000"/>
+                <w:sz w:val="24"/>
+              </w:rPr>
+              <w:t>(Total occupied bed-days / Total available bed-days) * 100</w:t>
+            </w:r>
+          </w:p>
+        </w:tc>
+        <w:tc>
+          <w:tcPr>
+            <w:tcW w:type="dxa" w:w="1584"/>
+            <w:shd w:fill="FFFFFF"/>
+            <w:tcMar>
+              <w:top w:w="100" w:type="dxa"/>
+              <w:bottom w:w="100" w:type="dxa"/>
+              <w:left w:w="130" w:type="dxa"/>
+              <w:right w:w="130" w:type="dxa"/>
+            </w:tcMar>
+            <w:tcBorders>
+              <w:top w:val="single" w:sz="6" w:space="0" w:color="000000"/>
+              <w:left w:val="single" w:sz="6" w:space="0" w:color="000000"/>
+              <w:bottom w:val="single" w:sz="6" w:space="0" w:color="000000"/>
+              <w:right w:val="single" w:sz="6" w:space="0" w:color="000000"/>
+            </w:tcBorders>
+          </w:tcPr>
+          <w:p>
+            <w:pPr>
+              <w:spacing w:after="0" w:line="276" w:lineRule="auto"/>
+              <w:jc w:val="left"/>
+            </w:pPr>
+            <w:r>
+              <w:rPr>
+                <w:rFonts w:ascii="Times New Roman" w:hAnsi="Times New Roman"/>
+                <w:color w:val="000000"/>
+                <w:sz w:val="24"/>
+              </w:rPr>
+              <w:t>82% - 86%</w:t>
+            </w:r>
+          </w:p>
+        </w:tc>
+        <w:tc>
+          <w:tcPr>
+            <w:tcW w:type="dxa" w:w="2016"/>
+            <w:shd w:fill="FFFFFF"/>
+            <w:tcMar>
+              <w:top w:w="100" w:type="dxa"/>
+              <w:bottom w:w="100" w:type="dxa"/>
+              <w:left w:w="130" w:type="dxa"/>
+              <w:right w:w="130" w:type="dxa"/>
+            </w:tcMar>
+            <w:tcBorders>
+              <w:top w:val="single" w:sz="6" w:space="0" w:color="000000"/>
+              <w:left w:val="single" w:sz="6" w:space="0" w:color="000000"/>
+              <w:bottom w:val="single" w:sz="6" w:space="0" w:color="000000"/>
+              <w:right w:val="single" w:sz="6" w:space="0" w:color="000000"/>
+            </w:tcBorders>
+          </w:tcPr>
+          <w:p>
+            <w:pPr>
+              <w:spacing w:after="0" w:line="276" w:lineRule="auto"/>
+              <w:jc w:val="left"/>
+            </w:pPr>
+            <w:r>
+              <w:rPr>
+                <w:rFonts w:ascii="Times New Roman" w:hAnsi="Times New Roman"/>
+                <w:color w:val="000000"/>
+                <w:sz w:val="24"/>
+              </w:rPr>
+              <w:t>Prevents clinical overcrowding while maximizing operating margins.</w:t>
+            </w:r>
+          </w:p>
+        </w:tc>
+      </w:tr>
+      <w:tr>
+        <w:trPr>
+          <w:cantSplit/>
+        </w:trPr>
+        <w:tc>
+          <w:tcPr>
+            <w:tcW w:type="dxa" w:w="1872"/>
+            <w:shd w:fill="FFFFFF"/>
+            <w:tcMar>
+              <w:top w:w="100" w:type="dxa"/>
+              <w:bottom w:w="100" w:type="dxa"/>
+              <w:left w:w="130" w:type="dxa"/>
+              <w:right w:w="130" w:type="dxa"/>
+            </w:tcMar>
+            <w:tcBorders>
+              <w:top w:val="single" w:sz="6" w:space="0" w:color="000000"/>
+              <w:left w:val="single" w:sz="6" w:space="0" w:color="000000"/>
+              <w:bottom w:val="single" w:sz="6" w:space="0" w:color="000000"/>
+              <w:right w:val="single" w:sz="6" w:space="0" w:color="000000"/>
+            </w:tcBorders>
+          </w:tcPr>
+          <w:p>
+            <w:pPr>
+              <w:spacing w:after="0" w:line="276" w:lineRule="auto"/>
+              <w:jc w:val="left"/>
+            </w:pPr>
+            <w:r>
+              <w:rPr>
+                <w:rFonts w:ascii="Times New Roman" w:hAnsi="Times New Roman"/>
+                <w:color w:val="000000"/>
+                <w:sz w:val="24"/>
+              </w:rPr>
+              <w:t>Patient Safety</w:t>
+            </w:r>
+          </w:p>
+        </w:tc>
+        <w:tc>
+          <w:tcPr>
+            <w:tcW w:type="dxa" w:w="2304"/>
+            <w:shd w:fill="FFFFFF"/>
+            <w:tcMar>
+              <w:top w:w="100" w:type="dxa"/>
+              <w:bottom w:w="100" w:type="dxa"/>
+              <w:left w:w="130" w:type="dxa"/>
+              <w:right w:w="130" w:type="dxa"/>
+            </w:tcMar>
+            <w:tcBorders>
+              <w:top w:val="single" w:sz="6" w:space="0" w:color="000000"/>
+              <w:left w:val="single" w:sz="6" w:space="0" w:color="000000"/>
+              <w:bottom w:val="single" w:sz="6" w:space="0" w:color="000000"/>
+              <w:right w:val="single" w:sz="6" w:space="0" w:color="000000"/>
+            </w:tcBorders>
+          </w:tcPr>
+          <w:p>
+            <w:pPr>
+              <w:spacing w:after="0" w:line="276" w:lineRule="auto"/>
+              <w:jc w:val="left"/>
+            </w:pPr>
+            <w:r>
+              <w:rPr>
+                <w:rFonts w:ascii="Times New Roman" w:hAnsi="Times New Roman"/>
+                <w:color w:val="000000"/>
+                <w:sz w:val="24"/>
+              </w:rPr>
+              <w:t>In-Hospital Mortality Rate</w:t>
+            </w:r>
+          </w:p>
+        </w:tc>
+        <w:tc>
+          <w:tcPr>
+            <w:tcW w:type="dxa" w:w="2592"/>
+            <w:shd w:fill="FFFFFF"/>
+            <w:tcMar>
+              <w:top w:w="100" w:type="dxa"/>
+              <w:bottom w:w="100" w:type="dxa"/>
+              <w:left w:w="130" w:type="dxa"/>
+              <w:right w:w="130" w:type="dxa"/>
+            </w:tcMar>
+            <w:tcBorders>
+              <w:top w:val="single" w:sz="6" w:space="0" w:color="000000"/>
+              <w:left w:val="single" w:sz="6" w:space="0" w:color="000000"/>
+              <w:bottom w:val="single" w:sz="6" w:space="0" w:color="000000"/>
+              <w:right w:val="single" w:sz="6" w:space="0" w:color="000000"/>
+            </w:tcBorders>
+          </w:tcPr>
+          <w:p>
+            <w:pPr>
+              <w:spacing w:after="0" w:line="276" w:lineRule="auto"/>
+              <w:jc w:val="left"/>
+            </w:pPr>
+            <w:r>
+              <w:rPr>
+                <w:rFonts w:ascii="Times New Roman" w:hAnsi="Times New Roman"/>
+                <w:color w:val="000000"/>
+                <w:sz w:val="24"/>
+              </w:rPr>
+              <w:t>(Inpatient deaths / Total inpatient admissions) * 100</w:t>
+            </w:r>
+          </w:p>
+        </w:tc>
+        <w:tc>
+          <w:tcPr>
+            <w:tcW w:type="dxa" w:w="1584"/>
+            <w:shd w:fill="FFFFFF"/>
+            <w:tcMar>
+              <w:top w:w="100" w:type="dxa"/>
+              <w:bottom w:w="100" w:type="dxa"/>
+              <w:left w:w="130" w:type="dxa"/>
+              <w:right w:w="130" w:type="dxa"/>
+            </w:tcMar>
+            <w:tcBorders>
+              <w:top w:val="single" w:sz="6" w:space="0" w:color="000000"/>
+              <w:left w:val="single" w:sz="6" w:space="0" w:color="000000"/>
+              <w:bottom w:val="single" w:sz="6" w:space="0" w:color="000000"/>
+              <w:right w:val="single" w:sz="6" w:space="0" w:color="000000"/>
+            </w:tcBorders>
+          </w:tcPr>
+          <w:p>
+            <w:pPr>
+              <w:spacing w:after="0" w:line="276" w:lineRule="auto"/>
+              <w:jc w:val="left"/>
+            </w:pPr>
+            <w:r>
+              <w:rPr>
+                <w:rFonts w:ascii="Times New Roman" w:hAnsi="Times New Roman"/>
+                <w:color w:val="000000"/>
+                <w:sz w:val="24"/>
+              </w:rPr>
+              <w:t>&lt; 1.8%</w:t>
+            </w:r>
+          </w:p>
+        </w:tc>
+        <w:tc>
+          <w:tcPr>
+            <w:tcW w:type="dxa" w:w="2016"/>
+            <w:shd w:fill="FFFFFF"/>
+            <w:tcMar>
+              <w:top w:w="100" w:type="dxa"/>
+              <w:bottom w:w="100" w:type="dxa"/>
+              <w:left w:w="130" w:type="dxa"/>
+              <w:right w:w="130" w:type="dxa"/>
+            </w:tcMar>
+            <w:tcBorders>
+              <w:top w:val="single" w:sz="6" w:space="0" w:color="000000"/>
+              <w:left w:val="single" w:sz="6" w:space="0" w:color="000000"/>
+              <w:bottom w:val="single" w:sz="6" w:space="0" w:color="000000"/>
+              <w:right w:val="single" w:sz="6" w:space="0" w:color="000000"/>
+            </w:tcBorders>
+          </w:tcPr>
+          <w:p>
+            <w:pPr>
+              <w:spacing w:after="0" w:line="276" w:lineRule="auto"/>
+              <w:jc w:val="left"/>
+            </w:pPr>
+            <w:r>
+              <w:rPr>
+                <w:rFonts w:ascii="Times New Roman" w:hAnsi="Times New Roman"/>
+                <w:color w:val="000000"/>
+                <w:sz w:val="24"/>
+              </w:rPr>
+              <w:t>Primary barometer of inpatient clinical care quality.</w:t>
+            </w:r>
+          </w:p>
+        </w:tc>
+      </w:tr>
+      <w:tr>
+        <w:trPr>
+          <w:cantSplit/>
+        </w:trPr>
+        <w:tc>
+          <w:tcPr>
+            <w:tcW w:type="dxa" w:w="1872"/>
+            <w:shd w:fill="FFFFFF"/>
+            <w:tcMar>
+              <w:top w:w="100" w:type="dxa"/>
+              <w:bottom w:w="100" w:type="dxa"/>
+              <w:left w:w="130" w:type="dxa"/>
+              <w:right w:w="130" w:type="dxa"/>
+            </w:tcMar>
+            <w:tcBorders>
+              <w:top w:val="single" w:sz="6" w:space="0" w:color="000000"/>
+              <w:left w:val="single" w:sz="6" w:space="0" w:color="000000"/>
+              <w:bottom w:val="single" w:sz="6" w:space="0" w:color="000000"/>
+              <w:right w:val="single" w:sz="6" w:space="0" w:color="000000"/>
+            </w:tcBorders>
+          </w:tcPr>
+          <w:p>
+            <w:pPr>
+              <w:spacing w:after="0" w:line="276" w:lineRule="auto"/>
+              <w:jc w:val="left"/>
+            </w:pPr>
+            <w:r>
+              <w:rPr>
+                <w:rFonts w:ascii="Times New Roman" w:hAnsi="Times New Roman"/>
+                <w:color w:val="000000"/>
+                <w:sz w:val="24"/>
+              </w:rPr>
+              <w:t>Throughput</w:t>
+            </w:r>
+          </w:p>
+        </w:tc>
+        <w:tc>
+          <w:tcPr>
+            <w:tcW w:type="dxa" w:w="2304"/>
+            <w:shd w:fill="FFFFFF"/>
+            <w:tcMar>
+              <w:top w:w="100" w:type="dxa"/>
+              <w:bottom w:w="100" w:type="dxa"/>
+              <w:left w:w="130" w:type="dxa"/>
+              <w:right w:w="130" w:type="dxa"/>
+            </w:tcMar>
+            <w:tcBorders>
+              <w:top w:val="single" w:sz="6" w:space="0" w:color="000000"/>
+              <w:left w:val="single" w:sz="6" w:space="0" w:color="000000"/>
+              <w:bottom w:val="single" w:sz="6" w:space="0" w:color="000000"/>
+              <w:right w:val="single" w:sz="6" w:space="0" w:color="000000"/>
+            </w:tcBorders>
+          </w:tcPr>
+          <w:p>
+            <w:pPr>
+              <w:spacing w:after="0" w:line="276" w:lineRule="auto"/>
+              <w:jc w:val="left"/>
+            </w:pPr>
+            <w:r>
+              <w:rPr>
+                <w:rFonts w:ascii="Times New Roman" w:hAnsi="Times New Roman"/>
+                <w:color w:val="000000"/>
+                <w:sz w:val="24"/>
+              </w:rPr>
+              <w:t>ED Boarding Duration</w:t>
+            </w:r>
+          </w:p>
+        </w:tc>
+        <w:tc>
+          <w:tcPr>
+            <w:tcW w:type="dxa" w:w="2592"/>
+            <w:shd w:fill="FFFFFF"/>
+            <w:tcMar>
+              <w:top w:w="100" w:type="dxa"/>
+              <w:bottom w:w="100" w:type="dxa"/>
+              <w:left w:w="130" w:type="dxa"/>
+              <w:right w:w="130" w:type="dxa"/>
+            </w:tcMar>
+            <w:tcBorders>
+              <w:top w:val="single" w:sz="6" w:space="0" w:color="000000"/>
+              <w:left w:val="single" w:sz="6" w:space="0" w:color="000000"/>
+              <w:bottom w:val="single" w:sz="6" w:space="0" w:color="000000"/>
+              <w:right w:val="single" w:sz="6" w:space="0" w:color="000000"/>
+            </w:tcBorders>
+          </w:tcPr>
+          <w:p>
+            <w:pPr>
+              <w:spacing w:after="0" w:line="276" w:lineRule="auto"/>
+              <w:jc w:val="left"/>
+            </w:pPr>
+            <w:r>
+              <w:rPr>
+                <w:rFonts w:ascii="Times New Roman" w:hAnsi="Times New Roman"/>
+                <w:color w:val="000000"/>
+                <w:sz w:val="24"/>
+              </w:rPr>
+              <w:t>Median time from admission decision to physical inpatient bed arrival</w:t>
+            </w:r>
+          </w:p>
+        </w:tc>
+        <w:tc>
+          <w:tcPr>
+            <w:tcW w:type="dxa" w:w="1584"/>
+            <w:shd w:fill="FFFFFF"/>
+            <w:tcMar>
+              <w:top w:w="100" w:type="dxa"/>
+              <w:bottom w:w="100" w:type="dxa"/>
+              <w:left w:w="130" w:type="dxa"/>
+              <w:right w:w="130" w:type="dxa"/>
+            </w:tcMar>
+            <w:tcBorders>
+              <w:top w:val="single" w:sz="6" w:space="0" w:color="000000"/>
+              <w:left w:val="single" w:sz="6" w:space="0" w:color="000000"/>
+              <w:bottom w:val="single" w:sz="6" w:space="0" w:color="000000"/>
+              <w:right w:val="single" w:sz="6" w:space="0" w:color="000000"/>
+            </w:tcBorders>
+          </w:tcPr>
+          <w:p>
+            <w:pPr>
+              <w:spacing w:after="0" w:line="276" w:lineRule="auto"/>
+              <w:jc w:val="left"/>
+            </w:pPr>
+            <w:r>
+              <w:rPr>
+                <w:rFonts w:ascii="Times New Roman" w:hAnsi="Times New Roman"/>
+                <w:color w:val="000000"/>
+                <w:sz w:val="24"/>
+              </w:rPr>
+              <w:t>&lt; 120 Mins</w:t>
+            </w:r>
+          </w:p>
+        </w:tc>
+        <w:tc>
+          <w:tcPr>
+            <w:tcW w:type="dxa" w:w="2016"/>
+            <w:shd w:fill="FFFFFF"/>
+            <w:tcMar>
+              <w:top w:w="100" w:type="dxa"/>
+              <w:bottom w:w="100" w:type="dxa"/>
+              <w:left w:w="130" w:type="dxa"/>
+              <w:right w:w="130" w:type="dxa"/>
+            </w:tcMar>
+            <w:tcBorders>
+              <w:top w:val="single" w:sz="6" w:space="0" w:color="000000"/>
+              <w:left w:val="single" w:sz="6" w:space="0" w:color="000000"/>
+              <w:bottom w:val="single" w:sz="6" w:space="0" w:color="000000"/>
+              <w:right w:val="single" w:sz="6" w:space="0" w:color="000000"/>
+            </w:tcBorders>
+          </w:tcPr>
+          <w:p>
+            <w:pPr>
+              <w:spacing w:after="0" w:line="276" w:lineRule="auto"/>
+              <w:jc w:val="left"/>
+            </w:pPr>
+            <w:r>
+              <w:rPr>
+                <w:rFonts w:ascii="Times New Roman" w:hAnsi="Times New Roman"/>
+                <w:color w:val="000000"/>
+                <w:sz w:val="24"/>
+              </w:rPr>
+              <w:t>Bottleneck indicator driving emergency divert protocols.</w:t>
+            </w:r>
+          </w:p>
+        </w:tc>
+      </w:tr>
+      <w:tr>
+        <w:trPr>
+          <w:cantSplit/>
+        </w:trPr>
+        <w:tc>
+          <w:tcPr>
+            <w:tcW w:type="dxa" w:w="1872"/>
+            <w:shd w:fill="FFFFFF"/>
+            <w:tcMar>
+              <w:top w:w="100" w:type="dxa"/>
+              <w:bottom w:w="100" w:type="dxa"/>
+              <w:left w:w="130" w:type="dxa"/>
+              <w:right w:w="130" w:type="dxa"/>
+            </w:tcMar>
+            <w:tcBorders>
+              <w:top w:val="single" w:sz="6" w:space="0" w:color="000000"/>
+              <w:left w:val="single" w:sz="6" w:space="0" w:color="000000"/>
+              <w:bottom w:val="single" w:sz="6" w:space="0" w:color="000000"/>
+              <w:right w:val="single" w:sz="6" w:space="0" w:color="000000"/>
+            </w:tcBorders>
+          </w:tcPr>
+          <w:p>
+            <w:pPr>
+              <w:spacing w:after="0" w:line="276" w:lineRule="auto"/>
+              <w:jc w:val="left"/>
+            </w:pPr>
+            <w:r>
+              <w:rPr>
+                <w:rFonts w:ascii="Times New Roman" w:hAnsi="Times New Roman"/>
+                <w:color w:val="000000"/>
+                <w:sz w:val="24"/>
+              </w:rPr>
+              <w:t>Continuity</w:t>
+            </w:r>
+          </w:p>
+        </w:tc>
+        <w:tc>
+          <w:tcPr>
+            <w:tcW w:type="dxa" w:w="2304"/>
+            <w:shd w:fill="FFFFFF"/>
+            <w:tcMar>
+              <w:top w:w="100" w:type="dxa"/>
+              <w:bottom w:w="100" w:type="dxa"/>
+              <w:left w:w="130" w:type="dxa"/>
+              <w:right w:w="130" w:type="dxa"/>
+            </w:tcMar>
+            <w:tcBorders>
+              <w:top w:val="single" w:sz="6" w:space="0" w:color="000000"/>
+              <w:left w:val="single" w:sz="6" w:space="0" w:color="000000"/>
+              <w:bottom w:val="single" w:sz="6" w:space="0" w:color="000000"/>
+              <w:right w:val="single" w:sz="6" w:space="0" w:color="000000"/>
+            </w:tcBorders>
+          </w:tcPr>
+          <w:p>
+            <w:pPr>
+              <w:spacing w:after="0" w:line="276" w:lineRule="auto"/>
+              <w:jc w:val="left"/>
+            </w:pPr>
+            <w:r>
+              <w:rPr>
+                <w:rFonts w:ascii="Times New Roman" w:hAnsi="Times New Roman"/>
+                <w:color w:val="000000"/>
+                <w:sz w:val="24"/>
+              </w:rPr>
+              <w:t>7-Day Outpatient Follow-up Rate</w:t>
+            </w:r>
+          </w:p>
+        </w:tc>
+        <w:tc>
+          <w:tcPr>
+            <w:tcW w:type="dxa" w:w="2592"/>
+            <w:shd w:fill="FFFFFF"/>
+            <w:tcMar>
+              <w:top w:w="100" w:type="dxa"/>
+              <w:bottom w:w="100" w:type="dxa"/>
+              <w:left w:w="130" w:type="dxa"/>
+              <w:right w:w="130" w:type="dxa"/>
+            </w:tcMar>
+            <w:tcBorders>
+              <w:top w:val="single" w:sz="6" w:space="0" w:color="000000"/>
+              <w:left w:val="single" w:sz="6" w:space="0" w:color="000000"/>
+              <w:bottom w:val="single" w:sz="6" w:space="0" w:color="000000"/>
+              <w:right w:val="single" w:sz="6" w:space="0" w:color="000000"/>
+            </w:tcBorders>
+          </w:tcPr>
+          <w:p>
+            <w:pPr>
+              <w:spacing w:after="0" w:line="276" w:lineRule="auto"/>
+              <w:jc w:val="left"/>
+            </w:pPr>
+            <w:r>
+              <w:rPr>
+                <w:rFonts w:ascii="Times New Roman" w:hAnsi="Times New Roman"/>
+                <w:color w:val="000000"/>
+                <w:sz w:val="24"/>
+              </w:rPr>
+              <w:t>% of high-risk discharged patients attending clinic within 7 days</w:t>
+            </w:r>
+          </w:p>
+        </w:tc>
+        <w:tc>
+          <w:tcPr>
+            <w:tcW w:type="dxa" w:w="1584"/>
+            <w:shd w:fill="FFFFFF"/>
+            <w:tcMar>
+              <w:top w:w="100" w:type="dxa"/>
+              <w:bottom w:w="100" w:type="dxa"/>
+              <w:left w:w="130" w:type="dxa"/>
+              <w:right w:w="130" w:type="dxa"/>
+            </w:tcMar>
+            <w:tcBorders>
+              <w:top w:val="single" w:sz="6" w:space="0" w:color="000000"/>
+              <w:left w:val="single" w:sz="6" w:space="0" w:color="000000"/>
+              <w:bottom w:val="single" w:sz="6" w:space="0" w:color="000000"/>
+              <w:right w:val="single" w:sz="6" w:space="0" w:color="000000"/>
+            </w:tcBorders>
+          </w:tcPr>
+          <w:p>
+            <w:pPr>
+              <w:spacing w:after="0" w:line="276" w:lineRule="auto"/>
+              <w:jc w:val="left"/>
+            </w:pPr>
+            <w:r>
+              <w:rPr>
+                <w:rFonts w:ascii="Times New Roman" w:hAnsi="Times New Roman"/>
+                <w:color w:val="000000"/>
+                <w:sz w:val="24"/>
+              </w:rPr>
+              <w:t>&gt; 75.0%</w:t>
+            </w:r>
+          </w:p>
+        </w:tc>
+        <w:tc>
+          <w:tcPr>
+            <w:tcW w:type="dxa" w:w="2016"/>
+            <w:shd w:fill="FFFFFF"/>
+            <w:tcMar>
+              <w:top w:w="100" w:type="dxa"/>
+              <w:bottom w:w="100" w:type="dxa"/>
+              <w:left w:w="130" w:type="dxa"/>
+              <w:right w:w="130" w:type="dxa"/>
+            </w:tcMar>
+            <w:tcBorders>
+              <w:top w:val="single" w:sz="6" w:space="0" w:color="000000"/>
+              <w:left w:val="single" w:sz="6" w:space="0" w:color="000000"/>
+              <w:bottom w:val="single" w:sz="6" w:space="0" w:color="000000"/>
+              <w:right w:val="single" w:sz="6" w:space="0" w:color="000000"/>
+            </w:tcBorders>
+          </w:tcPr>
+          <w:p>
+            <w:pPr>
+              <w:spacing w:after="0" w:line="276" w:lineRule="auto"/>
+              <w:jc w:val="left"/>
+            </w:pPr>
+            <w:r>
+              <w:rPr>
+                <w:rFonts w:ascii="Times New Roman" w:hAnsi="Times New Roman"/>
+                <w:color w:val="000000"/>
+                <w:sz w:val="24"/>
+              </w:rPr>
+              <w:t>Primary preventative barrier against acute outpatient decompensation.</w:t>
+            </w:r>
+          </w:p>
+        </w:tc>
+      </w:tr>
+    </w:tbl>
+    <w:p>
+      <w:pPr>
+        <w:keepNext/>
+        <w:widowControl/>
+        <w:spacing w:before="320" w:after="100"/>
+      </w:pPr>
+      <w:r>
+        <w:rPr>
+          <w:rFonts w:ascii="Times New Roman" w:hAnsi="Times New Roman"/>
+          <w:b/>
+          <w:color w:val="000000"/>
+          <w:sz w:val="36"/>
+        </w:rPr>
+        <w:t>3. Exploratory Data Analysis &amp; Bivariate Clinical Distributions</w:t>
+      </w:r>
+    </w:p>
+    <w:p>
+      <w:pPr>
+        <w:keepNext/>
+        <w:widowControl/>
+        <w:spacing w:before="0" w:after="100" w:line="276" w:lineRule="auto"/>
+      </w:pPr>
+      <w:r>
+        <w:rPr>
+          <w:rFonts w:ascii="Times New Roman" w:hAnsi="Times New Roman"/>
+          <w:color w:val="000000"/>
+          <w:sz w:val="24"/>
+        </w:rPr>
+        <w:t>Statistical visualization of the 10,000-patient cleaned cohort reveals significant non-linear relationships between chronic disease burdens, laboratory biomarkers, and post-discharge readmission risk:</w:t>
       </w:r>
     </w:p>
     <w:p>
       <w:pPr>
         <w:pStyle w:val="ListBullet"/>
-        <w:spacing w:line="276" w:lineRule="auto" w:after="60"/>
+        <w:keepNext/>
+        <w:spacing w:after="60" w:line="276" w:lineRule="auto"/>
       </w:pPr>
       <w:r>
         <w:rPr>
           <w:rFonts w:ascii="Times New Roman" w:hAnsi="Times New Roman"/>
           <w:b/>
+          <w:color w:val="000000"/>
           <w:sz w:val="24"/>
         </w:rPr>
-        <w:t xml:space="preserve">Enterprise BI (Power BI / Tableau): </w:t>
+        <w:t xml:space="preserve">Charlson Comorbidity Burden vs Readmission Risk: </w:t>
       </w:r>
       <w:r>
         <w:rPr>
           <w:rFonts w:ascii="Times New Roman" w:hAnsi="Times New Roman"/>
+          <w:color w:val="000000"/>
           <w:sz w:val="24"/>
         </w:rPr>
-        <w:t>Utilized for executive hospital leadership and departmental chairs. Features automated scheduled data refreshes, role-based row-level security (RLS), and drill-down capabilities from hospital-wide summaries to individual specialty wards.</w:t>
+        <w:t>Encounter risk increases non-linearly with comorbidity score. Patients with a Charlson index &gt;= 4 exhibit a 32.4% 30-day readmission rate, compared to only 8.2% for patients with an index &lt;= 1, confirming comorbidity density as a primary stratification feature.</w:t>
       </w:r>
     </w:p>
     <w:p>
       <w:pPr>
         <w:pStyle w:val="ListBullet"/>
-        <w:spacing w:line="276" w:lineRule="auto" w:after="60"/>
+        <w:keepNext/>
+        <w:spacing w:after="60" w:line="276" w:lineRule="auto"/>
       </w:pPr>
       <w:r>
         <w:rPr>
           <w:rFonts w:ascii="Times New Roman" w:hAnsi="Times New Roman"/>
           <w:b/>
+          <w:color w:val="000000"/>
           <w:sz w:val="24"/>
         </w:rPr>
-        <w:t xml:space="preserve">Interactive Web Analytics (Plotly / Dash / Streamlit): </w:t>
+        <w:t xml:space="preserve">Length of Stay (ALOS) Across Chronic Cohorts: </w:t>
       </w:r>
       <w:r>
         <w:rPr>
           <w:rFonts w:ascii="Times New Roman" w:hAnsi="Times New Roman"/>
+          <w:color w:val="000000"/>
           <w:sz w:val="24"/>
         </w:rPr>
-        <w:t>Deployed for clinical informatics teams and quality analysts. Supports real-time scenario simulation, dynamic threshold adjustment, and algorithmic SHAP dependence exploration.</w:t>
+        <w:t>Severe Inpatient Sepsis and Congestive Heart Failure demonstrate the highest median stays (6.8 days and 5.9 days respectively) with heavy positive skewness. Approximately 12.5% of sepsis admissions exceed 12 days, indicating severe clinical resource utilization.</w:t>
       </w:r>
     </w:p>
     <w:p>
       <w:pPr>
         <w:pStyle w:val="ListBullet"/>
-        <w:spacing w:line="276" w:lineRule="auto" w:after="60"/>
+        <w:keepNext/>
+        <w:spacing w:after="60" w:line="276" w:lineRule="auto"/>
       </w:pPr>
       <w:r>
         <w:rPr>
           <w:rFonts w:ascii="Times New Roman" w:hAnsi="Times New Roman"/>
           <w:b/>
+          <w:color w:val="000000"/>
           <w:sz w:val="24"/>
         </w:rPr>
-        <w:t xml:space="preserve">Static Publication Graphics (Matplotlib / Seaborn): </w:t>
+        <w:t xml:space="preserve">Renal Function (Serum Creatinine) Interaction: </w:t>
       </w:r>
       <w:r>
         <w:rPr>
           <w:rFonts w:ascii="Times New Roman" w:hAnsi="Times New Roman"/>
+          <w:color w:val="000000"/>
           <w:sz w:val="24"/>
         </w:rPr>
-        <w:t>Used for regulatory filings, peer-reviewed clinical audits, and formal board governance reports, ensuring exact typography, high-resolution vector rendering, and full styling compliance.</w:t>
+        <w:t>Serum creatinine values exceeding 2.2 mg/dL at discharge are associated with a 2.4-fold increase in 30-day readmission, highlighting the physiological vulnerability of acute cardiorenal patients.</w:t>
       </w:r>
     </w:p>
     <w:p>
       <w:pPr>
         <w:keepNext/>
-        <w:spacing w:before="280" w:after="80"/>
+        <w:pageBreakBefore/>
+        <w:widowControl/>
+        <w:spacing w:before="320" w:after="100"/>
       </w:pPr>
       <w:r>
         <w:rPr>
           <w:rFonts w:ascii="Times New Roman" w:hAnsi="Times New Roman"/>
           <w:b/>
-          <w:color w:val="002060"/>
-          <w:sz w:val="30"/>
+          <w:color w:val="000000"/>
+          <w:sz w:val="36"/>
         </w:rPr>
-        <w:t>4. Visual Analytics Wireframes and Layout Specifications</w:t>
-      </w:r>
-    </w:p>
-    <w:p>
-      <w:pPr>
-        <w:spacing w:line="276" w:lineRule="auto" w:after="120"/>
-      </w:pPr>
-      <w:r>
-        <w:rPr>
-          <w:rFonts w:ascii="Times New Roman" w:hAnsi="Times New Roman"/>
-          <w:sz w:val="24"/>
-        </w:rPr>
-        <w:t>The executive dashboard layout is organized into three interconnected analytical views:</w:t>
+        <w:t>4. Interactive Dashboard Wireframes &amp; Information Architecture</w:t>
       </w:r>
     </w:p>
     <w:p>
       <w:pPr>
         <w:keepNext/>
-        <w:spacing w:before="200" w:after="60"/>
+        <w:widowControl/>
+        <w:spacing w:before="0" w:after="100" w:line="276" w:lineRule="auto"/>
+      </w:pPr>
+      <w:r>
+        <w:rPr>
+          <w:rFonts w:ascii="Times New Roman" w:hAnsi="Times New Roman"/>
+          <w:color w:val="000000"/>
+          <w:sz w:val="24"/>
+        </w:rPr>
+        <w:t>To support diverse hospital stakeholders, a three-tiered dashboard information architecture was developed, spanning strategic executive oversight, departmental capacity management, and frontline bedside risk tracking.</w:t>
+      </w:r>
+    </w:p>
+    <w:p>
+      <w:pPr>
+        <w:keepNext/>
+        <w:widowControl/>
+        <w:spacing w:before="240" w:after="80"/>
       </w:pPr>
       <w:r>
         <w:rPr>
           <w:rFonts w:ascii="Times New Roman" w:hAnsi="Times New Roman"/>
           <w:b/>
-          <w:color w:val="282828"/>
-          <w:sz w:val="26"/>
+          <w:color w:val="000000"/>
+          <w:sz w:val="32"/>
         </w:rPr>
-        <w:t>4.1 Executive Summary View (C-Suite &amp; Board Level)</w:t>
-      </w:r>
-    </w:p>
-    <w:p>
-      <w:pPr>
-        <w:spacing w:line="276" w:lineRule="auto" w:after="120"/>
-      </w:pPr>
-      <w:r>
-        <w:rPr>
-          <w:rFonts w:ascii="Times New Roman" w:hAnsi="Times New Roman"/>
-          <w:sz w:val="24"/>
-        </w:rPr>
-        <w:t>Top row features five high-level KPI cards displaying current monthly 30-day readmission rate, ALOS, projected CMS penalty risk, and bed occupancy. Below the cards, a dual-axis time-series line chart illustrates trailing 24-month readmission trends alongside national CMS benchmarks. A geographic district choropleth map pinpoints patient catchment zones with elevated social vulnerability and post-discharge bounce-back frequencies.</w:t>
+        <w:t>4.1 Wireframe 1: Executive Hospital Quality &amp; HRRP Regulatory Tracker</w:t>
       </w:r>
     </w:p>
     <w:p>
       <w:pPr>
         <w:keepNext/>
-        <w:spacing w:before="200" w:after="60"/>
+        <w:widowControl/>
+        <w:spacing w:before="0" w:after="100" w:line="276" w:lineRule="auto"/>
+      </w:pPr>
+      <w:r>
+        <w:rPr>
+          <w:rFonts w:ascii="Times New Roman" w:hAnsi="Times New Roman"/>
+          <w:color w:val="000000"/>
+          <w:sz w:val="24"/>
+        </w:rPr>
+        <w:t>Audience: Chief Medical Officer, Chief Financial Officer, Quality Committee. Focus: Enterprise readmission trends, financial penalty exposure, and disease-cohort benchmarks.</w:t>
+      </w:r>
+    </w:p>
+    <w:tbl>
+      <w:tblPr>
+        <w:tblW w:type="auto" w:w="0"/>
+        <w:jc w:val="center"/>
+        <w:tblLook w:firstColumn="1" w:firstRow="1" w:lastColumn="0" w:lastRow="0" w:noHBand="0" w:noVBand="1" w:val="04A0"/>
+      </w:tblPr>
+      <w:tblGrid>
+        <w:gridCol w:w="2448"/>
+        <w:gridCol w:w="2448"/>
+        <w:gridCol w:w="2448"/>
+        <w:gridCol w:w="2448"/>
+      </w:tblGrid>
+      <w:tr>
+        <w:trPr>
+          <w:tblHeader/>
+          <w:cantSplit/>
+        </w:trPr>
+        <w:tc>
+          <w:tcPr>
+            <w:tcW w:type="dxa" w:w="2304"/>
+            <w:shd w:fill="FFFFFF"/>
+            <w:tcMar>
+              <w:top w:w="120" w:type="dxa"/>
+              <w:bottom w:w="120" w:type="dxa"/>
+              <w:left w:w="130" w:type="dxa"/>
+              <w:right w:w="130" w:type="dxa"/>
+            </w:tcMar>
+            <w:tcBorders>
+              <w:top w:val="single" w:sz="12" w:space="0" w:color="000000"/>
+              <w:left w:val="single" w:sz="6" w:space="0" w:color="000000"/>
+              <w:bottom w:val="single" w:sz="16" w:space="0" w:color="000000"/>
+              <w:right w:val="single" w:sz="6" w:space="0" w:color="000000"/>
+            </w:tcBorders>
+          </w:tcPr>
+          <w:p>
+            <w:pPr>
+              <w:spacing w:after="0"/>
+              <w:jc w:val="left"/>
+            </w:pPr>
+            <w:r>
+              <w:rPr>
+                <w:rFonts w:ascii="Times New Roman" w:hAnsi="Times New Roman"/>
+                <w:b/>
+                <w:color w:val="000000"/>
+                <w:sz w:val="25"/>
+              </w:rPr>
+              <w:t>Dashboard Component</w:t>
+            </w:r>
+          </w:p>
+        </w:tc>
+        <w:tc>
+          <w:tcPr>
+            <w:tcW w:type="dxa" w:w="2592"/>
+            <w:shd w:fill="FFFFFF"/>
+            <w:tcMar>
+              <w:top w:w="120" w:type="dxa"/>
+              <w:bottom w:w="120" w:type="dxa"/>
+              <w:left w:w="130" w:type="dxa"/>
+              <w:right w:w="130" w:type="dxa"/>
+            </w:tcMar>
+            <w:tcBorders>
+              <w:top w:val="single" w:sz="12" w:space="0" w:color="000000"/>
+              <w:left w:val="single" w:sz="6" w:space="0" w:color="000000"/>
+              <w:bottom w:val="single" w:sz="16" w:space="0" w:color="000000"/>
+              <w:right w:val="single" w:sz="6" w:space="0" w:color="000000"/>
+            </w:tcBorders>
+          </w:tcPr>
+          <w:p>
+            <w:pPr>
+              <w:spacing w:after="0"/>
+              <w:jc w:val="left"/>
+            </w:pPr>
+            <w:r>
+              <w:rPr>
+                <w:rFonts w:ascii="Times New Roman" w:hAnsi="Times New Roman"/>
+                <w:b/>
+                <w:color w:val="000000"/>
+                <w:sz w:val="25"/>
+              </w:rPr>
+              <w:t>Visual Element Type</w:t>
+            </w:r>
+          </w:p>
+        </w:tc>
+        <w:tc>
+          <w:tcPr>
+            <w:tcW w:type="dxa" w:w="2160"/>
+            <w:shd w:fill="FFFFFF"/>
+            <w:tcMar>
+              <w:top w:w="120" w:type="dxa"/>
+              <w:bottom w:w="120" w:type="dxa"/>
+              <w:left w:w="130" w:type="dxa"/>
+              <w:right w:w="130" w:type="dxa"/>
+            </w:tcMar>
+            <w:tcBorders>
+              <w:top w:val="single" w:sz="12" w:space="0" w:color="000000"/>
+              <w:left w:val="single" w:sz="6" w:space="0" w:color="000000"/>
+              <w:bottom w:val="single" w:sz="16" w:space="0" w:color="000000"/>
+              <w:right w:val="single" w:sz="6" w:space="0" w:color="000000"/>
+            </w:tcBorders>
+          </w:tcPr>
+          <w:p>
+            <w:pPr>
+              <w:spacing w:after="0"/>
+              <w:jc w:val="left"/>
+            </w:pPr>
+            <w:r>
+              <w:rPr>
+                <w:rFonts w:ascii="Times New Roman" w:hAnsi="Times New Roman"/>
+                <w:b/>
+                <w:color w:val="000000"/>
+                <w:sz w:val="25"/>
+              </w:rPr>
+              <w:t>Primary Data Feed</w:t>
+            </w:r>
+          </w:p>
+        </w:tc>
+        <w:tc>
+          <w:tcPr>
+            <w:tcW w:type="dxa" w:w="3312"/>
+            <w:shd w:fill="FFFFFF"/>
+            <w:tcMar>
+              <w:top w:w="120" w:type="dxa"/>
+              <w:bottom w:w="120" w:type="dxa"/>
+              <w:left w:w="130" w:type="dxa"/>
+              <w:right w:w="130" w:type="dxa"/>
+            </w:tcMar>
+            <w:tcBorders>
+              <w:top w:val="single" w:sz="12" w:space="0" w:color="000000"/>
+              <w:left w:val="single" w:sz="6" w:space="0" w:color="000000"/>
+              <w:bottom w:val="single" w:sz="16" w:space="0" w:color="000000"/>
+              <w:right w:val="single" w:sz="6" w:space="0" w:color="000000"/>
+            </w:tcBorders>
+          </w:tcPr>
+          <w:p>
+            <w:pPr>
+              <w:spacing w:after="0"/>
+              <w:jc w:val="left"/>
+            </w:pPr>
+            <w:r>
+              <w:rPr>
+                <w:rFonts w:ascii="Times New Roman" w:hAnsi="Times New Roman"/>
+                <w:b/>
+                <w:color w:val="000000"/>
+                <w:sz w:val="25"/>
+              </w:rPr>
+              <w:t>User Interactivity &amp; Drill-Down</w:t>
+            </w:r>
+          </w:p>
+        </w:tc>
+      </w:tr>
+      <w:tr>
+        <w:trPr>
+          <w:cantSplit/>
+        </w:trPr>
+        <w:tc>
+          <w:tcPr>
+            <w:tcW w:type="dxa" w:w="2304"/>
+            <w:shd w:fill="FFFFFF"/>
+            <w:tcMar>
+              <w:top w:w="100" w:type="dxa"/>
+              <w:bottom w:w="100" w:type="dxa"/>
+              <w:left w:w="130" w:type="dxa"/>
+              <w:right w:w="130" w:type="dxa"/>
+            </w:tcMar>
+            <w:tcBorders>
+              <w:top w:val="single" w:sz="6" w:space="0" w:color="000000"/>
+              <w:left w:val="single" w:sz="6" w:space="0" w:color="000000"/>
+              <w:bottom w:val="single" w:sz="6" w:space="0" w:color="000000"/>
+              <w:right w:val="single" w:sz="6" w:space="0" w:color="000000"/>
+            </w:tcBorders>
+          </w:tcPr>
+          <w:p>
+            <w:pPr>
+              <w:spacing w:after="0" w:line="276" w:lineRule="auto"/>
+              <w:jc w:val="left"/>
+            </w:pPr>
+            <w:r>
+              <w:rPr>
+                <w:rFonts w:ascii="Times New Roman" w:hAnsi="Times New Roman"/>
+                <w:color w:val="000000"/>
+                <w:sz w:val="24"/>
+              </w:rPr>
+              <w:t>Top KPI Scorecard Band</w:t>
+            </w:r>
+          </w:p>
+        </w:tc>
+        <w:tc>
+          <w:tcPr>
+            <w:tcW w:type="dxa" w:w="2592"/>
+            <w:shd w:fill="FFFFFF"/>
+            <w:tcMar>
+              <w:top w:w="100" w:type="dxa"/>
+              <w:bottom w:w="100" w:type="dxa"/>
+              <w:left w:w="130" w:type="dxa"/>
+              <w:right w:w="130" w:type="dxa"/>
+            </w:tcMar>
+            <w:tcBorders>
+              <w:top w:val="single" w:sz="6" w:space="0" w:color="000000"/>
+              <w:left w:val="single" w:sz="6" w:space="0" w:color="000000"/>
+              <w:bottom w:val="single" w:sz="6" w:space="0" w:color="000000"/>
+              <w:right w:val="single" w:sz="6" w:space="0" w:color="000000"/>
+            </w:tcBorders>
+          </w:tcPr>
+          <w:p>
+            <w:pPr>
+              <w:spacing w:after="0" w:line="276" w:lineRule="auto"/>
+              <w:jc w:val="left"/>
+            </w:pPr>
+            <w:r>
+              <w:rPr>
+                <w:rFonts w:ascii="Times New Roman" w:hAnsi="Times New Roman"/>
+                <w:color w:val="000000"/>
+                <w:sz w:val="24"/>
+              </w:rPr>
+              <w:t>Single-value metric cards with trend sparklines</w:t>
+            </w:r>
+          </w:p>
+        </w:tc>
+        <w:tc>
+          <w:tcPr>
+            <w:tcW w:type="dxa" w:w="2160"/>
+            <w:shd w:fill="FFFFFF"/>
+            <w:tcMar>
+              <w:top w:w="100" w:type="dxa"/>
+              <w:bottom w:w="100" w:type="dxa"/>
+              <w:left w:w="130" w:type="dxa"/>
+              <w:right w:w="130" w:type="dxa"/>
+            </w:tcMar>
+            <w:tcBorders>
+              <w:top w:val="single" w:sz="6" w:space="0" w:color="000000"/>
+              <w:left w:val="single" w:sz="6" w:space="0" w:color="000000"/>
+              <w:bottom w:val="single" w:sz="6" w:space="0" w:color="000000"/>
+              <w:right w:val="single" w:sz="6" w:space="0" w:color="000000"/>
+            </w:tcBorders>
+          </w:tcPr>
+          <w:p>
+            <w:pPr>
+              <w:spacing w:after="0" w:line="276" w:lineRule="auto"/>
+              <w:jc w:val="left"/>
+            </w:pPr>
+            <w:r>
+              <w:rPr>
+                <w:rFonts w:ascii="Times New Roman" w:hAnsi="Times New Roman"/>
+                <w:color w:val="000000"/>
+                <w:sz w:val="24"/>
+              </w:rPr>
+              <w:t>EHR aggregate feed</w:t>
+            </w:r>
+          </w:p>
+        </w:tc>
+        <w:tc>
+          <w:tcPr>
+            <w:tcW w:type="dxa" w:w="3312"/>
+            <w:shd w:fill="FFFFFF"/>
+            <w:tcMar>
+              <w:top w:w="100" w:type="dxa"/>
+              <w:bottom w:w="100" w:type="dxa"/>
+              <w:left w:w="130" w:type="dxa"/>
+              <w:right w:w="130" w:type="dxa"/>
+            </w:tcMar>
+            <w:tcBorders>
+              <w:top w:val="single" w:sz="6" w:space="0" w:color="000000"/>
+              <w:left w:val="single" w:sz="6" w:space="0" w:color="000000"/>
+              <w:bottom w:val="single" w:sz="6" w:space="0" w:color="000000"/>
+              <w:right w:val="single" w:sz="6" w:space="0" w:color="000000"/>
+            </w:tcBorders>
+          </w:tcPr>
+          <w:p>
+            <w:pPr>
+              <w:spacing w:after="0" w:line="276" w:lineRule="auto"/>
+              <w:jc w:val="left"/>
+            </w:pPr>
+            <w:r>
+              <w:rPr>
+                <w:rFonts w:ascii="Times New Roman" w:hAnsi="Times New Roman"/>
+                <w:color w:val="000000"/>
+                <w:sz w:val="24"/>
+              </w:rPr>
+              <w:t>Click to toggle historical 30-day, 90-day, and 12-month trailing windows.</w:t>
+            </w:r>
+          </w:p>
+        </w:tc>
+      </w:tr>
+      <w:tr>
+        <w:trPr>
+          <w:cantSplit/>
+        </w:trPr>
+        <w:tc>
+          <w:tcPr>
+            <w:tcW w:type="dxa" w:w="2304"/>
+            <w:shd w:fill="FFFFFF"/>
+            <w:tcMar>
+              <w:top w:w="100" w:type="dxa"/>
+              <w:bottom w:w="100" w:type="dxa"/>
+              <w:left w:w="130" w:type="dxa"/>
+              <w:right w:w="130" w:type="dxa"/>
+            </w:tcMar>
+            <w:tcBorders>
+              <w:top w:val="single" w:sz="6" w:space="0" w:color="000000"/>
+              <w:left w:val="single" w:sz="6" w:space="0" w:color="000000"/>
+              <w:bottom w:val="single" w:sz="6" w:space="0" w:color="000000"/>
+              <w:right w:val="single" w:sz="6" w:space="0" w:color="000000"/>
+            </w:tcBorders>
+          </w:tcPr>
+          <w:p>
+            <w:pPr>
+              <w:spacing w:after="0" w:line="276" w:lineRule="auto"/>
+              <w:jc w:val="left"/>
+            </w:pPr>
+            <w:r>
+              <w:rPr>
+                <w:rFonts w:ascii="Times New Roman" w:hAnsi="Times New Roman"/>
+                <w:color w:val="000000"/>
+                <w:sz w:val="24"/>
+              </w:rPr>
+              <w:t>Disease Cohort Readmissions</w:t>
+            </w:r>
+          </w:p>
+        </w:tc>
+        <w:tc>
+          <w:tcPr>
+            <w:tcW w:type="dxa" w:w="2592"/>
+            <w:shd w:fill="FFFFFF"/>
+            <w:tcMar>
+              <w:top w:w="100" w:type="dxa"/>
+              <w:bottom w:w="100" w:type="dxa"/>
+              <w:left w:w="130" w:type="dxa"/>
+              <w:right w:w="130" w:type="dxa"/>
+            </w:tcMar>
+            <w:tcBorders>
+              <w:top w:val="single" w:sz="6" w:space="0" w:color="000000"/>
+              <w:left w:val="single" w:sz="6" w:space="0" w:color="000000"/>
+              <w:bottom w:val="single" w:sz="6" w:space="0" w:color="000000"/>
+              <w:right w:val="single" w:sz="6" w:space="0" w:color="000000"/>
+            </w:tcBorders>
+          </w:tcPr>
+          <w:p>
+            <w:pPr>
+              <w:spacing w:after="0" w:line="276" w:lineRule="auto"/>
+              <w:jc w:val="left"/>
+            </w:pPr>
+            <w:r>
+              <w:rPr>
+                <w:rFonts w:ascii="Times New Roman" w:hAnsi="Times New Roman"/>
+                <w:color w:val="000000"/>
+                <w:sz w:val="24"/>
+              </w:rPr>
+              <w:t>Horizontal grouped bar chart vs CMS benchmark</w:t>
+            </w:r>
+          </w:p>
+        </w:tc>
+        <w:tc>
+          <w:tcPr>
+            <w:tcW w:type="dxa" w:w="2160"/>
+            <w:shd w:fill="FFFFFF"/>
+            <w:tcMar>
+              <w:top w:w="100" w:type="dxa"/>
+              <w:bottom w:w="100" w:type="dxa"/>
+              <w:left w:w="130" w:type="dxa"/>
+              <w:right w:w="130" w:type="dxa"/>
+            </w:tcMar>
+            <w:tcBorders>
+              <w:top w:val="single" w:sz="6" w:space="0" w:color="000000"/>
+              <w:left w:val="single" w:sz="6" w:space="0" w:color="000000"/>
+              <w:bottom w:val="single" w:sz="6" w:space="0" w:color="000000"/>
+              <w:right w:val="single" w:sz="6" w:space="0" w:color="000000"/>
+            </w:tcBorders>
+          </w:tcPr>
+          <w:p>
+            <w:pPr>
+              <w:spacing w:after="0" w:line="276" w:lineRule="auto"/>
+              <w:jc w:val="left"/>
+            </w:pPr>
+            <w:r>
+              <w:rPr>
+                <w:rFonts w:ascii="Times New Roman" w:hAnsi="Times New Roman"/>
+                <w:color w:val="000000"/>
+                <w:sz w:val="24"/>
+              </w:rPr>
+              <w:t>Claims &amp; ADT extracts</w:t>
+            </w:r>
+          </w:p>
+        </w:tc>
+        <w:tc>
+          <w:tcPr>
+            <w:tcW w:type="dxa" w:w="3312"/>
+            <w:shd w:fill="FFFFFF"/>
+            <w:tcMar>
+              <w:top w:w="100" w:type="dxa"/>
+              <w:bottom w:w="100" w:type="dxa"/>
+              <w:left w:w="130" w:type="dxa"/>
+              <w:right w:w="130" w:type="dxa"/>
+            </w:tcMar>
+            <w:tcBorders>
+              <w:top w:val="single" w:sz="6" w:space="0" w:color="000000"/>
+              <w:left w:val="single" w:sz="6" w:space="0" w:color="000000"/>
+              <w:bottom w:val="single" w:sz="6" w:space="0" w:color="000000"/>
+              <w:right w:val="single" w:sz="6" w:space="0" w:color="000000"/>
+            </w:tcBorders>
+          </w:tcPr>
+          <w:p>
+            <w:pPr>
+              <w:spacing w:after="0" w:line="276" w:lineRule="auto"/>
+              <w:jc w:val="left"/>
+            </w:pPr>
+            <w:r>
+              <w:rPr>
+                <w:rFonts w:ascii="Times New Roman" w:hAnsi="Times New Roman"/>
+                <w:color w:val="000000"/>
+                <w:sz w:val="24"/>
+              </w:rPr>
+              <w:t>Filter by clinical condition (CHF, AMI, Diabetes, Pneumonia, Sepsis).</w:t>
+            </w:r>
+          </w:p>
+        </w:tc>
+      </w:tr>
+      <w:tr>
+        <w:trPr>
+          <w:cantSplit/>
+        </w:trPr>
+        <w:tc>
+          <w:tcPr>
+            <w:tcW w:type="dxa" w:w="2304"/>
+            <w:shd w:fill="FFFFFF"/>
+            <w:tcMar>
+              <w:top w:w="100" w:type="dxa"/>
+              <w:bottom w:w="100" w:type="dxa"/>
+              <w:left w:w="130" w:type="dxa"/>
+              <w:right w:w="130" w:type="dxa"/>
+            </w:tcMar>
+            <w:tcBorders>
+              <w:top w:val="single" w:sz="6" w:space="0" w:color="000000"/>
+              <w:left w:val="single" w:sz="6" w:space="0" w:color="000000"/>
+              <w:bottom w:val="single" w:sz="6" w:space="0" w:color="000000"/>
+              <w:right w:val="single" w:sz="6" w:space="0" w:color="000000"/>
+            </w:tcBorders>
+          </w:tcPr>
+          <w:p>
+            <w:pPr>
+              <w:spacing w:after="0" w:line="276" w:lineRule="auto"/>
+              <w:jc w:val="left"/>
+            </w:pPr>
+            <w:r>
+              <w:rPr>
+                <w:rFonts w:ascii="Times New Roman" w:hAnsi="Times New Roman"/>
+                <w:color w:val="000000"/>
+                <w:sz w:val="24"/>
+              </w:rPr>
+              <w:t>HRRP Financial Risk Gauge</w:t>
+            </w:r>
+          </w:p>
+        </w:tc>
+        <w:tc>
+          <w:tcPr>
+            <w:tcW w:type="dxa" w:w="2592"/>
+            <w:shd w:fill="FFFFFF"/>
+            <w:tcMar>
+              <w:top w:w="100" w:type="dxa"/>
+              <w:bottom w:w="100" w:type="dxa"/>
+              <w:left w:w="130" w:type="dxa"/>
+              <w:right w:w="130" w:type="dxa"/>
+            </w:tcMar>
+            <w:tcBorders>
+              <w:top w:val="single" w:sz="6" w:space="0" w:color="000000"/>
+              <w:left w:val="single" w:sz="6" w:space="0" w:color="000000"/>
+              <w:bottom w:val="single" w:sz="6" w:space="0" w:color="000000"/>
+              <w:right w:val="single" w:sz="6" w:space="0" w:color="000000"/>
+            </w:tcBorders>
+          </w:tcPr>
+          <w:p>
+            <w:pPr>
+              <w:spacing w:after="0" w:line="276" w:lineRule="auto"/>
+              <w:jc w:val="left"/>
+            </w:pPr>
+            <w:r>
+              <w:rPr>
+                <w:rFonts w:ascii="Times New Roman" w:hAnsi="Times New Roman"/>
+                <w:color w:val="000000"/>
+                <w:sz w:val="24"/>
+              </w:rPr>
+              <w:t>Dynamic bullet gauge with penalty threshold bands</w:t>
+            </w:r>
+          </w:p>
+        </w:tc>
+        <w:tc>
+          <w:tcPr>
+            <w:tcW w:type="dxa" w:w="2160"/>
+            <w:shd w:fill="FFFFFF"/>
+            <w:tcMar>
+              <w:top w:w="100" w:type="dxa"/>
+              <w:bottom w:w="100" w:type="dxa"/>
+              <w:left w:w="130" w:type="dxa"/>
+              <w:right w:w="130" w:type="dxa"/>
+            </w:tcMar>
+            <w:tcBorders>
+              <w:top w:val="single" w:sz="6" w:space="0" w:color="000000"/>
+              <w:left w:val="single" w:sz="6" w:space="0" w:color="000000"/>
+              <w:bottom w:val="single" w:sz="6" w:space="0" w:color="000000"/>
+              <w:right w:val="single" w:sz="6" w:space="0" w:color="000000"/>
+            </w:tcBorders>
+          </w:tcPr>
+          <w:p>
+            <w:pPr>
+              <w:spacing w:after="0" w:line="276" w:lineRule="auto"/>
+              <w:jc w:val="left"/>
+            </w:pPr>
+            <w:r>
+              <w:rPr>
+                <w:rFonts w:ascii="Times New Roman" w:hAnsi="Times New Roman"/>
+                <w:color w:val="000000"/>
+                <w:sz w:val="24"/>
+              </w:rPr>
+              <w:t>CMS payment model</w:t>
+            </w:r>
+          </w:p>
+        </w:tc>
+        <w:tc>
+          <w:tcPr>
+            <w:tcW w:type="dxa" w:w="3312"/>
+            <w:shd w:fill="FFFFFF"/>
+            <w:tcMar>
+              <w:top w:w="100" w:type="dxa"/>
+              <w:bottom w:w="100" w:type="dxa"/>
+              <w:left w:w="130" w:type="dxa"/>
+              <w:right w:w="130" w:type="dxa"/>
+            </w:tcMar>
+            <w:tcBorders>
+              <w:top w:val="single" w:sz="6" w:space="0" w:color="000000"/>
+              <w:left w:val="single" w:sz="6" w:space="0" w:color="000000"/>
+              <w:bottom w:val="single" w:sz="6" w:space="0" w:color="000000"/>
+              <w:right w:val="single" w:sz="6" w:space="0" w:color="000000"/>
+            </w:tcBorders>
+          </w:tcPr>
+          <w:p>
+            <w:pPr>
+              <w:spacing w:after="0" w:line="276" w:lineRule="auto"/>
+              <w:jc w:val="left"/>
+            </w:pPr>
+            <w:r>
+              <w:rPr>
+                <w:rFonts w:ascii="Times New Roman" w:hAnsi="Times New Roman"/>
+                <w:color w:val="000000"/>
+                <w:sz w:val="24"/>
+              </w:rPr>
+              <w:t>Simulate readmission reduction scenarios to project cost avoidance ($).</w:t>
+            </w:r>
+          </w:p>
+        </w:tc>
+      </w:tr>
+      <w:tr>
+        <w:trPr>
+          <w:cantSplit/>
+        </w:trPr>
+        <w:tc>
+          <w:tcPr>
+            <w:tcW w:type="dxa" w:w="2304"/>
+            <w:shd w:fill="FFFFFF"/>
+            <w:tcMar>
+              <w:top w:w="100" w:type="dxa"/>
+              <w:bottom w:w="100" w:type="dxa"/>
+              <w:left w:w="130" w:type="dxa"/>
+              <w:right w:w="130" w:type="dxa"/>
+            </w:tcMar>
+            <w:tcBorders>
+              <w:top w:val="single" w:sz="6" w:space="0" w:color="000000"/>
+              <w:left w:val="single" w:sz="6" w:space="0" w:color="000000"/>
+              <w:bottom w:val="single" w:sz="6" w:space="0" w:color="000000"/>
+              <w:right w:val="single" w:sz="6" w:space="0" w:color="000000"/>
+            </w:tcBorders>
+          </w:tcPr>
+          <w:p>
+            <w:pPr>
+              <w:spacing w:after="0" w:line="276" w:lineRule="auto"/>
+              <w:jc w:val="left"/>
+            </w:pPr>
+            <w:r>
+              <w:rPr>
+                <w:rFonts w:ascii="Times New Roman" w:hAnsi="Times New Roman"/>
+                <w:color w:val="000000"/>
+                <w:sz w:val="24"/>
+              </w:rPr>
+              <w:t>Geographic Patient Heatmap</w:t>
+            </w:r>
+          </w:p>
+        </w:tc>
+        <w:tc>
+          <w:tcPr>
+            <w:tcW w:type="dxa" w:w="2592"/>
+            <w:shd w:fill="FFFFFF"/>
+            <w:tcMar>
+              <w:top w:w="100" w:type="dxa"/>
+              <w:bottom w:w="100" w:type="dxa"/>
+              <w:left w:w="130" w:type="dxa"/>
+              <w:right w:w="130" w:type="dxa"/>
+            </w:tcMar>
+            <w:tcBorders>
+              <w:top w:val="single" w:sz="6" w:space="0" w:color="000000"/>
+              <w:left w:val="single" w:sz="6" w:space="0" w:color="000000"/>
+              <w:bottom w:val="single" w:sz="6" w:space="0" w:color="000000"/>
+              <w:right w:val="single" w:sz="6" w:space="0" w:color="000000"/>
+            </w:tcBorders>
+          </w:tcPr>
+          <w:p>
+            <w:pPr>
+              <w:spacing w:after="0" w:line="276" w:lineRule="auto"/>
+              <w:jc w:val="left"/>
+            </w:pPr>
+            <w:r>
+              <w:rPr>
+                <w:rFonts w:ascii="Times New Roman" w:hAnsi="Times New Roman"/>
+                <w:color w:val="000000"/>
+                <w:sz w:val="24"/>
+              </w:rPr>
+              <w:t>County-level choropleth map</w:t>
+            </w:r>
+          </w:p>
+        </w:tc>
+        <w:tc>
+          <w:tcPr>
+            <w:tcW w:type="dxa" w:w="2160"/>
+            <w:shd w:fill="FFFFFF"/>
+            <w:tcMar>
+              <w:top w:w="100" w:type="dxa"/>
+              <w:bottom w:w="100" w:type="dxa"/>
+              <w:left w:w="130" w:type="dxa"/>
+              <w:right w:w="130" w:type="dxa"/>
+            </w:tcMar>
+            <w:tcBorders>
+              <w:top w:val="single" w:sz="6" w:space="0" w:color="000000"/>
+              <w:left w:val="single" w:sz="6" w:space="0" w:color="000000"/>
+              <w:bottom w:val="single" w:sz="6" w:space="0" w:color="000000"/>
+              <w:right w:val="single" w:sz="6" w:space="0" w:color="000000"/>
+            </w:tcBorders>
+          </w:tcPr>
+          <w:p>
+            <w:pPr>
+              <w:spacing w:after="0" w:line="276" w:lineRule="auto"/>
+              <w:jc w:val="left"/>
+            </w:pPr>
+            <w:r>
+              <w:rPr>
+                <w:rFonts w:ascii="Times New Roman" w:hAnsi="Times New Roman"/>
+                <w:color w:val="000000"/>
+                <w:sz w:val="24"/>
+              </w:rPr>
+              <w:t>Patient postal code data</w:t>
+            </w:r>
+          </w:p>
+        </w:tc>
+        <w:tc>
+          <w:tcPr>
+            <w:tcW w:type="dxa" w:w="3312"/>
+            <w:shd w:fill="FFFFFF"/>
+            <w:tcMar>
+              <w:top w:w="100" w:type="dxa"/>
+              <w:bottom w:w="100" w:type="dxa"/>
+              <w:left w:w="130" w:type="dxa"/>
+              <w:right w:w="130" w:type="dxa"/>
+            </w:tcMar>
+            <w:tcBorders>
+              <w:top w:val="single" w:sz="6" w:space="0" w:color="000000"/>
+              <w:left w:val="single" w:sz="6" w:space="0" w:color="000000"/>
+              <w:bottom w:val="single" w:sz="6" w:space="0" w:color="000000"/>
+              <w:right w:val="single" w:sz="6" w:space="0" w:color="000000"/>
+            </w:tcBorders>
+          </w:tcPr>
+          <w:p>
+            <w:pPr>
+              <w:spacing w:after="0" w:line="276" w:lineRule="auto"/>
+              <w:jc w:val="left"/>
+            </w:pPr>
+            <w:r>
+              <w:rPr>
+                <w:rFonts w:ascii="Times New Roman" w:hAnsi="Times New Roman"/>
+                <w:color w:val="000000"/>
+                <w:sz w:val="24"/>
+              </w:rPr>
+              <w:t>Identify geographic clusters with low outpatient follow-up adherence.</w:t>
+            </w:r>
+          </w:p>
+        </w:tc>
+      </w:tr>
+    </w:tbl>
+    <w:p>
+      <w:pPr>
+        <w:keepNext/>
+        <w:widowControl/>
+        <w:spacing w:before="240" w:after="80"/>
       </w:pPr>
       <w:r>
         <w:rPr>
           <w:rFonts w:ascii="Times New Roman" w:hAnsi="Times New Roman"/>
           <w:b/>
-          <w:color w:val="282828"/>
-          <w:sz w:val="26"/>
+          <w:color w:val="000000"/>
+          <w:sz w:val="32"/>
         </w:rPr>
-        <w:t>4.2 Clinical Service-Line Diagnostic View</w:t>
-      </w:r>
-    </w:p>
-    <w:p>
-      <w:pPr>
-        <w:spacing w:line="276" w:lineRule="auto" w:after="120"/>
-      </w:pPr>
-      <w:r>
-        <w:rPr>
-          <w:rFonts w:ascii="Times New Roman" w:hAnsi="Times New Roman"/>
-          <w:sz w:val="24"/>
-        </w:rPr>
-        <w:t>A matrix of grouped horizontal bar charts highlights readmission rates by primary diagnosis (Heart Failure: 27.4%, Sepsis: 24.1%, COPD: 21.8%, Diabetes: 18.2%). Adjacent scatter plots correlate length of stay against patient age, color-coded by Charlson Comorbidity Index, exposing patient clusters experiencing prolonged hospitalizations and elevated post-discharge risks.</w:t>
+        <w:t>4.2 Wireframe 2: Departmental Bed Flow &amp; Inpatient Capacity Dashboard</w:t>
       </w:r>
     </w:p>
     <w:p>
       <w:pPr>
         <w:keepNext/>
-        <w:spacing w:before="200" w:after="60"/>
+        <w:widowControl/>
+        <w:spacing w:before="0" w:after="100" w:line="276" w:lineRule="auto"/>
+      </w:pPr>
+      <w:r>
+        <w:rPr>
+          <w:rFonts w:ascii="Times New Roman" w:hAnsi="Times New Roman"/>
+          <w:color w:val="000000"/>
+          <w:sz w:val="24"/>
+        </w:rPr>
+        <w:t>Audience: Nurse Unit Managers, Chief Operating Officer, Bed Placement Coordinators. Focus: Real-time bed occupancy, anticipated discharges, and nurse staffing ratios.</w:t>
+      </w:r>
+    </w:p>
+    <w:tbl>
+      <w:tblPr>
+        <w:tblW w:type="auto" w:w="0"/>
+        <w:jc w:val="center"/>
+        <w:tblLook w:firstColumn="1" w:firstRow="1" w:lastColumn="0" w:lastRow="0" w:noHBand="0" w:noVBand="1" w:val="04A0"/>
+      </w:tblPr>
+      <w:tblGrid>
+        <w:gridCol w:w="2448"/>
+        <w:gridCol w:w="2448"/>
+        <w:gridCol w:w="2448"/>
+        <w:gridCol w:w="2448"/>
+      </w:tblGrid>
+      <w:tr>
+        <w:trPr>
+          <w:tblHeader/>
+          <w:cantSplit/>
+        </w:trPr>
+        <w:tc>
+          <w:tcPr>
+            <w:tcW w:type="dxa" w:w="2304"/>
+            <w:shd w:fill="FFFFFF"/>
+            <w:tcMar>
+              <w:top w:w="120" w:type="dxa"/>
+              <w:bottom w:w="120" w:type="dxa"/>
+              <w:left w:w="130" w:type="dxa"/>
+              <w:right w:w="130" w:type="dxa"/>
+            </w:tcMar>
+            <w:tcBorders>
+              <w:top w:val="single" w:sz="12" w:space="0" w:color="000000"/>
+              <w:left w:val="single" w:sz="6" w:space="0" w:color="000000"/>
+              <w:bottom w:val="single" w:sz="16" w:space="0" w:color="000000"/>
+              <w:right w:val="single" w:sz="6" w:space="0" w:color="000000"/>
+            </w:tcBorders>
+          </w:tcPr>
+          <w:p>
+            <w:pPr>
+              <w:spacing w:after="0"/>
+              <w:jc w:val="left"/>
+            </w:pPr>
+            <w:r>
+              <w:rPr>
+                <w:rFonts w:ascii="Times New Roman" w:hAnsi="Times New Roman"/>
+                <w:b/>
+                <w:color w:val="000000"/>
+                <w:sz w:val="25"/>
+              </w:rPr>
+              <w:t>Dashboard Component</w:t>
+            </w:r>
+          </w:p>
+        </w:tc>
+        <w:tc>
+          <w:tcPr>
+            <w:tcW w:type="dxa" w:w="2592"/>
+            <w:shd w:fill="FFFFFF"/>
+            <w:tcMar>
+              <w:top w:w="120" w:type="dxa"/>
+              <w:bottom w:w="120" w:type="dxa"/>
+              <w:left w:w="130" w:type="dxa"/>
+              <w:right w:w="130" w:type="dxa"/>
+            </w:tcMar>
+            <w:tcBorders>
+              <w:top w:val="single" w:sz="12" w:space="0" w:color="000000"/>
+              <w:left w:val="single" w:sz="6" w:space="0" w:color="000000"/>
+              <w:bottom w:val="single" w:sz="16" w:space="0" w:color="000000"/>
+              <w:right w:val="single" w:sz="6" w:space="0" w:color="000000"/>
+            </w:tcBorders>
+          </w:tcPr>
+          <w:p>
+            <w:pPr>
+              <w:spacing w:after="0"/>
+              <w:jc w:val="left"/>
+            </w:pPr>
+            <w:r>
+              <w:rPr>
+                <w:rFonts w:ascii="Times New Roman" w:hAnsi="Times New Roman"/>
+                <w:b/>
+                <w:color w:val="000000"/>
+                <w:sz w:val="25"/>
+              </w:rPr>
+              <w:t>Visual Element Type</w:t>
+            </w:r>
+          </w:p>
+        </w:tc>
+        <w:tc>
+          <w:tcPr>
+            <w:tcW w:type="dxa" w:w="2160"/>
+            <w:shd w:fill="FFFFFF"/>
+            <w:tcMar>
+              <w:top w:w="120" w:type="dxa"/>
+              <w:bottom w:w="120" w:type="dxa"/>
+              <w:left w:w="130" w:type="dxa"/>
+              <w:right w:w="130" w:type="dxa"/>
+            </w:tcMar>
+            <w:tcBorders>
+              <w:top w:val="single" w:sz="12" w:space="0" w:color="000000"/>
+              <w:left w:val="single" w:sz="6" w:space="0" w:color="000000"/>
+              <w:bottom w:val="single" w:sz="16" w:space="0" w:color="000000"/>
+              <w:right w:val="single" w:sz="6" w:space="0" w:color="000000"/>
+            </w:tcBorders>
+          </w:tcPr>
+          <w:p>
+            <w:pPr>
+              <w:spacing w:after="0"/>
+              <w:jc w:val="left"/>
+            </w:pPr>
+            <w:r>
+              <w:rPr>
+                <w:rFonts w:ascii="Times New Roman" w:hAnsi="Times New Roman"/>
+                <w:b/>
+                <w:color w:val="000000"/>
+                <w:sz w:val="25"/>
+              </w:rPr>
+              <w:t>Primary Data Feed</w:t>
+            </w:r>
+          </w:p>
+        </w:tc>
+        <w:tc>
+          <w:tcPr>
+            <w:tcW w:type="dxa" w:w="3312"/>
+            <w:shd w:fill="FFFFFF"/>
+            <w:tcMar>
+              <w:top w:w="120" w:type="dxa"/>
+              <w:bottom w:w="120" w:type="dxa"/>
+              <w:left w:w="130" w:type="dxa"/>
+              <w:right w:w="130" w:type="dxa"/>
+            </w:tcMar>
+            <w:tcBorders>
+              <w:top w:val="single" w:sz="12" w:space="0" w:color="000000"/>
+              <w:left w:val="single" w:sz="6" w:space="0" w:color="000000"/>
+              <w:bottom w:val="single" w:sz="16" w:space="0" w:color="000000"/>
+              <w:right w:val="single" w:sz="6" w:space="0" w:color="000000"/>
+            </w:tcBorders>
+          </w:tcPr>
+          <w:p>
+            <w:pPr>
+              <w:spacing w:after="0"/>
+              <w:jc w:val="left"/>
+            </w:pPr>
+            <w:r>
+              <w:rPr>
+                <w:rFonts w:ascii="Times New Roman" w:hAnsi="Times New Roman"/>
+                <w:b/>
+                <w:color w:val="000000"/>
+                <w:sz w:val="25"/>
+              </w:rPr>
+              <w:t>User Interactivity &amp; Drill-Down</w:t>
+            </w:r>
+          </w:p>
+        </w:tc>
+      </w:tr>
+      <w:tr>
+        <w:trPr>
+          <w:cantSplit/>
+        </w:trPr>
+        <w:tc>
+          <w:tcPr>
+            <w:tcW w:type="dxa" w:w="2304"/>
+            <w:shd w:fill="FFFFFF"/>
+            <w:tcMar>
+              <w:top w:w="100" w:type="dxa"/>
+              <w:bottom w:w="100" w:type="dxa"/>
+              <w:left w:w="130" w:type="dxa"/>
+              <w:right w:w="130" w:type="dxa"/>
+            </w:tcMar>
+            <w:tcBorders>
+              <w:top w:val="single" w:sz="6" w:space="0" w:color="000000"/>
+              <w:left w:val="single" w:sz="6" w:space="0" w:color="000000"/>
+              <w:bottom w:val="single" w:sz="6" w:space="0" w:color="000000"/>
+              <w:right w:val="single" w:sz="6" w:space="0" w:color="000000"/>
+            </w:tcBorders>
+          </w:tcPr>
+          <w:p>
+            <w:pPr>
+              <w:spacing w:after="0" w:line="276" w:lineRule="auto"/>
+              <w:jc w:val="left"/>
+            </w:pPr>
+            <w:r>
+              <w:rPr>
+                <w:rFonts w:ascii="Times New Roman" w:hAnsi="Times New Roman"/>
+                <w:color w:val="000000"/>
+                <w:sz w:val="24"/>
+              </w:rPr>
+              <w:t>Ward Occupancy Grid</w:t>
+            </w:r>
+          </w:p>
+        </w:tc>
+        <w:tc>
+          <w:tcPr>
+            <w:tcW w:type="dxa" w:w="2592"/>
+            <w:shd w:fill="FFFFFF"/>
+            <w:tcMar>
+              <w:top w:w="100" w:type="dxa"/>
+              <w:bottom w:w="100" w:type="dxa"/>
+              <w:left w:w="130" w:type="dxa"/>
+              <w:right w:w="130" w:type="dxa"/>
+            </w:tcMar>
+            <w:tcBorders>
+              <w:top w:val="single" w:sz="6" w:space="0" w:color="000000"/>
+              <w:left w:val="single" w:sz="6" w:space="0" w:color="000000"/>
+              <w:bottom w:val="single" w:sz="6" w:space="0" w:color="000000"/>
+              <w:right w:val="single" w:sz="6" w:space="0" w:color="000000"/>
+            </w:tcBorders>
+          </w:tcPr>
+          <w:p>
+            <w:pPr>
+              <w:spacing w:after="0" w:line="276" w:lineRule="auto"/>
+              <w:jc w:val="left"/>
+            </w:pPr>
+            <w:r>
+              <w:rPr>
+                <w:rFonts w:ascii="Times New Roman" w:hAnsi="Times New Roman"/>
+                <w:color w:val="000000"/>
+                <w:sz w:val="24"/>
+              </w:rPr>
+              <w:t>Color-coded 2D matrix map (Green, Amber, Red)</w:t>
+            </w:r>
+          </w:p>
+        </w:tc>
+        <w:tc>
+          <w:tcPr>
+            <w:tcW w:type="dxa" w:w="2160"/>
+            <w:shd w:fill="FFFFFF"/>
+            <w:tcMar>
+              <w:top w:w="100" w:type="dxa"/>
+              <w:bottom w:w="100" w:type="dxa"/>
+              <w:left w:w="130" w:type="dxa"/>
+              <w:right w:w="130" w:type="dxa"/>
+            </w:tcMar>
+            <w:tcBorders>
+              <w:top w:val="single" w:sz="6" w:space="0" w:color="000000"/>
+              <w:left w:val="single" w:sz="6" w:space="0" w:color="000000"/>
+              <w:bottom w:val="single" w:sz="6" w:space="0" w:color="000000"/>
+              <w:right w:val="single" w:sz="6" w:space="0" w:color="000000"/>
+            </w:tcBorders>
+          </w:tcPr>
+          <w:p>
+            <w:pPr>
+              <w:spacing w:after="0" w:line="276" w:lineRule="auto"/>
+              <w:jc w:val="left"/>
+            </w:pPr>
+            <w:r>
+              <w:rPr>
+                <w:rFonts w:ascii="Times New Roman" w:hAnsi="Times New Roman"/>
+                <w:color w:val="000000"/>
+                <w:sz w:val="24"/>
+              </w:rPr>
+              <w:t>ADT bed telemetry</w:t>
+            </w:r>
+          </w:p>
+        </w:tc>
+        <w:tc>
+          <w:tcPr>
+            <w:tcW w:type="dxa" w:w="3312"/>
+            <w:shd w:fill="FFFFFF"/>
+            <w:tcMar>
+              <w:top w:w="100" w:type="dxa"/>
+              <w:bottom w:w="100" w:type="dxa"/>
+              <w:left w:w="130" w:type="dxa"/>
+              <w:right w:w="130" w:type="dxa"/>
+            </w:tcMar>
+            <w:tcBorders>
+              <w:top w:val="single" w:sz="6" w:space="0" w:color="000000"/>
+              <w:left w:val="single" w:sz="6" w:space="0" w:color="000000"/>
+              <w:bottom w:val="single" w:sz="6" w:space="0" w:color="000000"/>
+              <w:right w:val="single" w:sz="6" w:space="0" w:color="000000"/>
+            </w:tcBorders>
+          </w:tcPr>
+          <w:p>
+            <w:pPr>
+              <w:spacing w:after="0" w:line="276" w:lineRule="auto"/>
+              <w:jc w:val="left"/>
+            </w:pPr>
+            <w:r>
+              <w:rPr>
+                <w:rFonts w:ascii="Times New Roman" w:hAnsi="Times New Roman"/>
+                <w:color w:val="000000"/>
+                <w:sz w:val="24"/>
+              </w:rPr>
+              <w:t>Hover for patient acuity score and attending physician details.</w:t>
+            </w:r>
+          </w:p>
+        </w:tc>
+      </w:tr>
+      <w:tr>
+        <w:trPr>
+          <w:cantSplit/>
+        </w:trPr>
+        <w:tc>
+          <w:tcPr>
+            <w:tcW w:type="dxa" w:w="2304"/>
+            <w:shd w:fill="FFFFFF"/>
+            <w:tcMar>
+              <w:top w:w="100" w:type="dxa"/>
+              <w:bottom w:w="100" w:type="dxa"/>
+              <w:left w:w="130" w:type="dxa"/>
+              <w:right w:w="130" w:type="dxa"/>
+            </w:tcMar>
+            <w:tcBorders>
+              <w:top w:val="single" w:sz="6" w:space="0" w:color="000000"/>
+              <w:left w:val="single" w:sz="6" w:space="0" w:color="000000"/>
+              <w:bottom w:val="single" w:sz="6" w:space="0" w:color="000000"/>
+              <w:right w:val="single" w:sz="6" w:space="0" w:color="000000"/>
+            </w:tcBorders>
+          </w:tcPr>
+          <w:p>
+            <w:pPr>
+              <w:spacing w:after="0" w:line="276" w:lineRule="auto"/>
+              <w:jc w:val="left"/>
+            </w:pPr>
+            <w:r>
+              <w:rPr>
+                <w:rFonts w:ascii="Times New Roman" w:hAnsi="Times New Roman"/>
+                <w:color w:val="000000"/>
+                <w:sz w:val="24"/>
+              </w:rPr>
+              <w:t>72-Hour Bed Census Forecast</w:t>
+            </w:r>
+          </w:p>
+        </w:tc>
+        <w:tc>
+          <w:tcPr>
+            <w:tcW w:type="dxa" w:w="2592"/>
+            <w:shd w:fill="FFFFFF"/>
+            <w:tcMar>
+              <w:top w:w="100" w:type="dxa"/>
+              <w:bottom w:w="100" w:type="dxa"/>
+              <w:left w:w="130" w:type="dxa"/>
+              <w:right w:w="130" w:type="dxa"/>
+            </w:tcMar>
+            <w:tcBorders>
+              <w:top w:val="single" w:sz="6" w:space="0" w:color="000000"/>
+              <w:left w:val="single" w:sz="6" w:space="0" w:color="000000"/>
+              <w:bottom w:val="single" w:sz="6" w:space="0" w:color="000000"/>
+              <w:right w:val="single" w:sz="6" w:space="0" w:color="000000"/>
+            </w:tcBorders>
+          </w:tcPr>
+          <w:p>
+            <w:pPr>
+              <w:spacing w:after="0" w:line="276" w:lineRule="auto"/>
+              <w:jc w:val="left"/>
+            </w:pPr>
+            <w:r>
+              <w:rPr>
+                <w:rFonts w:ascii="Times New Roman" w:hAnsi="Times New Roman"/>
+                <w:color w:val="000000"/>
+                <w:sz w:val="24"/>
+              </w:rPr>
+              <w:t>Time-series line chart with confidence intervals</w:t>
+            </w:r>
+          </w:p>
+        </w:tc>
+        <w:tc>
+          <w:tcPr>
+            <w:tcW w:type="dxa" w:w="2160"/>
+            <w:shd w:fill="FFFFFF"/>
+            <w:tcMar>
+              <w:top w:w="100" w:type="dxa"/>
+              <w:bottom w:w="100" w:type="dxa"/>
+              <w:left w:w="130" w:type="dxa"/>
+              <w:right w:w="130" w:type="dxa"/>
+            </w:tcMar>
+            <w:tcBorders>
+              <w:top w:val="single" w:sz="6" w:space="0" w:color="000000"/>
+              <w:left w:val="single" w:sz="6" w:space="0" w:color="000000"/>
+              <w:bottom w:val="single" w:sz="6" w:space="0" w:color="000000"/>
+              <w:right w:val="single" w:sz="6" w:space="0" w:color="000000"/>
+            </w:tcBorders>
+          </w:tcPr>
+          <w:p>
+            <w:pPr>
+              <w:spacing w:after="0" w:line="276" w:lineRule="auto"/>
+              <w:jc w:val="left"/>
+            </w:pPr>
+            <w:r>
+              <w:rPr>
+                <w:rFonts w:ascii="Times New Roman" w:hAnsi="Times New Roman"/>
+                <w:color w:val="000000"/>
+                <w:sz w:val="24"/>
+              </w:rPr>
+              <w:t>ARIMA / Prophet model</w:t>
+            </w:r>
+          </w:p>
+        </w:tc>
+        <w:tc>
+          <w:tcPr>
+            <w:tcW w:type="dxa" w:w="3312"/>
+            <w:shd w:fill="FFFFFF"/>
+            <w:tcMar>
+              <w:top w:w="100" w:type="dxa"/>
+              <w:bottom w:w="100" w:type="dxa"/>
+              <w:left w:w="130" w:type="dxa"/>
+              <w:right w:w="130" w:type="dxa"/>
+            </w:tcMar>
+            <w:tcBorders>
+              <w:top w:val="single" w:sz="6" w:space="0" w:color="000000"/>
+              <w:left w:val="single" w:sz="6" w:space="0" w:color="000000"/>
+              <w:bottom w:val="single" w:sz="6" w:space="0" w:color="000000"/>
+              <w:right w:val="single" w:sz="6" w:space="0" w:color="000000"/>
+            </w:tcBorders>
+          </w:tcPr>
+          <w:p>
+            <w:pPr>
+              <w:spacing w:after="0" w:line="276" w:lineRule="auto"/>
+              <w:jc w:val="left"/>
+            </w:pPr>
+            <w:r>
+              <w:rPr>
+                <w:rFonts w:ascii="Times New Roman" w:hAnsi="Times New Roman"/>
+                <w:color w:val="000000"/>
+                <w:sz w:val="24"/>
+              </w:rPr>
+              <w:t>Toggle between medical wards, surgical units, and intensive care units.</w:t>
+            </w:r>
+          </w:p>
+        </w:tc>
+      </w:tr>
+      <w:tr>
+        <w:trPr>
+          <w:cantSplit/>
+        </w:trPr>
+        <w:tc>
+          <w:tcPr>
+            <w:tcW w:type="dxa" w:w="2304"/>
+            <w:shd w:fill="FFFFFF"/>
+            <w:tcMar>
+              <w:top w:w="100" w:type="dxa"/>
+              <w:bottom w:w="100" w:type="dxa"/>
+              <w:left w:w="130" w:type="dxa"/>
+              <w:right w:w="130" w:type="dxa"/>
+            </w:tcMar>
+            <w:tcBorders>
+              <w:top w:val="single" w:sz="6" w:space="0" w:color="000000"/>
+              <w:left w:val="single" w:sz="6" w:space="0" w:color="000000"/>
+              <w:bottom w:val="single" w:sz="6" w:space="0" w:color="000000"/>
+              <w:right w:val="single" w:sz="6" w:space="0" w:color="000000"/>
+            </w:tcBorders>
+          </w:tcPr>
+          <w:p>
+            <w:pPr>
+              <w:spacing w:after="0" w:line="276" w:lineRule="auto"/>
+              <w:jc w:val="left"/>
+            </w:pPr>
+            <w:r>
+              <w:rPr>
+                <w:rFonts w:ascii="Times New Roman" w:hAnsi="Times New Roman"/>
+                <w:color w:val="000000"/>
+                <w:sz w:val="24"/>
+              </w:rPr>
+              <w:t>Discharge Readiness Funnel</w:t>
+            </w:r>
+          </w:p>
+        </w:tc>
+        <w:tc>
+          <w:tcPr>
+            <w:tcW w:type="dxa" w:w="2592"/>
+            <w:shd w:fill="FFFFFF"/>
+            <w:tcMar>
+              <w:top w:w="100" w:type="dxa"/>
+              <w:bottom w:w="100" w:type="dxa"/>
+              <w:left w:w="130" w:type="dxa"/>
+              <w:right w:w="130" w:type="dxa"/>
+            </w:tcMar>
+            <w:tcBorders>
+              <w:top w:val="single" w:sz="6" w:space="0" w:color="000000"/>
+              <w:left w:val="single" w:sz="6" w:space="0" w:color="000000"/>
+              <w:bottom w:val="single" w:sz="6" w:space="0" w:color="000000"/>
+              <w:right w:val="single" w:sz="6" w:space="0" w:color="000000"/>
+            </w:tcBorders>
+          </w:tcPr>
+          <w:p>
+            <w:pPr>
+              <w:spacing w:after="0" w:line="276" w:lineRule="auto"/>
+              <w:jc w:val="left"/>
+            </w:pPr>
+            <w:r>
+              <w:rPr>
+                <w:rFonts w:ascii="Times New Roman" w:hAnsi="Times New Roman"/>
+                <w:color w:val="000000"/>
+                <w:sz w:val="24"/>
+              </w:rPr>
+              <w:t>Horizontal progress funnel bar</w:t>
+            </w:r>
+          </w:p>
+        </w:tc>
+        <w:tc>
+          <w:tcPr>
+            <w:tcW w:type="dxa" w:w="2160"/>
+            <w:shd w:fill="FFFFFF"/>
+            <w:tcMar>
+              <w:top w:w="100" w:type="dxa"/>
+              <w:bottom w:w="100" w:type="dxa"/>
+              <w:left w:w="130" w:type="dxa"/>
+              <w:right w:w="130" w:type="dxa"/>
+            </w:tcMar>
+            <w:tcBorders>
+              <w:top w:val="single" w:sz="6" w:space="0" w:color="000000"/>
+              <w:left w:val="single" w:sz="6" w:space="0" w:color="000000"/>
+              <w:bottom w:val="single" w:sz="6" w:space="0" w:color="000000"/>
+              <w:right w:val="single" w:sz="6" w:space="0" w:color="000000"/>
+            </w:tcBorders>
+          </w:tcPr>
+          <w:p>
+            <w:pPr>
+              <w:spacing w:after="0" w:line="276" w:lineRule="auto"/>
+              <w:jc w:val="left"/>
+            </w:pPr>
+            <w:r>
+              <w:rPr>
+                <w:rFonts w:ascii="Times New Roman" w:hAnsi="Times New Roman"/>
+                <w:color w:val="000000"/>
+                <w:sz w:val="24"/>
+              </w:rPr>
+              <w:t>EHR order status feed</w:t>
+            </w:r>
+          </w:p>
+        </w:tc>
+        <w:tc>
+          <w:tcPr>
+            <w:tcW w:type="dxa" w:w="3312"/>
+            <w:shd w:fill="FFFFFF"/>
+            <w:tcMar>
+              <w:top w:w="100" w:type="dxa"/>
+              <w:bottom w:w="100" w:type="dxa"/>
+              <w:left w:w="130" w:type="dxa"/>
+              <w:right w:w="130" w:type="dxa"/>
+            </w:tcMar>
+            <w:tcBorders>
+              <w:top w:val="single" w:sz="6" w:space="0" w:color="000000"/>
+              <w:left w:val="single" w:sz="6" w:space="0" w:color="000000"/>
+              <w:bottom w:val="single" w:sz="6" w:space="0" w:color="000000"/>
+              <w:right w:val="single" w:sz="6" w:space="0" w:color="000000"/>
+            </w:tcBorders>
+          </w:tcPr>
+          <w:p>
+            <w:pPr>
+              <w:spacing w:after="0" w:line="276" w:lineRule="auto"/>
+              <w:jc w:val="left"/>
+            </w:pPr>
+            <w:r>
+              <w:rPr>
+                <w:rFonts w:ascii="Times New Roman" w:hAnsi="Times New Roman"/>
+                <w:color w:val="000000"/>
+                <w:sz w:val="24"/>
+              </w:rPr>
+              <w:t>Filter by discharge barrier (transport, pharmacy reconciliation, SNF placement).</w:t>
+            </w:r>
+          </w:p>
+        </w:tc>
+      </w:tr>
+      <w:tr>
+        <w:trPr>
+          <w:cantSplit/>
+        </w:trPr>
+        <w:tc>
+          <w:tcPr>
+            <w:tcW w:type="dxa" w:w="2304"/>
+            <w:shd w:fill="FFFFFF"/>
+            <w:tcMar>
+              <w:top w:w="100" w:type="dxa"/>
+              <w:bottom w:w="100" w:type="dxa"/>
+              <w:left w:w="130" w:type="dxa"/>
+              <w:right w:w="130" w:type="dxa"/>
+            </w:tcMar>
+            <w:tcBorders>
+              <w:top w:val="single" w:sz="6" w:space="0" w:color="000000"/>
+              <w:left w:val="single" w:sz="6" w:space="0" w:color="000000"/>
+              <w:bottom w:val="single" w:sz="6" w:space="0" w:color="000000"/>
+              <w:right w:val="single" w:sz="6" w:space="0" w:color="000000"/>
+            </w:tcBorders>
+          </w:tcPr>
+          <w:p>
+            <w:pPr>
+              <w:spacing w:after="0" w:line="276" w:lineRule="auto"/>
+              <w:jc w:val="left"/>
+            </w:pPr>
+            <w:r>
+              <w:rPr>
+                <w:rFonts w:ascii="Times New Roman" w:hAnsi="Times New Roman"/>
+                <w:color w:val="000000"/>
+                <w:sz w:val="24"/>
+              </w:rPr>
+              <w:t>Staffing Ratio Alert Box</w:t>
+            </w:r>
+          </w:p>
+        </w:tc>
+        <w:tc>
+          <w:tcPr>
+            <w:tcW w:type="dxa" w:w="2592"/>
+            <w:shd w:fill="FFFFFF"/>
+            <w:tcMar>
+              <w:top w:w="100" w:type="dxa"/>
+              <w:bottom w:w="100" w:type="dxa"/>
+              <w:left w:w="130" w:type="dxa"/>
+              <w:right w:w="130" w:type="dxa"/>
+            </w:tcMar>
+            <w:tcBorders>
+              <w:top w:val="single" w:sz="6" w:space="0" w:color="000000"/>
+              <w:left w:val="single" w:sz="6" w:space="0" w:color="000000"/>
+              <w:bottom w:val="single" w:sz="6" w:space="0" w:color="000000"/>
+              <w:right w:val="single" w:sz="6" w:space="0" w:color="000000"/>
+            </w:tcBorders>
+          </w:tcPr>
+          <w:p>
+            <w:pPr>
+              <w:spacing w:after="0" w:line="276" w:lineRule="auto"/>
+              <w:jc w:val="left"/>
+            </w:pPr>
+            <w:r>
+              <w:rPr>
+                <w:rFonts w:ascii="Times New Roman" w:hAnsi="Times New Roman"/>
+                <w:color w:val="000000"/>
+                <w:sz w:val="24"/>
+              </w:rPr>
+              <w:t>Alert status table with nurse-to-patient ratios</w:t>
+            </w:r>
+          </w:p>
+        </w:tc>
+        <w:tc>
+          <w:tcPr>
+            <w:tcW w:type="dxa" w:w="2160"/>
+            <w:shd w:fill="FFFFFF"/>
+            <w:tcMar>
+              <w:top w:w="100" w:type="dxa"/>
+              <w:bottom w:w="100" w:type="dxa"/>
+              <w:left w:w="130" w:type="dxa"/>
+              <w:right w:w="130" w:type="dxa"/>
+            </w:tcMar>
+            <w:tcBorders>
+              <w:top w:val="single" w:sz="6" w:space="0" w:color="000000"/>
+              <w:left w:val="single" w:sz="6" w:space="0" w:color="000000"/>
+              <w:bottom w:val="single" w:sz="6" w:space="0" w:color="000000"/>
+              <w:right w:val="single" w:sz="6" w:space="0" w:color="000000"/>
+            </w:tcBorders>
+          </w:tcPr>
+          <w:p>
+            <w:pPr>
+              <w:spacing w:after="0" w:line="276" w:lineRule="auto"/>
+              <w:jc w:val="left"/>
+            </w:pPr>
+            <w:r>
+              <w:rPr>
+                <w:rFonts w:ascii="Times New Roman" w:hAnsi="Times New Roman"/>
+                <w:color w:val="000000"/>
+                <w:sz w:val="24"/>
+              </w:rPr>
+              <w:t>Nurse scheduling engine</w:t>
+            </w:r>
+          </w:p>
+        </w:tc>
+        <w:tc>
+          <w:tcPr>
+            <w:tcW w:type="dxa" w:w="3312"/>
+            <w:shd w:fill="FFFFFF"/>
+            <w:tcMar>
+              <w:top w:w="100" w:type="dxa"/>
+              <w:bottom w:w="100" w:type="dxa"/>
+              <w:left w:w="130" w:type="dxa"/>
+              <w:right w:w="130" w:type="dxa"/>
+            </w:tcMar>
+            <w:tcBorders>
+              <w:top w:val="single" w:sz="6" w:space="0" w:color="000000"/>
+              <w:left w:val="single" w:sz="6" w:space="0" w:color="000000"/>
+              <w:bottom w:val="single" w:sz="6" w:space="0" w:color="000000"/>
+              <w:right w:val="single" w:sz="6" w:space="0" w:color="000000"/>
+            </w:tcBorders>
+          </w:tcPr>
+          <w:p>
+            <w:pPr>
+              <w:spacing w:after="0" w:line="276" w:lineRule="auto"/>
+              <w:jc w:val="left"/>
+            </w:pPr>
+            <w:r>
+              <w:rPr>
+                <w:rFonts w:ascii="Times New Roman" w:hAnsi="Times New Roman"/>
+                <w:color w:val="000000"/>
+                <w:sz w:val="24"/>
+              </w:rPr>
+              <w:t>Click to trigger float-pool nurse redistribution requests.</w:t>
+            </w:r>
+          </w:p>
+        </w:tc>
+      </w:tr>
+    </w:tbl>
+    <w:p>
+      <w:pPr>
+        <w:keepNext/>
+        <w:widowControl/>
+        <w:spacing w:before="240" w:after="80"/>
       </w:pPr>
       <w:r>
         <w:rPr>
           <w:rFonts w:ascii="Times New Roman" w:hAnsi="Times New Roman"/>
           <w:b/>
-          <w:color w:val="282828"/>
-          <w:sz w:val="26"/>
+          <w:color w:val="000000"/>
+          <w:sz w:val="32"/>
         </w:rPr>
-        <w:t>4.3 Operational Transition Bedside View (Care Coordination)</w:t>
-      </w:r>
-    </w:p>
-    <w:p>
-      <w:pPr>
-        <w:spacing w:line="276" w:lineRule="auto" w:after="120"/>
-      </w:pPr>
-      <w:r>
-        <w:rPr>
-          <w:rFonts w:ascii="Times New Roman" w:hAnsi="Times New Roman"/>
-          <w:sz w:val="24"/>
-        </w:rPr>
-        <w:t>A prioritized clinical worklist displaying currently admitted inpatients scheduled for discharge in the next 24 to 48 hours. Patients are ranked by predicted 30-day readmission risk percentage with color-coded risk bands (High Risk &gt; 60% Red, Moderate Risk 30-60% Amber, Low Risk &lt; 30% Green). Clinicians can expand individual rows to inspect top contributing risk drivers (e.g., elevated serum creatinine, polypharmacy &gt;= 10 medications, unmanaged HbA1c &gt; 9.0%).</w:t>
+        <w:t>4.3 Wireframe 3: Frontline Bedside Care Management Risk Queue</w:t>
       </w:r>
     </w:p>
     <w:p>
       <w:pPr>
         <w:keepNext/>
-        <w:spacing w:before="280" w:after="80"/>
+        <w:widowControl/>
+        <w:spacing w:before="0" w:after="100" w:line="276" w:lineRule="auto"/>
+      </w:pPr>
+      <w:r>
+        <w:rPr>
+          <w:rFonts w:ascii="Times New Roman" w:hAnsi="Times New Roman"/>
+          <w:color w:val="000000"/>
+          <w:sz w:val="24"/>
+        </w:rPr>
+        <w:t>Audience: Transitional Care Coordinators, Clinical Pharmacists, Discharge Planners. Focus: Patient-level readmission risk scores, local risk drivers, and post-discharge task tracking.</w:t>
+      </w:r>
+    </w:p>
+    <w:tbl>
+      <w:tblPr>
+        <w:tblW w:type="auto" w:w="0"/>
+        <w:jc w:val="center"/>
+        <w:tblLook w:firstColumn="1" w:firstRow="1" w:lastColumn="0" w:lastRow="0" w:noHBand="0" w:noVBand="1" w:val="04A0"/>
+      </w:tblPr>
+      <w:tblGrid>
+        <w:gridCol w:w="2448"/>
+        <w:gridCol w:w="2448"/>
+        <w:gridCol w:w="2448"/>
+        <w:gridCol w:w="2448"/>
+      </w:tblGrid>
+      <w:tr>
+        <w:trPr>
+          <w:tblHeader/>
+          <w:cantSplit/>
+        </w:trPr>
+        <w:tc>
+          <w:tcPr>
+            <w:tcW w:type="dxa" w:w="2304"/>
+            <w:shd w:fill="FFFFFF"/>
+            <w:tcMar>
+              <w:top w:w="120" w:type="dxa"/>
+              <w:bottom w:w="120" w:type="dxa"/>
+              <w:left w:w="130" w:type="dxa"/>
+              <w:right w:w="130" w:type="dxa"/>
+            </w:tcMar>
+            <w:tcBorders>
+              <w:top w:val="single" w:sz="12" w:space="0" w:color="000000"/>
+              <w:left w:val="single" w:sz="6" w:space="0" w:color="000000"/>
+              <w:bottom w:val="single" w:sz="16" w:space="0" w:color="000000"/>
+              <w:right w:val="single" w:sz="6" w:space="0" w:color="000000"/>
+            </w:tcBorders>
+          </w:tcPr>
+          <w:p>
+            <w:pPr>
+              <w:spacing w:after="0"/>
+              <w:jc w:val="left"/>
+            </w:pPr>
+            <w:r>
+              <w:rPr>
+                <w:rFonts w:ascii="Times New Roman" w:hAnsi="Times New Roman"/>
+                <w:b/>
+                <w:color w:val="000000"/>
+                <w:sz w:val="25"/>
+              </w:rPr>
+              <w:t>Dashboard Component</w:t>
+            </w:r>
+          </w:p>
+        </w:tc>
+        <w:tc>
+          <w:tcPr>
+            <w:tcW w:type="dxa" w:w="2592"/>
+            <w:shd w:fill="FFFFFF"/>
+            <w:tcMar>
+              <w:top w:w="120" w:type="dxa"/>
+              <w:bottom w:w="120" w:type="dxa"/>
+              <w:left w:w="130" w:type="dxa"/>
+              <w:right w:w="130" w:type="dxa"/>
+            </w:tcMar>
+            <w:tcBorders>
+              <w:top w:val="single" w:sz="12" w:space="0" w:color="000000"/>
+              <w:left w:val="single" w:sz="6" w:space="0" w:color="000000"/>
+              <w:bottom w:val="single" w:sz="16" w:space="0" w:color="000000"/>
+              <w:right w:val="single" w:sz="6" w:space="0" w:color="000000"/>
+            </w:tcBorders>
+          </w:tcPr>
+          <w:p>
+            <w:pPr>
+              <w:spacing w:after="0"/>
+              <w:jc w:val="left"/>
+            </w:pPr>
+            <w:r>
+              <w:rPr>
+                <w:rFonts w:ascii="Times New Roman" w:hAnsi="Times New Roman"/>
+                <w:b/>
+                <w:color w:val="000000"/>
+                <w:sz w:val="25"/>
+              </w:rPr>
+              <w:t>Visual Element Type</w:t>
+            </w:r>
+          </w:p>
+        </w:tc>
+        <w:tc>
+          <w:tcPr>
+            <w:tcW w:type="dxa" w:w="2160"/>
+            <w:shd w:fill="FFFFFF"/>
+            <w:tcMar>
+              <w:top w:w="120" w:type="dxa"/>
+              <w:bottom w:w="120" w:type="dxa"/>
+              <w:left w:w="130" w:type="dxa"/>
+              <w:right w:w="130" w:type="dxa"/>
+            </w:tcMar>
+            <w:tcBorders>
+              <w:top w:val="single" w:sz="12" w:space="0" w:color="000000"/>
+              <w:left w:val="single" w:sz="6" w:space="0" w:color="000000"/>
+              <w:bottom w:val="single" w:sz="16" w:space="0" w:color="000000"/>
+              <w:right w:val="single" w:sz="6" w:space="0" w:color="000000"/>
+            </w:tcBorders>
+          </w:tcPr>
+          <w:p>
+            <w:pPr>
+              <w:spacing w:after="0"/>
+              <w:jc w:val="left"/>
+            </w:pPr>
+            <w:r>
+              <w:rPr>
+                <w:rFonts w:ascii="Times New Roman" w:hAnsi="Times New Roman"/>
+                <w:b/>
+                <w:color w:val="000000"/>
+                <w:sz w:val="25"/>
+              </w:rPr>
+              <w:t>Primary Data Feed</w:t>
+            </w:r>
+          </w:p>
+        </w:tc>
+        <w:tc>
+          <w:tcPr>
+            <w:tcW w:type="dxa" w:w="3312"/>
+            <w:shd w:fill="FFFFFF"/>
+            <w:tcMar>
+              <w:top w:w="120" w:type="dxa"/>
+              <w:bottom w:w="120" w:type="dxa"/>
+              <w:left w:w="130" w:type="dxa"/>
+              <w:right w:w="130" w:type="dxa"/>
+            </w:tcMar>
+            <w:tcBorders>
+              <w:top w:val="single" w:sz="12" w:space="0" w:color="000000"/>
+              <w:left w:val="single" w:sz="6" w:space="0" w:color="000000"/>
+              <w:bottom w:val="single" w:sz="16" w:space="0" w:color="000000"/>
+              <w:right w:val="single" w:sz="6" w:space="0" w:color="000000"/>
+            </w:tcBorders>
+          </w:tcPr>
+          <w:p>
+            <w:pPr>
+              <w:spacing w:after="0"/>
+              <w:jc w:val="left"/>
+            </w:pPr>
+            <w:r>
+              <w:rPr>
+                <w:rFonts w:ascii="Times New Roman" w:hAnsi="Times New Roman"/>
+                <w:b/>
+                <w:color w:val="000000"/>
+                <w:sz w:val="25"/>
+              </w:rPr>
+              <w:t>User Interactivity &amp; Drill-Down</w:t>
+            </w:r>
+          </w:p>
+        </w:tc>
+      </w:tr>
+      <w:tr>
+        <w:trPr>
+          <w:cantSplit/>
+        </w:trPr>
+        <w:tc>
+          <w:tcPr>
+            <w:tcW w:type="dxa" w:w="2304"/>
+            <w:shd w:fill="FFFFFF"/>
+            <w:tcMar>
+              <w:top w:w="100" w:type="dxa"/>
+              <w:bottom w:w="100" w:type="dxa"/>
+              <w:left w:w="130" w:type="dxa"/>
+              <w:right w:w="130" w:type="dxa"/>
+            </w:tcMar>
+            <w:tcBorders>
+              <w:top w:val="single" w:sz="6" w:space="0" w:color="000000"/>
+              <w:left w:val="single" w:sz="6" w:space="0" w:color="000000"/>
+              <w:bottom w:val="single" w:sz="6" w:space="0" w:color="000000"/>
+              <w:right w:val="single" w:sz="6" w:space="0" w:color="000000"/>
+            </w:tcBorders>
+          </w:tcPr>
+          <w:p>
+            <w:pPr>
+              <w:spacing w:after="0" w:line="276" w:lineRule="auto"/>
+              <w:jc w:val="left"/>
+            </w:pPr>
+            <w:r>
+              <w:rPr>
+                <w:rFonts w:ascii="Times New Roman" w:hAnsi="Times New Roman"/>
+                <w:color w:val="000000"/>
+                <w:sz w:val="24"/>
+              </w:rPr>
+              <w:t>High-Risk Patient Worklist</w:t>
+            </w:r>
+          </w:p>
+        </w:tc>
+        <w:tc>
+          <w:tcPr>
+            <w:tcW w:type="dxa" w:w="2592"/>
+            <w:shd w:fill="FFFFFF"/>
+            <w:tcMar>
+              <w:top w:w="100" w:type="dxa"/>
+              <w:bottom w:w="100" w:type="dxa"/>
+              <w:left w:w="130" w:type="dxa"/>
+              <w:right w:w="130" w:type="dxa"/>
+            </w:tcMar>
+            <w:tcBorders>
+              <w:top w:val="single" w:sz="6" w:space="0" w:color="000000"/>
+              <w:left w:val="single" w:sz="6" w:space="0" w:color="000000"/>
+              <w:bottom w:val="single" w:sz="6" w:space="0" w:color="000000"/>
+              <w:right w:val="single" w:sz="6" w:space="0" w:color="000000"/>
+            </w:tcBorders>
+          </w:tcPr>
+          <w:p>
+            <w:pPr>
+              <w:spacing w:after="0" w:line="276" w:lineRule="auto"/>
+              <w:jc w:val="left"/>
+            </w:pPr>
+            <w:r>
+              <w:rPr>
+                <w:rFonts w:ascii="Times New Roman" w:hAnsi="Times New Roman"/>
+                <w:color w:val="000000"/>
+                <w:sz w:val="24"/>
+              </w:rPr>
+              <w:t>Interactive sortable data grid with color risk tags</w:t>
+            </w:r>
+          </w:p>
+        </w:tc>
+        <w:tc>
+          <w:tcPr>
+            <w:tcW w:type="dxa" w:w="2160"/>
+            <w:shd w:fill="FFFFFF"/>
+            <w:tcMar>
+              <w:top w:w="100" w:type="dxa"/>
+              <w:bottom w:w="100" w:type="dxa"/>
+              <w:left w:w="130" w:type="dxa"/>
+              <w:right w:w="130" w:type="dxa"/>
+            </w:tcMar>
+            <w:tcBorders>
+              <w:top w:val="single" w:sz="6" w:space="0" w:color="000000"/>
+              <w:left w:val="single" w:sz="6" w:space="0" w:color="000000"/>
+              <w:bottom w:val="single" w:sz="6" w:space="0" w:color="000000"/>
+              <w:right w:val="single" w:sz="6" w:space="0" w:color="000000"/>
+            </w:tcBorders>
+          </w:tcPr>
+          <w:p>
+            <w:pPr>
+              <w:spacing w:after="0" w:line="276" w:lineRule="auto"/>
+              <w:jc w:val="left"/>
+            </w:pPr>
+            <w:r>
+              <w:rPr>
+                <w:rFonts w:ascii="Times New Roman" w:hAnsi="Times New Roman"/>
+                <w:color w:val="000000"/>
+                <w:sz w:val="24"/>
+              </w:rPr>
+              <w:t>XGBoost risk engine</w:t>
+            </w:r>
+          </w:p>
+        </w:tc>
+        <w:tc>
+          <w:tcPr>
+            <w:tcW w:type="dxa" w:w="3312"/>
+            <w:shd w:fill="FFFFFF"/>
+            <w:tcMar>
+              <w:top w:w="100" w:type="dxa"/>
+              <w:bottom w:w="100" w:type="dxa"/>
+              <w:left w:w="130" w:type="dxa"/>
+              <w:right w:w="130" w:type="dxa"/>
+            </w:tcMar>
+            <w:tcBorders>
+              <w:top w:val="single" w:sz="6" w:space="0" w:color="000000"/>
+              <w:left w:val="single" w:sz="6" w:space="0" w:color="000000"/>
+              <w:bottom w:val="single" w:sz="6" w:space="0" w:color="000000"/>
+              <w:right w:val="single" w:sz="6" w:space="0" w:color="000000"/>
+            </w:tcBorders>
+          </w:tcPr>
+          <w:p>
+            <w:pPr>
+              <w:spacing w:after="0" w:line="276" w:lineRule="auto"/>
+              <w:jc w:val="left"/>
+            </w:pPr>
+            <w:r>
+              <w:rPr>
+                <w:rFonts w:ascii="Times New Roman" w:hAnsi="Times New Roman"/>
+                <w:color w:val="000000"/>
+                <w:sz w:val="24"/>
+              </w:rPr>
+              <w:t>Sort by readmission probability, length of stay, or planned discharge date.</w:t>
+            </w:r>
+          </w:p>
+        </w:tc>
+      </w:tr>
+      <w:tr>
+        <w:trPr>
+          <w:cantSplit/>
+        </w:trPr>
+        <w:tc>
+          <w:tcPr>
+            <w:tcW w:type="dxa" w:w="2304"/>
+            <w:shd w:fill="FFFFFF"/>
+            <w:tcMar>
+              <w:top w:w="100" w:type="dxa"/>
+              <w:bottom w:w="100" w:type="dxa"/>
+              <w:left w:w="130" w:type="dxa"/>
+              <w:right w:w="130" w:type="dxa"/>
+            </w:tcMar>
+            <w:tcBorders>
+              <w:top w:val="single" w:sz="6" w:space="0" w:color="000000"/>
+              <w:left w:val="single" w:sz="6" w:space="0" w:color="000000"/>
+              <w:bottom w:val="single" w:sz="6" w:space="0" w:color="000000"/>
+              <w:right w:val="single" w:sz="6" w:space="0" w:color="000000"/>
+            </w:tcBorders>
+          </w:tcPr>
+          <w:p>
+            <w:pPr>
+              <w:spacing w:after="0" w:line="276" w:lineRule="auto"/>
+              <w:jc w:val="left"/>
+            </w:pPr>
+            <w:r>
+              <w:rPr>
+                <w:rFonts w:ascii="Times New Roman" w:hAnsi="Times New Roman"/>
+                <w:color w:val="000000"/>
+                <w:sz w:val="24"/>
+              </w:rPr>
+              <w:t>Local Risk Driver Bar</w:t>
+            </w:r>
+          </w:p>
+        </w:tc>
+        <w:tc>
+          <w:tcPr>
+            <w:tcW w:type="dxa" w:w="2592"/>
+            <w:shd w:fill="FFFFFF"/>
+            <w:tcMar>
+              <w:top w:w="100" w:type="dxa"/>
+              <w:bottom w:w="100" w:type="dxa"/>
+              <w:left w:w="130" w:type="dxa"/>
+              <w:right w:w="130" w:type="dxa"/>
+            </w:tcMar>
+            <w:tcBorders>
+              <w:top w:val="single" w:sz="6" w:space="0" w:color="000000"/>
+              <w:left w:val="single" w:sz="6" w:space="0" w:color="000000"/>
+              <w:bottom w:val="single" w:sz="6" w:space="0" w:color="000000"/>
+              <w:right w:val="single" w:sz="6" w:space="0" w:color="000000"/>
+            </w:tcBorders>
+          </w:tcPr>
+          <w:p>
+            <w:pPr>
+              <w:spacing w:after="0" w:line="276" w:lineRule="auto"/>
+              <w:jc w:val="left"/>
+            </w:pPr>
+            <w:r>
+              <w:rPr>
+                <w:rFonts w:ascii="Times New Roman" w:hAnsi="Times New Roman"/>
+                <w:color w:val="000000"/>
+                <w:sz w:val="24"/>
+              </w:rPr>
+              <w:t>Horizontal waterfall bar (SHAP value attribution)</w:t>
+            </w:r>
+          </w:p>
+        </w:tc>
+        <w:tc>
+          <w:tcPr>
+            <w:tcW w:type="dxa" w:w="2160"/>
+            <w:shd w:fill="FFFFFF"/>
+            <w:tcMar>
+              <w:top w:w="100" w:type="dxa"/>
+              <w:bottom w:w="100" w:type="dxa"/>
+              <w:left w:w="130" w:type="dxa"/>
+              <w:right w:w="130" w:type="dxa"/>
+            </w:tcMar>
+            <w:tcBorders>
+              <w:top w:val="single" w:sz="6" w:space="0" w:color="000000"/>
+              <w:left w:val="single" w:sz="6" w:space="0" w:color="000000"/>
+              <w:bottom w:val="single" w:sz="6" w:space="0" w:color="000000"/>
+              <w:right w:val="single" w:sz="6" w:space="0" w:color="000000"/>
+            </w:tcBorders>
+          </w:tcPr>
+          <w:p>
+            <w:pPr>
+              <w:spacing w:after="0" w:line="276" w:lineRule="auto"/>
+              <w:jc w:val="left"/>
+            </w:pPr>
+            <w:r>
+              <w:rPr>
+                <w:rFonts w:ascii="Times New Roman" w:hAnsi="Times New Roman"/>
+                <w:color w:val="000000"/>
+                <w:sz w:val="24"/>
+              </w:rPr>
+              <w:t>Model explainability API</w:t>
+            </w:r>
+          </w:p>
+        </w:tc>
+        <w:tc>
+          <w:tcPr>
+            <w:tcW w:type="dxa" w:w="3312"/>
+            <w:shd w:fill="FFFFFF"/>
+            <w:tcMar>
+              <w:top w:w="100" w:type="dxa"/>
+              <w:bottom w:w="100" w:type="dxa"/>
+              <w:left w:w="130" w:type="dxa"/>
+              <w:right w:w="130" w:type="dxa"/>
+            </w:tcMar>
+            <w:tcBorders>
+              <w:top w:val="single" w:sz="6" w:space="0" w:color="000000"/>
+              <w:left w:val="single" w:sz="6" w:space="0" w:color="000000"/>
+              <w:bottom w:val="single" w:sz="6" w:space="0" w:color="000000"/>
+              <w:right w:val="single" w:sz="6" w:space="0" w:color="000000"/>
+            </w:tcBorders>
+          </w:tcPr>
+          <w:p>
+            <w:pPr>
+              <w:spacing w:after="0" w:line="276" w:lineRule="auto"/>
+              <w:jc w:val="left"/>
+            </w:pPr>
+            <w:r>
+              <w:rPr>
+                <w:rFonts w:ascii="Times New Roman" w:hAnsi="Times New Roman"/>
+                <w:color w:val="000000"/>
+                <w:sz w:val="24"/>
+              </w:rPr>
+              <w:t>Displays top 3 patient-specific factors driving high-risk assignment.</w:t>
+            </w:r>
+          </w:p>
+        </w:tc>
+      </w:tr>
+      <w:tr>
+        <w:trPr>
+          <w:cantSplit/>
+        </w:trPr>
+        <w:tc>
+          <w:tcPr>
+            <w:tcW w:type="dxa" w:w="2304"/>
+            <w:shd w:fill="FFFFFF"/>
+            <w:tcMar>
+              <w:top w:w="100" w:type="dxa"/>
+              <w:bottom w:w="100" w:type="dxa"/>
+              <w:left w:w="130" w:type="dxa"/>
+              <w:right w:w="130" w:type="dxa"/>
+            </w:tcMar>
+            <w:tcBorders>
+              <w:top w:val="single" w:sz="6" w:space="0" w:color="000000"/>
+              <w:left w:val="single" w:sz="6" w:space="0" w:color="000000"/>
+              <w:bottom w:val="single" w:sz="6" w:space="0" w:color="000000"/>
+              <w:right w:val="single" w:sz="6" w:space="0" w:color="000000"/>
+            </w:tcBorders>
+          </w:tcPr>
+          <w:p>
+            <w:pPr>
+              <w:spacing w:after="0" w:line="276" w:lineRule="auto"/>
+              <w:jc w:val="left"/>
+            </w:pPr>
+            <w:r>
+              <w:rPr>
+                <w:rFonts w:ascii="Times New Roman" w:hAnsi="Times New Roman"/>
+                <w:color w:val="000000"/>
+                <w:sz w:val="24"/>
+              </w:rPr>
+              <w:t>Care Transition Checklist</w:t>
+            </w:r>
+          </w:p>
+        </w:tc>
+        <w:tc>
+          <w:tcPr>
+            <w:tcW w:type="dxa" w:w="2592"/>
+            <w:shd w:fill="FFFFFF"/>
+            <w:tcMar>
+              <w:top w:w="100" w:type="dxa"/>
+              <w:bottom w:w="100" w:type="dxa"/>
+              <w:left w:w="130" w:type="dxa"/>
+              <w:right w:w="130" w:type="dxa"/>
+            </w:tcMar>
+            <w:tcBorders>
+              <w:top w:val="single" w:sz="6" w:space="0" w:color="000000"/>
+              <w:left w:val="single" w:sz="6" w:space="0" w:color="000000"/>
+              <w:bottom w:val="single" w:sz="6" w:space="0" w:color="000000"/>
+              <w:right w:val="single" w:sz="6" w:space="0" w:color="000000"/>
+            </w:tcBorders>
+          </w:tcPr>
+          <w:p>
+            <w:pPr>
+              <w:spacing w:after="0" w:line="276" w:lineRule="auto"/>
+              <w:jc w:val="left"/>
+            </w:pPr>
+            <w:r>
+              <w:rPr>
+                <w:rFonts w:ascii="Times New Roman" w:hAnsi="Times New Roman"/>
+                <w:color w:val="000000"/>
+                <w:sz w:val="24"/>
+              </w:rPr>
+              <w:t>Interactive task completion checkbox matrix</w:t>
+            </w:r>
+          </w:p>
+        </w:tc>
+        <w:tc>
+          <w:tcPr>
+            <w:tcW w:type="dxa" w:w="2160"/>
+            <w:shd w:fill="FFFFFF"/>
+            <w:tcMar>
+              <w:top w:w="100" w:type="dxa"/>
+              <w:bottom w:w="100" w:type="dxa"/>
+              <w:left w:w="130" w:type="dxa"/>
+              <w:right w:w="130" w:type="dxa"/>
+            </w:tcMar>
+            <w:tcBorders>
+              <w:top w:val="single" w:sz="6" w:space="0" w:color="000000"/>
+              <w:left w:val="single" w:sz="6" w:space="0" w:color="000000"/>
+              <w:bottom w:val="single" w:sz="6" w:space="0" w:color="000000"/>
+              <w:right w:val="single" w:sz="6" w:space="0" w:color="000000"/>
+            </w:tcBorders>
+          </w:tcPr>
+          <w:p>
+            <w:pPr>
+              <w:spacing w:after="0" w:line="276" w:lineRule="auto"/>
+              <w:jc w:val="left"/>
+            </w:pPr>
+            <w:r>
+              <w:rPr>
+                <w:rFonts w:ascii="Times New Roman" w:hAnsi="Times New Roman"/>
+                <w:color w:val="000000"/>
+                <w:sz w:val="24"/>
+              </w:rPr>
+              <w:t>Care coordination DB</w:t>
+            </w:r>
+          </w:p>
+        </w:tc>
+        <w:tc>
+          <w:tcPr>
+            <w:tcW w:type="dxa" w:w="3312"/>
+            <w:shd w:fill="FFFFFF"/>
+            <w:tcMar>
+              <w:top w:w="100" w:type="dxa"/>
+              <w:bottom w:w="100" w:type="dxa"/>
+              <w:left w:w="130" w:type="dxa"/>
+              <w:right w:w="130" w:type="dxa"/>
+            </w:tcMar>
+            <w:tcBorders>
+              <w:top w:val="single" w:sz="6" w:space="0" w:color="000000"/>
+              <w:left w:val="single" w:sz="6" w:space="0" w:color="000000"/>
+              <w:bottom w:val="single" w:sz="6" w:space="0" w:color="000000"/>
+              <w:right w:val="single" w:sz="6" w:space="0" w:color="000000"/>
+            </w:tcBorders>
+          </w:tcPr>
+          <w:p>
+            <w:pPr>
+              <w:spacing w:after="0" w:line="276" w:lineRule="auto"/>
+              <w:jc w:val="left"/>
+            </w:pPr>
+            <w:r>
+              <w:rPr>
+                <w:rFonts w:ascii="Times New Roman" w:hAnsi="Times New Roman"/>
+                <w:color w:val="000000"/>
+                <w:sz w:val="24"/>
+              </w:rPr>
+              <w:t>Log completed pharmacist reconciliation and 48-hour follow-up scheduling.</w:t>
+            </w:r>
+          </w:p>
+        </w:tc>
+      </w:tr>
+      <w:tr>
+        <w:trPr>
+          <w:cantSplit/>
+        </w:trPr>
+        <w:tc>
+          <w:tcPr>
+            <w:tcW w:type="dxa" w:w="2304"/>
+            <w:shd w:fill="FFFFFF"/>
+            <w:tcMar>
+              <w:top w:w="100" w:type="dxa"/>
+              <w:bottom w:w="100" w:type="dxa"/>
+              <w:left w:w="130" w:type="dxa"/>
+              <w:right w:w="130" w:type="dxa"/>
+            </w:tcMar>
+            <w:tcBorders>
+              <w:top w:val="single" w:sz="6" w:space="0" w:color="000000"/>
+              <w:left w:val="single" w:sz="6" w:space="0" w:color="000000"/>
+              <w:bottom w:val="single" w:sz="6" w:space="0" w:color="000000"/>
+              <w:right w:val="single" w:sz="6" w:space="0" w:color="000000"/>
+            </w:tcBorders>
+          </w:tcPr>
+          <w:p>
+            <w:pPr>
+              <w:spacing w:after="0" w:line="276" w:lineRule="auto"/>
+              <w:jc w:val="left"/>
+            </w:pPr>
+            <w:r>
+              <w:rPr>
+                <w:rFonts w:ascii="Times New Roman" w:hAnsi="Times New Roman"/>
+                <w:color w:val="000000"/>
+                <w:sz w:val="24"/>
+              </w:rPr>
+              <w:t>Discharge Summary Export</w:t>
+            </w:r>
+          </w:p>
+        </w:tc>
+        <w:tc>
+          <w:tcPr>
+            <w:tcW w:type="dxa" w:w="2592"/>
+            <w:shd w:fill="FFFFFF"/>
+            <w:tcMar>
+              <w:top w:w="100" w:type="dxa"/>
+              <w:bottom w:w="100" w:type="dxa"/>
+              <w:left w:w="130" w:type="dxa"/>
+              <w:right w:w="130" w:type="dxa"/>
+            </w:tcMar>
+            <w:tcBorders>
+              <w:top w:val="single" w:sz="6" w:space="0" w:color="000000"/>
+              <w:left w:val="single" w:sz="6" w:space="0" w:color="000000"/>
+              <w:bottom w:val="single" w:sz="6" w:space="0" w:color="000000"/>
+              <w:right w:val="single" w:sz="6" w:space="0" w:color="000000"/>
+            </w:tcBorders>
+          </w:tcPr>
+          <w:p>
+            <w:pPr>
+              <w:spacing w:after="0" w:line="276" w:lineRule="auto"/>
+              <w:jc w:val="left"/>
+            </w:pPr>
+            <w:r>
+              <w:rPr>
+                <w:rFonts w:ascii="Times New Roman" w:hAnsi="Times New Roman"/>
+                <w:color w:val="000000"/>
+                <w:sz w:val="24"/>
+              </w:rPr>
+              <w:t>One-click printable clinical handover sheet</w:t>
+            </w:r>
+          </w:p>
+        </w:tc>
+        <w:tc>
+          <w:tcPr>
+            <w:tcW w:type="dxa" w:w="2160"/>
+            <w:shd w:fill="FFFFFF"/>
+            <w:tcMar>
+              <w:top w:w="100" w:type="dxa"/>
+              <w:bottom w:w="100" w:type="dxa"/>
+              <w:left w:w="130" w:type="dxa"/>
+              <w:right w:w="130" w:type="dxa"/>
+            </w:tcMar>
+            <w:tcBorders>
+              <w:top w:val="single" w:sz="6" w:space="0" w:color="000000"/>
+              <w:left w:val="single" w:sz="6" w:space="0" w:color="000000"/>
+              <w:bottom w:val="single" w:sz="6" w:space="0" w:color="000000"/>
+              <w:right w:val="single" w:sz="6" w:space="0" w:color="000000"/>
+            </w:tcBorders>
+          </w:tcPr>
+          <w:p>
+            <w:pPr>
+              <w:spacing w:after="0" w:line="276" w:lineRule="auto"/>
+              <w:jc w:val="left"/>
+            </w:pPr>
+            <w:r>
+              <w:rPr>
+                <w:rFonts w:ascii="Times New Roman" w:hAnsi="Times New Roman"/>
+                <w:color w:val="000000"/>
+                <w:sz w:val="24"/>
+              </w:rPr>
+              <w:t>EHR integration layer</w:t>
+            </w:r>
+          </w:p>
+        </w:tc>
+        <w:tc>
+          <w:tcPr>
+            <w:tcW w:type="dxa" w:w="3312"/>
+            <w:shd w:fill="FFFFFF"/>
+            <w:tcMar>
+              <w:top w:w="100" w:type="dxa"/>
+              <w:bottom w:w="100" w:type="dxa"/>
+              <w:left w:w="130" w:type="dxa"/>
+              <w:right w:w="130" w:type="dxa"/>
+            </w:tcMar>
+            <w:tcBorders>
+              <w:top w:val="single" w:sz="6" w:space="0" w:color="000000"/>
+              <w:left w:val="single" w:sz="6" w:space="0" w:color="000000"/>
+              <w:bottom w:val="single" w:sz="6" w:space="0" w:color="000000"/>
+              <w:right w:val="single" w:sz="6" w:space="0" w:color="000000"/>
+            </w:tcBorders>
+          </w:tcPr>
+          <w:p>
+            <w:pPr>
+              <w:spacing w:after="0" w:line="276" w:lineRule="auto"/>
+              <w:jc w:val="left"/>
+            </w:pPr>
+            <w:r>
+              <w:rPr>
+                <w:rFonts w:ascii="Times New Roman" w:hAnsi="Times New Roman"/>
+                <w:color w:val="000000"/>
+                <w:sz w:val="24"/>
+              </w:rPr>
+              <w:t>Generates standardized Project RED patient discharge instruction packet.</w:t>
+            </w:r>
+          </w:p>
+        </w:tc>
+      </w:tr>
+    </w:tbl>
+    <w:p>
+      <w:pPr>
+        <w:keepNext/>
+        <w:widowControl/>
+        <w:spacing w:before="320" w:after="100"/>
       </w:pPr>
       <w:r>
         <w:rPr>
           <w:rFonts w:ascii="Times New Roman" w:hAnsi="Times New Roman"/>
           <w:b/>
-          <w:color w:val="002060"/>
-          <w:sz w:val="30"/>
+          <w:color w:val="000000"/>
+          <w:sz w:val="36"/>
         </w:rPr>
-        <w:t>5. User-Centric Design, Accessibility, and Decision Support</w:t>
+        <w:t>5. Visual Encoding Standards, Color Theory &amp; Accessibility</w:t>
       </w:r>
     </w:p>
     <w:p>
       <w:pPr>
-        <w:spacing w:line="276" w:lineRule="auto" w:after="120"/>
+        <w:keepNext/>
+        <w:widowControl/>
+        <w:spacing w:before="0" w:after="100" w:line="276" w:lineRule="auto"/>
       </w:pPr>
       <w:r>
         <w:rPr>
           <w:rFonts w:ascii="Times New Roman" w:hAnsi="Times New Roman"/>
+          <w:color w:val="000000"/>
           <w:sz w:val="24"/>
         </w:rPr>
-        <w:t>To ensure adoption and prevent cognitive fatigue, the design incorporates strict clinical visual standards:</w:t>
+        <w:t>Clinical visualization systems must adhere to strict accessibility and human factors engineering principles to prevent misinterpretation and cognitive fatigue:</w:t>
       </w:r>
     </w:p>
     <w:p>
       <w:pPr>
         <w:pStyle w:val="ListBullet"/>
-        <w:spacing w:line="276" w:lineRule="auto" w:after="60"/>
+        <w:keepNext/>
+        <w:spacing w:after="60" w:line="276" w:lineRule="auto"/>
       </w:pPr>
       <w:r>
         <w:rPr>
           <w:rFonts w:ascii="Times New Roman" w:hAnsi="Times New Roman"/>
           <w:b/>
+          <w:color w:val="000000"/>
           <w:sz w:val="24"/>
         </w:rPr>
-        <w:t xml:space="preserve">Color-Vision Deficiency (CVD) Safety: </w:t>
+        <w:t xml:space="preserve">Colorblind-Safe Palettes: </w:t>
       </w:r>
       <w:r>
         <w:rPr>
           <w:rFonts w:ascii="Times New Roman" w:hAnsi="Times New Roman"/>
+          <w:color w:val="000000"/>
           <w:sz w:val="24"/>
         </w:rPr>
-        <w:t>Avoided traditional red-green status coding. Implemented accessible ColorBrewer palettes (Viridis, Cividis, and blue-to-orange divergence) to ensure readability for color-blind clinical staff.</w:t>
+        <w:t>Standard red-green indicators are replaced with accessible palettes (e.g., navy blue for baseline, amber for moderate risk, and deep vermilion for acute risk) compliant with WCAG 2.1 AA contrast standards, ensuring safety for clinicians with deuteranopia or protanopia.</w:t>
       </w:r>
     </w:p>
     <w:p>
       <w:pPr>
         <w:pStyle w:val="ListBullet"/>
-        <w:spacing w:line="276" w:lineRule="auto" w:after="60"/>
+        <w:keepNext/>
+        <w:spacing w:after="60" w:line="276" w:lineRule="auto"/>
       </w:pPr>
       <w:r>
         <w:rPr>
           <w:rFonts w:ascii="Times New Roman" w:hAnsi="Times New Roman"/>
           <w:b/>
+          <w:color w:val="000000"/>
           <w:sz w:val="24"/>
         </w:rPr>
-        <w:t xml:space="preserve">Action-Oriented Visual Cues: </w:t>
+        <w:t xml:space="preserve">Direct Data Labeling &amp; Redundant Encodings: </w:t>
       </w:r>
       <w:r>
         <w:rPr>
           <w:rFonts w:ascii="Times New Roman" w:hAnsi="Times New Roman"/>
+          <w:color w:val="000000"/>
           <w:sz w:val="24"/>
         </w:rPr>
-        <w:t>Visual alerts are tied directly to standard operating procedures (e.g., a flashing alert on patients with risk &gt; 70% automatically triggers a clinical pharmacist medication reconciliation consult).</w:t>
+        <w:t>Every critical threshold incorporates redundant encodings: numeric values, shapes (icons), and text labels accompany color cues to guarantee accurate interpretation across varying monitor resolutions and ambient ward lighting.</w:t>
       </w:r>
     </w:p>
     <w:p>
       <w:pPr>
         <w:pStyle w:val="ListBullet"/>
-        <w:spacing w:line="276" w:lineRule="auto" w:after="60"/>
+        <w:keepNext/>
+        <w:spacing w:after="60" w:line="276" w:lineRule="auto"/>
       </w:pPr>
       <w:r>
         <w:rPr>
           <w:rFonts w:ascii="Times New Roman" w:hAnsi="Times New Roman"/>
           <w:b/>
+          <w:color w:val="000000"/>
           <w:sz w:val="24"/>
         </w:rPr>
-        <w:t xml:space="preserve">De-cluttering &amp; Data-to-Ink Ratio: </w:t>
+        <w:t xml:space="preserve">Cognitive Load Restraint (Data-to-Ink Ratio): </w:t>
       </w:r>
       <w:r>
         <w:rPr>
           <w:rFonts w:ascii="Times New Roman" w:hAnsi="Times New Roman"/>
+          <w:color w:val="000000"/>
           <w:sz w:val="24"/>
         </w:rPr>
-        <w:t>Eliminated extraneous 3D chart elements, heavy borders, and saturated backgrounds, prioritizing clean whitespace and high typography contrast.</w:t>
+        <w:t>Adhering to Tufte design principles, decorative 3D effects, background gradients, and non-essential gridlines are eliminated, maximizing the proportion of visual ink dedicated to actionable clinical data.</w:t>
+      </w:r>
+    </w:p>
+    <w:p>
+      <w:pPr>
+        <w:keepNext/>
+        <w:widowControl/>
+        <w:spacing w:before="320" w:after="100"/>
+      </w:pPr>
+      <w:r>
+        <w:rPr>
+          <w:rFonts w:ascii="Times New Roman" w:hAnsi="Times New Roman"/>
+          <w:b/>
+          <w:color w:val="000000"/>
+          <w:sz w:val="36"/>
+        </w:rPr>
+        <w:t>6. Stakeholder-Tailored Communication Strategy</w:t>
+      </w:r>
+    </w:p>
+    <w:p>
+      <w:pPr>
+        <w:keepNext/>
+        <w:widowControl/>
+        <w:spacing w:before="0" w:after="100" w:line="276" w:lineRule="auto"/>
+      </w:pPr>
+      <w:r>
+        <w:rPr>
+          <w:rFonts w:ascii="Times New Roman" w:hAnsi="Times New Roman"/>
+          <w:color w:val="000000"/>
+          <w:sz w:val="24"/>
+        </w:rPr>
+        <w:t>To ensure sustainable clinical adoption, analytical insights must be packaged into communication formats tailored to each stakeholder group's decision cadence and cognitive requirements:</w:t>
+      </w:r>
+    </w:p>
+    <w:tbl>
+      <w:tblPr>
+        <w:tblW w:type="auto" w:w="0"/>
+        <w:jc w:val="center"/>
+        <w:tblLook w:firstColumn="1" w:firstRow="1" w:lastColumn="0" w:lastRow="0" w:noHBand="0" w:noVBand="1" w:val="04A0"/>
+      </w:tblPr>
+      <w:tblGrid>
+        <w:gridCol w:w="1958"/>
+        <w:gridCol w:w="1958"/>
+        <w:gridCol w:w="1958"/>
+        <w:gridCol w:w="1958"/>
+        <w:gridCol w:w="1958"/>
+      </w:tblGrid>
+      <w:tr>
+        <w:trPr>
+          <w:tblHeader/>
+          <w:cantSplit/>
+        </w:trPr>
+        <w:tc>
+          <w:tcPr>
+            <w:tcW w:type="dxa" w:w="2016"/>
+            <w:shd w:fill="FFFFFF"/>
+            <w:tcMar>
+              <w:top w:w="120" w:type="dxa"/>
+              <w:bottom w:w="120" w:type="dxa"/>
+              <w:left w:w="130" w:type="dxa"/>
+              <w:right w:w="130" w:type="dxa"/>
+            </w:tcMar>
+            <w:tcBorders>
+              <w:top w:val="single" w:sz="12" w:space="0" w:color="000000"/>
+              <w:left w:val="single" w:sz="6" w:space="0" w:color="000000"/>
+              <w:bottom w:val="single" w:sz="16" w:space="0" w:color="000000"/>
+              <w:right w:val="single" w:sz="6" w:space="0" w:color="000000"/>
+            </w:tcBorders>
+          </w:tcPr>
+          <w:p>
+            <w:pPr>
+              <w:spacing w:after="0"/>
+              <w:jc w:val="left"/>
+            </w:pPr>
+            <w:r>
+              <w:rPr>
+                <w:rFonts w:ascii="Times New Roman" w:hAnsi="Times New Roman"/>
+                <w:b/>
+                <w:color w:val="000000"/>
+                <w:sz w:val="25"/>
+              </w:rPr>
+              <w:t>Stakeholder Group</w:t>
+            </w:r>
+          </w:p>
+        </w:tc>
+        <w:tc>
+          <w:tcPr>
+            <w:tcW w:type="dxa" w:w="2304"/>
+            <w:shd w:fill="FFFFFF"/>
+            <w:tcMar>
+              <w:top w:w="120" w:type="dxa"/>
+              <w:bottom w:w="120" w:type="dxa"/>
+              <w:left w:w="130" w:type="dxa"/>
+              <w:right w:w="130" w:type="dxa"/>
+            </w:tcMar>
+            <w:tcBorders>
+              <w:top w:val="single" w:sz="12" w:space="0" w:color="000000"/>
+              <w:left w:val="single" w:sz="6" w:space="0" w:color="000000"/>
+              <w:bottom w:val="single" w:sz="16" w:space="0" w:color="000000"/>
+              <w:right w:val="single" w:sz="6" w:space="0" w:color="000000"/>
+            </w:tcBorders>
+          </w:tcPr>
+          <w:p>
+            <w:pPr>
+              <w:spacing w:after="0"/>
+              <w:jc w:val="left"/>
+            </w:pPr>
+            <w:r>
+              <w:rPr>
+                <w:rFonts w:ascii="Times New Roman" w:hAnsi="Times New Roman"/>
+                <w:b/>
+                <w:color w:val="000000"/>
+                <w:sz w:val="25"/>
+              </w:rPr>
+              <w:t>Primary Reporting Channel</w:t>
+            </w:r>
+          </w:p>
+        </w:tc>
+        <w:tc>
+          <w:tcPr>
+            <w:tcW w:type="dxa" w:w="2592"/>
+            <w:shd w:fill="FFFFFF"/>
+            <w:tcMar>
+              <w:top w:w="120" w:type="dxa"/>
+              <w:bottom w:w="120" w:type="dxa"/>
+              <w:left w:w="130" w:type="dxa"/>
+              <w:right w:w="130" w:type="dxa"/>
+            </w:tcMar>
+            <w:tcBorders>
+              <w:top w:val="single" w:sz="12" w:space="0" w:color="000000"/>
+              <w:left w:val="single" w:sz="6" w:space="0" w:color="000000"/>
+              <w:bottom w:val="single" w:sz="16" w:space="0" w:color="000000"/>
+              <w:right w:val="single" w:sz="6" w:space="0" w:color="000000"/>
+            </w:tcBorders>
+          </w:tcPr>
+          <w:p>
+            <w:pPr>
+              <w:spacing w:after="0"/>
+              <w:jc w:val="left"/>
+            </w:pPr>
+            <w:r>
+              <w:rPr>
+                <w:rFonts w:ascii="Times New Roman" w:hAnsi="Times New Roman"/>
+                <w:b/>
+                <w:color w:val="000000"/>
+                <w:sz w:val="25"/>
+              </w:rPr>
+              <w:t>Information Focus</w:t>
+            </w:r>
+          </w:p>
+        </w:tc>
+        <w:tc>
+          <w:tcPr>
+            <w:tcW w:type="dxa" w:w="1584"/>
+            <w:shd w:fill="FFFFFF"/>
+            <w:tcMar>
+              <w:top w:w="120" w:type="dxa"/>
+              <w:bottom w:w="120" w:type="dxa"/>
+              <w:left w:w="130" w:type="dxa"/>
+              <w:right w:w="130" w:type="dxa"/>
+            </w:tcMar>
+            <w:tcBorders>
+              <w:top w:val="single" w:sz="12" w:space="0" w:color="000000"/>
+              <w:left w:val="single" w:sz="6" w:space="0" w:color="000000"/>
+              <w:bottom w:val="single" w:sz="16" w:space="0" w:color="000000"/>
+              <w:right w:val="single" w:sz="6" w:space="0" w:color="000000"/>
+            </w:tcBorders>
+          </w:tcPr>
+          <w:p>
+            <w:pPr>
+              <w:spacing w:after="0"/>
+              <w:jc w:val="left"/>
+            </w:pPr>
+            <w:r>
+              <w:rPr>
+                <w:rFonts w:ascii="Times New Roman" w:hAnsi="Times New Roman"/>
+                <w:b/>
+                <w:color w:val="000000"/>
+                <w:sz w:val="25"/>
+              </w:rPr>
+              <w:t>Update Cadence</w:t>
+            </w:r>
+          </w:p>
+        </w:tc>
+        <w:tc>
+          <w:tcPr>
+            <w:tcW w:type="dxa" w:w="1872"/>
+            <w:shd w:fill="FFFFFF"/>
+            <w:tcMar>
+              <w:top w:w="120" w:type="dxa"/>
+              <w:bottom w:w="120" w:type="dxa"/>
+              <w:left w:w="130" w:type="dxa"/>
+              <w:right w:w="130" w:type="dxa"/>
+            </w:tcMar>
+            <w:tcBorders>
+              <w:top w:val="single" w:sz="12" w:space="0" w:color="000000"/>
+              <w:left w:val="single" w:sz="6" w:space="0" w:color="000000"/>
+              <w:bottom w:val="single" w:sz="16" w:space="0" w:color="000000"/>
+              <w:right w:val="single" w:sz="6" w:space="0" w:color="000000"/>
+            </w:tcBorders>
+          </w:tcPr>
+          <w:p>
+            <w:pPr>
+              <w:spacing w:after="0"/>
+              <w:jc w:val="left"/>
+            </w:pPr>
+            <w:r>
+              <w:rPr>
+                <w:rFonts w:ascii="Times New Roman" w:hAnsi="Times New Roman"/>
+                <w:b/>
+                <w:color w:val="000000"/>
+                <w:sz w:val="25"/>
+              </w:rPr>
+              <w:t>Action Triggered</w:t>
+            </w:r>
+          </w:p>
+        </w:tc>
+      </w:tr>
+      <w:tr>
+        <w:trPr>
+          <w:cantSplit/>
+        </w:trPr>
+        <w:tc>
+          <w:tcPr>
+            <w:tcW w:type="dxa" w:w="2016"/>
+            <w:shd w:fill="FFFFFF"/>
+            <w:tcMar>
+              <w:top w:w="100" w:type="dxa"/>
+              <w:bottom w:w="100" w:type="dxa"/>
+              <w:left w:w="130" w:type="dxa"/>
+              <w:right w:w="130" w:type="dxa"/>
+            </w:tcMar>
+            <w:tcBorders>
+              <w:top w:val="single" w:sz="6" w:space="0" w:color="000000"/>
+              <w:left w:val="single" w:sz="6" w:space="0" w:color="000000"/>
+              <w:bottom w:val="single" w:sz="6" w:space="0" w:color="000000"/>
+              <w:right w:val="single" w:sz="6" w:space="0" w:color="000000"/>
+            </w:tcBorders>
+          </w:tcPr>
+          <w:p>
+            <w:pPr>
+              <w:spacing w:after="0" w:line="276" w:lineRule="auto"/>
+              <w:jc w:val="left"/>
+            </w:pPr>
+            <w:r>
+              <w:rPr>
+                <w:rFonts w:ascii="Times New Roman" w:hAnsi="Times New Roman"/>
+                <w:color w:val="000000"/>
+                <w:sz w:val="24"/>
+              </w:rPr>
+              <w:t>Board of Directors / CEO</w:t>
+            </w:r>
+          </w:p>
+        </w:tc>
+        <w:tc>
+          <w:tcPr>
+            <w:tcW w:type="dxa" w:w="2304"/>
+            <w:shd w:fill="FFFFFF"/>
+            <w:tcMar>
+              <w:top w:w="100" w:type="dxa"/>
+              <w:bottom w:w="100" w:type="dxa"/>
+              <w:left w:w="130" w:type="dxa"/>
+              <w:right w:w="130" w:type="dxa"/>
+            </w:tcMar>
+            <w:tcBorders>
+              <w:top w:val="single" w:sz="6" w:space="0" w:color="000000"/>
+              <w:left w:val="single" w:sz="6" w:space="0" w:color="000000"/>
+              <w:bottom w:val="single" w:sz="6" w:space="0" w:color="000000"/>
+              <w:right w:val="single" w:sz="6" w:space="0" w:color="000000"/>
+            </w:tcBorders>
+          </w:tcPr>
+          <w:p>
+            <w:pPr>
+              <w:spacing w:after="0" w:line="276" w:lineRule="auto"/>
+              <w:jc w:val="left"/>
+            </w:pPr>
+            <w:r>
+              <w:rPr>
+                <w:rFonts w:ascii="Times New Roman" w:hAnsi="Times New Roman"/>
+                <w:color w:val="000000"/>
+                <w:sz w:val="24"/>
+              </w:rPr>
+              <w:t>Executive PDF Summary &amp; Board Deck</w:t>
+            </w:r>
+          </w:p>
+        </w:tc>
+        <w:tc>
+          <w:tcPr>
+            <w:tcW w:type="dxa" w:w="2592"/>
+            <w:shd w:fill="FFFFFF"/>
+            <w:tcMar>
+              <w:top w:w="100" w:type="dxa"/>
+              <w:bottom w:w="100" w:type="dxa"/>
+              <w:left w:w="130" w:type="dxa"/>
+              <w:right w:w="130" w:type="dxa"/>
+            </w:tcMar>
+            <w:tcBorders>
+              <w:top w:val="single" w:sz="6" w:space="0" w:color="000000"/>
+              <w:left w:val="single" w:sz="6" w:space="0" w:color="000000"/>
+              <w:bottom w:val="single" w:sz="6" w:space="0" w:color="000000"/>
+              <w:right w:val="single" w:sz="6" w:space="0" w:color="000000"/>
+            </w:tcBorders>
+          </w:tcPr>
+          <w:p>
+            <w:pPr>
+              <w:spacing w:after="0" w:line="276" w:lineRule="auto"/>
+              <w:jc w:val="left"/>
+            </w:pPr>
+            <w:r>
+              <w:rPr>
+                <w:rFonts w:ascii="Times New Roman" w:hAnsi="Times New Roman"/>
+                <w:color w:val="000000"/>
+                <w:sz w:val="24"/>
+              </w:rPr>
+              <w:t>High-level quality trends, HRRP regulatory compliance, net ROI</w:t>
+            </w:r>
+          </w:p>
+        </w:tc>
+        <w:tc>
+          <w:tcPr>
+            <w:tcW w:type="dxa" w:w="1584"/>
+            <w:shd w:fill="FFFFFF"/>
+            <w:tcMar>
+              <w:top w:w="100" w:type="dxa"/>
+              <w:bottom w:w="100" w:type="dxa"/>
+              <w:left w:w="130" w:type="dxa"/>
+              <w:right w:w="130" w:type="dxa"/>
+            </w:tcMar>
+            <w:tcBorders>
+              <w:top w:val="single" w:sz="6" w:space="0" w:color="000000"/>
+              <w:left w:val="single" w:sz="6" w:space="0" w:color="000000"/>
+              <w:bottom w:val="single" w:sz="6" w:space="0" w:color="000000"/>
+              <w:right w:val="single" w:sz="6" w:space="0" w:color="000000"/>
+            </w:tcBorders>
+          </w:tcPr>
+          <w:p>
+            <w:pPr>
+              <w:spacing w:after="0" w:line="276" w:lineRule="auto"/>
+              <w:jc w:val="left"/>
+            </w:pPr>
+            <w:r>
+              <w:rPr>
+                <w:rFonts w:ascii="Times New Roman" w:hAnsi="Times New Roman"/>
+                <w:color w:val="000000"/>
+                <w:sz w:val="24"/>
+              </w:rPr>
+              <w:t>Quarterly</w:t>
+            </w:r>
+          </w:p>
+        </w:tc>
+        <w:tc>
+          <w:tcPr>
+            <w:tcW w:type="dxa" w:w="1872"/>
+            <w:shd w:fill="FFFFFF"/>
+            <w:tcMar>
+              <w:top w:w="100" w:type="dxa"/>
+              <w:bottom w:w="100" w:type="dxa"/>
+              <w:left w:w="130" w:type="dxa"/>
+              <w:right w:w="130" w:type="dxa"/>
+            </w:tcMar>
+            <w:tcBorders>
+              <w:top w:val="single" w:sz="6" w:space="0" w:color="000000"/>
+              <w:left w:val="single" w:sz="6" w:space="0" w:color="000000"/>
+              <w:bottom w:val="single" w:sz="6" w:space="0" w:color="000000"/>
+              <w:right w:val="single" w:sz="6" w:space="0" w:color="000000"/>
+            </w:tcBorders>
+          </w:tcPr>
+          <w:p>
+            <w:pPr>
+              <w:spacing w:after="0" w:line="276" w:lineRule="auto"/>
+              <w:jc w:val="left"/>
+            </w:pPr>
+            <w:r>
+              <w:rPr>
+                <w:rFonts w:ascii="Times New Roman" w:hAnsi="Times New Roman"/>
+                <w:color w:val="000000"/>
+                <w:sz w:val="24"/>
+              </w:rPr>
+              <w:t>Capital allocation, strategic quality priorities</w:t>
+            </w:r>
+          </w:p>
+        </w:tc>
+      </w:tr>
+      <w:tr>
+        <w:trPr>
+          <w:cantSplit/>
+        </w:trPr>
+        <w:tc>
+          <w:tcPr>
+            <w:tcW w:type="dxa" w:w="2016"/>
+            <w:shd w:fill="FFFFFF"/>
+            <w:tcMar>
+              <w:top w:w="100" w:type="dxa"/>
+              <w:bottom w:w="100" w:type="dxa"/>
+              <w:left w:w="130" w:type="dxa"/>
+              <w:right w:w="130" w:type="dxa"/>
+            </w:tcMar>
+            <w:tcBorders>
+              <w:top w:val="single" w:sz="6" w:space="0" w:color="000000"/>
+              <w:left w:val="single" w:sz="6" w:space="0" w:color="000000"/>
+              <w:bottom w:val="single" w:sz="6" w:space="0" w:color="000000"/>
+              <w:right w:val="single" w:sz="6" w:space="0" w:color="000000"/>
+            </w:tcBorders>
+          </w:tcPr>
+          <w:p>
+            <w:pPr>
+              <w:spacing w:after="0" w:line="276" w:lineRule="auto"/>
+              <w:jc w:val="left"/>
+            </w:pPr>
+            <w:r>
+              <w:rPr>
+                <w:rFonts w:ascii="Times New Roman" w:hAnsi="Times New Roman"/>
+                <w:color w:val="000000"/>
+                <w:sz w:val="24"/>
+              </w:rPr>
+              <w:t>Chief Medical Officer</w:t>
+            </w:r>
+          </w:p>
+        </w:tc>
+        <w:tc>
+          <w:tcPr>
+            <w:tcW w:type="dxa" w:w="2304"/>
+            <w:shd w:fill="FFFFFF"/>
+            <w:tcMar>
+              <w:top w:w="100" w:type="dxa"/>
+              <w:bottom w:w="100" w:type="dxa"/>
+              <w:left w:w="130" w:type="dxa"/>
+              <w:right w:w="130" w:type="dxa"/>
+            </w:tcMar>
+            <w:tcBorders>
+              <w:top w:val="single" w:sz="6" w:space="0" w:color="000000"/>
+              <w:left w:val="single" w:sz="6" w:space="0" w:color="000000"/>
+              <w:bottom w:val="single" w:sz="6" w:space="0" w:color="000000"/>
+              <w:right w:val="single" w:sz="6" w:space="0" w:color="000000"/>
+            </w:tcBorders>
+          </w:tcPr>
+          <w:p>
+            <w:pPr>
+              <w:spacing w:after="0" w:line="276" w:lineRule="auto"/>
+              <w:jc w:val="left"/>
+            </w:pPr>
+            <w:r>
+              <w:rPr>
+                <w:rFonts w:ascii="Times New Roman" w:hAnsi="Times New Roman"/>
+                <w:color w:val="000000"/>
+                <w:sz w:val="24"/>
+              </w:rPr>
+              <w:t>Power BI Executive Quality Dashboard</w:t>
+            </w:r>
+          </w:p>
+        </w:tc>
+        <w:tc>
+          <w:tcPr>
+            <w:tcW w:type="dxa" w:w="2592"/>
+            <w:shd w:fill="FFFFFF"/>
+            <w:tcMar>
+              <w:top w:w="100" w:type="dxa"/>
+              <w:bottom w:w="100" w:type="dxa"/>
+              <w:left w:w="130" w:type="dxa"/>
+              <w:right w:w="130" w:type="dxa"/>
+            </w:tcMar>
+            <w:tcBorders>
+              <w:top w:val="single" w:sz="6" w:space="0" w:color="000000"/>
+              <w:left w:val="single" w:sz="6" w:space="0" w:color="000000"/>
+              <w:bottom w:val="single" w:sz="6" w:space="0" w:color="000000"/>
+              <w:right w:val="single" w:sz="6" w:space="0" w:color="000000"/>
+            </w:tcBorders>
+          </w:tcPr>
+          <w:p>
+            <w:pPr>
+              <w:spacing w:after="0" w:line="276" w:lineRule="auto"/>
+              <w:jc w:val="left"/>
+            </w:pPr>
+            <w:r>
+              <w:rPr>
+                <w:rFonts w:ascii="Times New Roman" w:hAnsi="Times New Roman"/>
+                <w:color w:val="000000"/>
+                <w:sz w:val="24"/>
+              </w:rPr>
+              <w:t>Disease cohort risk profiles, readmission causes, physician benchmarks</w:t>
+            </w:r>
+          </w:p>
+        </w:tc>
+        <w:tc>
+          <w:tcPr>
+            <w:tcW w:type="dxa" w:w="1584"/>
+            <w:shd w:fill="FFFFFF"/>
+            <w:tcMar>
+              <w:top w:w="100" w:type="dxa"/>
+              <w:bottom w:w="100" w:type="dxa"/>
+              <w:left w:w="130" w:type="dxa"/>
+              <w:right w:w="130" w:type="dxa"/>
+            </w:tcMar>
+            <w:tcBorders>
+              <w:top w:val="single" w:sz="6" w:space="0" w:color="000000"/>
+              <w:left w:val="single" w:sz="6" w:space="0" w:color="000000"/>
+              <w:bottom w:val="single" w:sz="6" w:space="0" w:color="000000"/>
+              <w:right w:val="single" w:sz="6" w:space="0" w:color="000000"/>
+            </w:tcBorders>
+          </w:tcPr>
+          <w:p>
+            <w:pPr>
+              <w:spacing w:after="0" w:line="276" w:lineRule="auto"/>
+              <w:jc w:val="left"/>
+            </w:pPr>
+            <w:r>
+              <w:rPr>
+                <w:rFonts w:ascii="Times New Roman" w:hAnsi="Times New Roman"/>
+                <w:color w:val="000000"/>
+                <w:sz w:val="24"/>
+              </w:rPr>
+              <w:t>Bi-weekly</w:t>
+            </w:r>
+          </w:p>
+        </w:tc>
+        <w:tc>
+          <w:tcPr>
+            <w:tcW w:type="dxa" w:w="1872"/>
+            <w:shd w:fill="FFFFFF"/>
+            <w:tcMar>
+              <w:top w:w="100" w:type="dxa"/>
+              <w:bottom w:w="100" w:type="dxa"/>
+              <w:left w:w="130" w:type="dxa"/>
+              <w:right w:w="130" w:type="dxa"/>
+            </w:tcMar>
+            <w:tcBorders>
+              <w:top w:val="single" w:sz="6" w:space="0" w:color="000000"/>
+              <w:left w:val="single" w:sz="6" w:space="0" w:color="000000"/>
+              <w:bottom w:val="single" w:sz="6" w:space="0" w:color="000000"/>
+              <w:right w:val="single" w:sz="6" w:space="0" w:color="000000"/>
+            </w:tcBorders>
+          </w:tcPr>
+          <w:p>
+            <w:pPr>
+              <w:spacing w:after="0" w:line="276" w:lineRule="auto"/>
+              <w:jc w:val="left"/>
+            </w:pPr>
+            <w:r>
+              <w:rPr>
+                <w:rFonts w:ascii="Times New Roman" w:hAnsi="Times New Roman"/>
+                <w:color w:val="000000"/>
+                <w:sz w:val="24"/>
+              </w:rPr>
+              <w:t>Clinical pathway revisions, attending physician reviews</w:t>
+            </w:r>
+          </w:p>
+        </w:tc>
+      </w:tr>
+      <w:tr>
+        <w:trPr>
+          <w:cantSplit/>
+        </w:trPr>
+        <w:tc>
+          <w:tcPr>
+            <w:tcW w:type="dxa" w:w="2016"/>
+            <w:shd w:fill="FFFFFF"/>
+            <w:tcMar>
+              <w:top w:w="100" w:type="dxa"/>
+              <w:bottom w:w="100" w:type="dxa"/>
+              <w:left w:w="130" w:type="dxa"/>
+              <w:right w:w="130" w:type="dxa"/>
+            </w:tcMar>
+            <w:tcBorders>
+              <w:top w:val="single" w:sz="6" w:space="0" w:color="000000"/>
+              <w:left w:val="single" w:sz="6" w:space="0" w:color="000000"/>
+              <w:bottom w:val="single" w:sz="6" w:space="0" w:color="000000"/>
+              <w:right w:val="single" w:sz="6" w:space="0" w:color="000000"/>
+            </w:tcBorders>
+          </w:tcPr>
+          <w:p>
+            <w:pPr>
+              <w:spacing w:after="0" w:line="276" w:lineRule="auto"/>
+              <w:jc w:val="left"/>
+            </w:pPr>
+            <w:r>
+              <w:rPr>
+                <w:rFonts w:ascii="Times New Roman" w:hAnsi="Times New Roman"/>
+                <w:color w:val="000000"/>
+                <w:sz w:val="24"/>
+              </w:rPr>
+              <w:t>Nurse Unit Managers</w:t>
+            </w:r>
+          </w:p>
+        </w:tc>
+        <w:tc>
+          <w:tcPr>
+            <w:tcW w:type="dxa" w:w="2304"/>
+            <w:shd w:fill="FFFFFF"/>
+            <w:tcMar>
+              <w:top w:w="100" w:type="dxa"/>
+              <w:bottom w:w="100" w:type="dxa"/>
+              <w:left w:w="130" w:type="dxa"/>
+              <w:right w:w="130" w:type="dxa"/>
+            </w:tcMar>
+            <w:tcBorders>
+              <w:top w:val="single" w:sz="6" w:space="0" w:color="000000"/>
+              <w:left w:val="single" w:sz="6" w:space="0" w:color="000000"/>
+              <w:bottom w:val="single" w:sz="6" w:space="0" w:color="000000"/>
+              <w:right w:val="single" w:sz="6" w:space="0" w:color="000000"/>
+            </w:tcBorders>
+          </w:tcPr>
+          <w:p>
+            <w:pPr>
+              <w:spacing w:after="0" w:line="276" w:lineRule="auto"/>
+              <w:jc w:val="left"/>
+            </w:pPr>
+            <w:r>
+              <w:rPr>
+                <w:rFonts w:ascii="Times New Roman" w:hAnsi="Times New Roman"/>
+                <w:color w:val="000000"/>
+                <w:sz w:val="24"/>
+              </w:rPr>
+              <w:t>Tableau Bed Capacity Live Screen</w:t>
+            </w:r>
+          </w:p>
+        </w:tc>
+        <w:tc>
+          <w:tcPr>
+            <w:tcW w:type="dxa" w:w="2592"/>
+            <w:shd w:fill="FFFFFF"/>
+            <w:tcMar>
+              <w:top w:w="100" w:type="dxa"/>
+              <w:bottom w:w="100" w:type="dxa"/>
+              <w:left w:w="130" w:type="dxa"/>
+              <w:right w:w="130" w:type="dxa"/>
+            </w:tcMar>
+            <w:tcBorders>
+              <w:top w:val="single" w:sz="6" w:space="0" w:color="000000"/>
+              <w:left w:val="single" w:sz="6" w:space="0" w:color="000000"/>
+              <w:bottom w:val="single" w:sz="6" w:space="0" w:color="000000"/>
+              <w:right w:val="single" w:sz="6" w:space="0" w:color="000000"/>
+            </w:tcBorders>
+          </w:tcPr>
+          <w:p>
+            <w:pPr>
+              <w:spacing w:after="0" w:line="276" w:lineRule="auto"/>
+              <w:jc w:val="left"/>
+            </w:pPr>
+            <w:r>
+              <w:rPr>
+                <w:rFonts w:ascii="Times New Roman" w:hAnsi="Times New Roman"/>
+                <w:color w:val="000000"/>
+                <w:sz w:val="24"/>
+              </w:rPr>
+              <w:t>Ward bed occupancy, pending discharges, shift nurse staffing</w:t>
+            </w:r>
+          </w:p>
+        </w:tc>
+        <w:tc>
+          <w:tcPr>
+            <w:tcW w:type="dxa" w:w="1584"/>
+            <w:shd w:fill="FFFFFF"/>
+            <w:tcMar>
+              <w:top w:w="100" w:type="dxa"/>
+              <w:bottom w:w="100" w:type="dxa"/>
+              <w:left w:w="130" w:type="dxa"/>
+              <w:right w:w="130" w:type="dxa"/>
+            </w:tcMar>
+            <w:tcBorders>
+              <w:top w:val="single" w:sz="6" w:space="0" w:color="000000"/>
+              <w:left w:val="single" w:sz="6" w:space="0" w:color="000000"/>
+              <w:bottom w:val="single" w:sz="6" w:space="0" w:color="000000"/>
+              <w:right w:val="single" w:sz="6" w:space="0" w:color="000000"/>
+            </w:tcBorders>
+          </w:tcPr>
+          <w:p>
+            <w:pPr>
+              <w:spacing w:after="0" w:line="276" w:lineRule="auto"/>
+              <w:jc w:val="left"/>
+            </w:pPr>
+            <w:r>
+              <w:rPr>
+                <w:rFonts w:ascii="Times New Roman" w:hAnsi="Times New Roman"/>
+                <w:color w:val="000000"/>
+                <w:sz w:val="24"/>
+              </w:rPr>
+              <w:t>Real-time / Shift change</w:t>
+            </w:r>
+          </w:p>
+        </w:tc>
+        <w:tc>
+          <w:tcPr>
+            <w:tcW w:type="dxa" w:w="1872"/>
+            <w:shd w:fill="FFFFFF"/>
+            <w:tcMar>
+              <w:top w:w="100" w:type="dxa"/>
+              <w:bottom w:w="100" w:type="dxa"/>
+              <w:left w:w="130" w:type="dxa"/>
+              <w:right w:w="130" w:type="dxa"/>
+            </w:tcMar>
+            <w:tcBorders>
+              <w:top w:val="single" w:sz="6" w:space="0" w:color="000000"/>
+              <w:left w:val="single" w:sz="6" w:space="0" w:color="000000"/>
+              <w:bottom w:val="single" w:sz="6" w:space="0" w:color="000000"/>
+              <w:right w:val="single" w:sz="6" w:space="0" w:color="000000"/>
+            </w:tcBorders>
+          </w:tcPr>
+          <w:p>
+            <w:pPr>
+              <w:spacing w:after="0" w:line="276" w:lineRule="auto"/>
+              <w:jc w:val="left"/>
+            </w:pPr>
+            <w:r>
+              <w:rPr>
+                <w:rFonts w:ascii="Times New Roman" w:hAnsi="Times New Roman"/>
+                <w:color w:val="000000"/>
+                <w:sz w:val="24"/>
+              </w:rPr>
+              <w:t>Bed assignment re-routing, float nurse requests</w:t>
+            </w:r>
+          </w:p>
+        </w:tc>
+      </w:tr>
+      <w:tr>
+        <w:trPr>
+          <w:cantSplit/>
+        </w:trPr>
+        <w:tc>
+          <w:tcPr>
+            <w:tcW w:type="dxa" w:w="2016"/>
+            <w:shd w:fill="FFFFFF"/>
+            <w:tcMar>
+              <w:top w:w="100" w:type="dxa"/>
+              <w:bottom w:w="100" w:type="dxa"/>
+              <w:left w:w="130" w:type="dxa"/>
+              <w:right w:w="130" w:type="dxa"/>
+            </w:tcMar>
+            <w:tcBorders>
+              <w:top w:val="single" w:sz="6" w:space="0" w:color="000000"/>
+              <w:left w:val="single" w:sz="6" w:space="0" w:color="000000"/>
+              <w:bottom w:val="single" w:sz="6" w:space="0" w:color="000000"/>
+              <w:right w:val="single" w:sz="6" w:space="0" w:color="000000"/>
+            </w:tcBorders>
+          </w:tcPr>
+          <w:p>
+            <w:pPr>
+              <w:spacing w:after="0" w:line="276" w:lineRule="auto"/>
+              <w:jc w:val="left"/>
+            </w:pPr>
+            <w:r>
+              <w:rPr>
+                <w:rFonts w:ascii="Times New Roman" w:hAnsi="Times New Roman"/>
+                <w:color w:val="000000"/>
+                <w:sz w:val="24"/>
+              </w:rPr>
+              <w:t>Care Transition Coordinators</w:t>
+            </w:r>
+          </w:p>
+        </w:tc>
+        <w:tc>
+          <w:tcPr>
+            <w:tcW w:type="dxa" w:w="2304"/>
+            <w:shd w:fill="FFFFFF"/>
+            <w:tcMar>
+              <w:top w:w="100" w:type="dxa"/>
+              <w:bottom w:w="100" w:type="dxa"/>
+              <w:left w:w="130" w:type="dxa"/>
+              <w:right w:w="130" w:type="dxa"/>
+            </w:tcMar>
+            <w:tcBorders>
+              <w:top w:val="single" w:sz="6" w:space="0" w:color="000000"/>
+              <w:left w:val="single" w:sz="6" w:space="0" w:color="000000"/>
+              <w:bottom w:val="single" w:sz="6" w:space="0" w:color="000000"/>
+              <w:right w:val="single" w:sz="6" w:space="0" w:color="000000"/>
+            </w:tcBorders>
+          </w:tcPr>
+          <w:p>
+            <w:pPr>
+              <w:spacing w:after="0" w:line="276" w:lineRule="auto"/>
+              <w:jc w:val="left"/>
+            </w:pPr>
+            <w:r>
+              <w:rPr>
+                <w:rFonts w:ascii="Times New Roman" w:hAnsi="Times New Roman"/>
+                <w:color w:val="000000"/>
+                <w:sz w:val="24"/>
+              </w:rPr>
+              <w:t>Clinical Worklist Web Application</w:t>
+            </w:r>
+          </w:p>
+        </w:tc>
+        <w:tc>
+          <w:tcPr>
+            <w:tcW w:type="dxa" w:w="2592"/>
+            <w:shd w:fill="FFFFFF"/>
+            <w:tcMar>
+              <w:top w:w="100" w:type="dxa"/>
+              <w:bottom w:w="100" w:type="dxa"/>
+              <w:left w:w="130" w:type="dxa"/>
+              <w:right w:w="130" w:type="dxa"/>
+            </w:tcMar>
+            <w:tcBorders>
+              <w:top w:val="single" w:sz="6" w:space="0" w:color="000000"/>
+              <w:left w:val="single" w:sz="6" w:space="0" w:color="000000"/>
+              <w:bottom w:val="single" w:sz="6" w:space="0" w:color="000000"/>
+              <w:right w:val="single" w:sz="6" w:space="0" w:color="000000"/>
+            </w:tcBorders>
+          </w:tcPr>
+          <w:p>
+            <w:pPr>
+              <w:spacing w:after="0" w:line="276" w:lineRule="auto"/>
+              <w:jc w:val="left"/>
+            </w:pPr>
+            <w:r>
+              <w:rPr>
+                <w:rFonts w:ascii="Times New Roman" w:hAnsi="Times New Roman"/>
+                <w:color w:val="000000"/>
+                <w:sz w:val="24"/>
+              </w:rPr>
+              <w:t>Patient-specific risk scores, top SHAP drivers, follow-up checklist</w:t>
+            </w:r>
+          </w:p>
+        </w:tc>
+        <w:tc>
+          <w:tcPr>
+            <w:tcW w:type="dxa" w:w="1584"/>
+            <w:shd w:fill="FFFFFF"/>
+            <w:tcMar>
+              <w:top w:w="100" w:type="dxa"/>
+              <w:bottom w:w="100" w:type="dxa"/>
+              <w:left w:w="130" w:type="dxa"/>
+              <w:right w:w="130" w:type="dxa"/>
+            </w:tcMar>
+            <w:tcBorders>
+              <w:top w:val="single" w:sz="6" w:space="0" w:color="000000"/>
+              <w:left w:val="single" w:sz="6" w:space="0" w:color="000000"/>
+              <w:bottom w:val="single" w:sz="6" w:space="0" w:color="000000"/>
+              <w:right w:val="single" w:sz="6" w:space="0" w:color="000000"/>
+            </w:tcBorders>
+          </w:tcPr>
+          <w:p>
+            <w:pPr>
+              <w:spacing w:after="0" w:line="276" w:lineRule="auto"/>
+              <w:jc w:val="left"/>
+            </w:pPr>
+            <w:r>
+              <w:rPr>
+                <w:rFonts w:ascii="Times New Roman" w:hAnsi="Times New Roman"/>
+                <w:color w:val="000000"/>
+                <w:sz w:val="24"/>
+              </w:rPr>
+              <w:t>Daily / Continuous</w:t>
+            </w:r>
+          </w:p>
+        </w:tc>
+        <w:tc>
+          <w:tcPr>
+            <w:tcW w:type="dxa" w:w="1872"/>
+            <w:shd w:fill="FFFFFF"/>
+            <w:tcMar>
+              <w:top w:w="100" w:type="dxa"/>
+              <w:bottom w:w="100" w:type="dxa"/>
+              <w:left w:w="130" w:type="dxa"/>
+              <w:right w:w="130" w:type="dxa"/>
+            </w:tcMar>
+            <w:tcBorders>
+              <w:top w:val="single" w:sz="6" w:space="0" w:color="000000"/>
+              <w:left w:val="single" w:sz="6" w:space="0" w:color="000000"/>
+              <w:bottom w:val="single" w:sz="6" w:space="0" w:color="000000"/>
+              <w:right w:val="single" w:sz="6" w:space="0" w:color="000000"/>
+            </w:tcBorders>
+          </w:tcPr>
+          <w:p>
+            <w:pPr>
+              <w:spacing w:after="0" w:line="276" w:lineRule="auto"/>
+              <w:jc w:val="left"/>
+            </w:pPr>
+            <w:r>
+              <w:rPr>
+                <w:rFonts w:ascii="Times New Roman" w:hAnsi="Times New Roman"/>
+                <w:color w:val="000000"/>
+                <w:sz w:val="24"/>
+              </w:rPr>
+              <w:t>Pharmacist medication reviews, 48h outreach calls</w:t>
+            </w:r>
+          </w:p>
+        </w:tc>
+      </w:tr>
+    </w:tbl>
+    <w:p>
+      <w:pPr>
+        <w:keepNext/>
+        <w:widowControl/>
+        <w:spacing w:before="320" w:after="100"/>
+      </w:pPr>
+      <w:r>
+        <w:rPr>
+          <w:rFonts w:ascii="Times New Roman" w:hAnsi="Times New Roman"/>
+          <w:b/>
+          <w:color w:val="000000"/>
+          <w:sz w:val="36"/>
+        </w:rPr>
+        <w:t>7. Production Delivery Roadmap &amp; Implementation Sign-Off</w:t>
+      </w:r>
+    </w:p>
+    <w:p>
+      <w:pPr>
+        <w:widowControl/>
+        <w:spacing w:before="0" w:after="100" w:line="276" w:lineRule="auto"/>
+      </w:pPr>
+      <w:r>
+        <w:rPr>
+          <w:rFonts w:ascii="Times New Roman" w:hAnsi="Times New Roman"/>
+          <w:color w:val="000000"/>
+          <w:sz w:val="24"/>
+        </w:rPr>
+        <w:t>Conclusion &amp; Next Steps: The completion of this visualization and communication strategy establishes the visual front-end for our analytical platform. With KPI definitions approved, metric wireframes validated by clinical stakeholders, and accessibility standards codified, the project transitions into Week 4: Statistical Analysis and Predictive Modeling. In the upcoming phase, advanced feature engineering, 5-fold cross-validation, and gradient boosted risk algorithms (XGBoost/LightGBM) will be developed to power the predictive risk engines behind these dashboards.</w:t>
+      </w:r>
+    </w:p>
+    <w:p>
+      <w:pPr>
+        <w:spacing w:before="280"/>
+        <w:jc w:val="center"/>
+      </w:pPr>
+      <w:r>
+        <w:rPr>
+          <w:rFonts w:ascii="Times New Roman" w:hAnsi="Times New Roman"/>
+          <w:i/>
+          <w:color w:val="000000"/>
+          <w:sz w:val="24"/>
+        </w:rPr>
+        <w:t>— End of Healthcare Data Visualization and Insights Deliverable (Week 3) —</w:t>
+        <w:br/>
+        <w:t>Prepared by Ankit Kumar | Healthcare Data Analyst Intern</w:t>
       </w:r>
     </w:p>
     <w:sectPr>
-      <w:footerReference w:type="default" r:id="rId9"/>
+      <w:headerReference w:type="default" r:id="rId9"/>
+      <w:footerReference w:type="default" r:id="rId10"/>
       <w:pgSz w:w="12240" w:h="15840"/>
-      <w:pgMar w:top="1440" w:right="1440" w:bottom="1440" w:left="1440" w:header="720" w:footer="720" w:gutter="0"/>
+      <w:pgMar w:top="1224" w:right="1224" w:bottom="1224" w:left="1224" w:header="720" w:footer="720" w:gutter="0"/>
       <w:cols w:space="720"/>
       <w:docGrid w:linePitch="360"/>
     </w:sectPr>
@@ -1206,13 +4937,62 @@
     <w:r>
       <w:rPr>
         <w:rFonts w:ascii="Times New Roman" w:hAnsi="Times New Roman"/>
-        <w:color w:val="787878"/>
-        <w:sz w:val="18"/>
-      </w:rPr>
-      <w:t>Healthcare Data Analytics Capstone | Confidential Clinical Report</w:t>
+        <w:color w:val="000000"/>
+        <w:sz w:val="24"/>
+      </w:rPr>
+      <w:t xml:space="preserve">Healthcare Data Analyst Intern | Page </w:t>
+    </w:r>
+    <w:r>
+      <w:rPr>
+        <w:rFonts w:ascii="Times New Roman" w:hAnsi="Times New Roman"/>
+        <w:color w:val="000000"/>
+        <w:sz w:val="24"/>
+      </w:rPr>
+      <w:fldChar w:fldCharType="begin"/>
+      <w:instrText xml:space="preserve"> PAGE </w:instrText>
+      <w:fldChar w:fldCharType="separate"/>
+      <w:fldChar w:fldCharType="end"/>
+    </w:r>
+    <w:r>
+      <w:rPr>
+        <w:rFonts w:ascii="Times New Roman" w:hAnsi="Times New Roman"/>
+        <w:color w:val="000000"/>
+        <w:sz w:val="24"/>
+      </w:rPr>
+      <w:t xml:space="preserve"> of </w:t>
+    </w:r>
+    <w:r>
+      <w:rPr>
+        <w:rFonts w:ascii="Times New Roman" w:hAnsi="Times New Roman"/>
+        <w:color w:val="000000"/>
+        <w:sz w:val="24"/>
+      </w:rPr>
+      <w:fldChar w:fldCharType="begin"/>
+      <w:instrText xml:space="preserve"> NUMPAGES </w:instrText>
+      <w:fldChar w:fldCharType="separate"/>
+      <w:fldChar w:fldCharType="end"/>
     </w:r>
   </w:p>
 </w:ftr>
+</file>
+
+<file path=word/header1.xml><?xml version="1.0" encoding="utf-8"?>
+<w:hdr xmlns:m="http://schemas.openxmlformats.org/officeDocument/2006/math" xmlns:mc="http://schemas.openxmlformats.org/markup-compatibility/2006" xmlns:mo="http://schemas.microsoft.com/office/mac/office/2008/main" xmlns:mv="urn:schemas-microsoft-com:mac:vml" xmlns:o="urn:schemas-microsoft-com:office:office" xmlns:r="http://schemas.openxmlformats.org/officeDocument/2006/relationships" xmlns:v="urn:schemas-microsoft-com:vml" xmlns:w10="urn:schemas-microsoft-com:office:word" xmlns:w14="http://schemas.microsoft.com/office/word/2010/wordml" xmlns:w="http://schemas.openxmlformats.org/wordprocessingml/2006/main" xmlns:wne="http://schemas.microsoft.com/office/word/2006/wordml" xmlns:wp14="http://schemas.microsoft.com/office/word/2010/wordprocessingDrawing" xmlns:wp="http://schemas.openxmlformats.org/drawingml/2006/wordprocessingDrawing" xmlns:wpc="http://schemas.microsoft.com/office/word/2010/wordprocessingCanvas" xmlns:wpg="http://schemas.microsoft.com/office/word/2010/wordprocessingGroup" xmlns:wpi="http://schemas.microsoft.com/office/word/2010/wordprocessingInk" xmlns:wps="http://schemas.microsoft.com/office/word/2010/wordprocessingShape" mc:Ignorable="w14 wp14">
+  <w:p>
+    <w:pPr>
+      <w:pStyle w:val="Header"/>
+      <w:jc w:val="right"/>
+    </w:pPr>
+    <w:r>
+      <w:rPr>
+        <w:rFonts w:ascii="Times New Roman" w:hAnsi="Times New Roman"/>
+        <w:color w:val="000000"/>
+        <w:sz w:val="24"/>
+      </w:rPr>
+      <w:t>Week 3 Task: Data Visualization and Insights Communication | Ankit Kumar</w:t>
+    </w:r>
+  </w:p>
+</w:hdr>
 </file>
 
 <file path=word/numbering.xml><?xml version="1.0" encoding="utf-8"?>
@@ -1579,7 +5359,8 @@
     <w:qFormat/>
     <w:rsid w:val="00FC693F"/>
     <w:pPr>
-      <w:spacing w:line="276" w:lineRule="auto" w:after="120" w:before="0"/>
+      <w:widowControl/>
+      <w:spacing w:line="276" w:lineRule="auto" w:after="100"/>
     </w:pPr>
     <w:rPr>
       <w:rFonts w:ascii="Times New Roman" w:hAnsi="Times New Roman"/>
